--- a/u23532387_Report_COS730_A2.docx
+++ b/u23532387_Report_COS730_A2.docx
@@ -17,19 +17,20 @@
             <w:jc w:val="left"/>
           </w:pPr>
         </w:p>
+        <w:p/>
         <w:p>
           <w:r>
             <w:rPr>
               <w:noProof/>
             </w:rPr>
             <w:drawing>
-              <wp:anchor distT="0" distB="0" distL="114300" distR="114300" simplePos="0" relativeHeight="251658240" behindDoc="0" locked="0" layoutInCell="1" allowOverlap="1" wp14:anchorId="371D9112" wp14:editId="4AC93C32">
+              <wp:anchor distT="0" distB="0" distL="114300" distR="114300" simplePos="0" relativeHeight="251658240" behindDoc="0" locked="0" layoutInCell="1" allowOverlap="1" wp14:anchorId="371D9112" wp14:editId="6EC2E768">
                 <wp:simplePos x="0" y="0"/>
                 <wp:positionH relativeFrom="margin">
                   <wp:posOffset>549275</wp:posOffset>
                 </wp:positionH>
                 <wp:positionV relativeFrom="margin">
-                  <wp:posOffset>773430</wp:posOffset>
+                  <wp:posOffset>955370</wp:posOffset>
                 </wp:positionV>
                 <wp:extent cx="4632960" cy="1336675"/>
                 <wp:effectExtent l="0" t="0" r="0" b="0"/>
@@ -85,8 +86,6 @@
               </wp:anchor>
             </w:drawing>
           </w:r>
-        </w:p>
-        <w:p>
           <w:r>
             <w:rPr>
               <w:noProof/>
@@ -217,8 +216,8 @@
                                 <w:pPr>
                                   <w:jc w:val="center"/>
                                   <w:rPr>
-                                    <w:sz w:val="32"/>
-                                    <w:szCs w:val="32"/>
+                                    <w:sz w:val="20"/>
+                                    <w:szCs w:val="20"/>
                                   </w:rPr>
                                 </w:pPr>
                               </w:p>
@@ -348,8 +347,8 @@
                           <w:pPr>
                             <w:jc w:val="center"/>
                             <w:rPr>
-                              <w:sz w:val="32"/>
-                              <w:szCs w:val="32"/>
+                              <w:sz w:val="20"/>
+                              <w:szCs w:val="20"/>
                             </w:rPr>
                           </w:pPr>
                         </w:p>
@@ -402,6 +401,35 @@
         <w:t>Introduction</w:t>
       </w:r>
     </w:p>
+    <w:p>
+      <w:r>
+        <w:t>This assignment involves implementing a</w:t>
+      </w:r>
+      <w:r>
+        <w:t>n intelligent submission and review</w:t>
+      </w:r>
+      <w:r>
+        <w:t xml:space="preserve"> system from a given design, which is functionally correct, but suboptimal. This design </w:t>
+      </w:r>
+      <w:r>
+        <w:t>is</w:t>
+      </w:r>
+      <w:r>
+        <w:t xml:space="preserve"> then critically evaluated and optimized. The optimized system </w:t>
+      </w:r>
+      <w:r>
+        <w:t>is</w:t>
+      </w:r>
+      <w:r>
+        <w:t xml:space="preserve"> implemented. Finally, the original and optimized systems are compared according to various metrics to assess the effectiveness of the optimization</w:t>
+      </w:r>
+      <w:r>
+        <w:t>s</w:t>
+      </w:r>
+      <w:r>
+        <w:t>.</w:t>
+      </w:r>
+    </w:p>
     <w:p/>
     <w:p>
       <w:pPr>
@@ -421,7 +449,7 @@
         <w:pStyle w:val="ListParagraph"/>
         <w:numPr>
           <w:ilvl w:val="0"/>
-          <w:numId w:val="20"/>
+          <w:numId w:val="21"/>
         </w:numPr>
       </w:pPr>
       <w:r>
@@ -433,7 +461,7 @@
         <w:pStyle w:val="ListParagraph"/>
         <w:numPr>
           <w:ilvl w:val="0"/>
-          <w:numId w:val="20"/>
+          <w:numId w:val="21"/>
         </w:numPr>
       </w:pPr>
       <w:r>
@@ -442,15 +470,30 @@
       <w:proofErr w:type="spellStart"/>
       <w:proofErr w:type="gramStart"/>
       <w:r>
+        <w:rPr>
+          <w:i/>
+          <w:iCs/>
+        </w:rPr>
         <w:t>assignReview</w:t>
       </w:r>
       <w:proofErr w:type="spellEnd"/>
       <w:r>
+        <w:rPr>
+          <w:i/>
+          <w:iCs/>
+        </w:rPr>
         <w:t>(</w:t>
       </w:r>
       <w:proofErr w:type="gramEnd"/>
       <w:r>
-        <w:t>) function is called.</w:t>
+        <w:rPr>
+          <w:i/>
+          <w:iCs/>
+        </w:rPr>
+        <w:t>)</w:t>
+      </w:r>
+      <w:r>
+        <w:t xml:space="preserve"> function is called.</w:t>
       </w:r>
     </w:p>
     <w:p>
@@ -458,7 +501,7 @@
         <w:pStyle w:val="ListParagraph"/>
         <w:numPr>
           <w:ilvl w:val="0"/>
-          <w:numId w:val="20"/>
+          <w:numId w:val="21"/>
         </w:numPr>
       </w:pPr>
       <w:r>
@@ -466,11 +509,22 @@
       </w:r>
       <w:proofErr w:type="gramStart"/>
       <w:r>
+        <w:rPr>
+          <w:i/>
+          <w:iCs/>
+        </w:rPr>
         <w:t>sleep(</w:t>
       </w:r>
       <w:proofErr w:type="gramEnd"/>
       <w:r>
-        <w:t>) function mocks a call to some external service, such as SendGrid.</w:t>
+        <w:rPr>
+          <w:i/>
+          <w:iCs/>
+        </w:rPr>
+        <w:t>)</w:t>
+      </w:r>
+      <w:r>
+        <w:t xml:space="preserve"> function mocks a call to some external service, such as SendGrid.</w:t>
       </w:r>
     </w:p>
     <w:p>
@@ -478,17 +532,50 @@
         <w:pStyle w:val="ListParagraph"/>
         <w:numPr>
           <w:ilvl w:val="0"/>
-          <w:numId w:val="20"/>
+          <w:numId w:val="21"/>
         </w:numPr>
       </w:pPr>
       <w:r>
-        <w:t>A real-world system would probably receive research outputs as PDF documents, but for the purposes of this assignment, JSON documents</w:t>
+        <w:t xml:space="preserve">A real-world system would </w:t>
+      </w:r>
+      <w:r>
+        <w:t>likely</w:t>
+      </w:r>
+      <w:r>
+        <w:t xml:space="preserve"> receive research outputs as PDF documents, but for the purposes of this assignment, JSON documents</w:t>
+      </w:r>
+      <w:r>
+        <w:t xml:space="preserve"> were used to represent research outputs</w:t>
       </w:r>
       <w:r>
         <w:t xml:space="preserve">. An </w:t>
       </w:r>
       <w:r>
-        <w:t>example document can be viewed in appendix 1.</w:t>
+        <w:t xml:space="preserve">example document can be viewed in </w:t>
+      </w:r>
+      <w:r>
+        <w:t>A</w:t>
+      </w:r>
+      <w:r>
+        <w:t xml:space="preserve">ppendix </w:t>
+      </w:r>
+      <w:r>
+        <w:t>2</w:t>
+      </w:r>
+      <w:r>
+        <w:t>.</w:t>
+      </w:r>
+    </w:p>
+    <w:p>
+      <w:pPr>
+        <w:pStyle w:val="ListParagraph"/>
+        <w:numPr>
+          <w:ilvl w:val="0"/>
+          <w:numId w:val="21"/>
+        </w:numPr>
+      </w:pPr>
+      <w:r>
+        <w:t>The “Database” in the sequence diagram is assumed to be a class that handles database connection and interactions, not the database directly.</w:t>
       </w:r>
     </w:p>
     <w:p/>
@@ -518,51 +605,1646 @@
           <w:rPr>
             <w:rStyle w:val="Hyperlink"/>
           </w:rPr>
-          <w:t>github.com/</w:t>
+          <w:t>github.com</w:t>
         </w:r>
-        <w:proofErr w:type="spellStart"/>
+      </w:hyperlink>
+    </w:p>
+    <w:p>
+      <w:r>
+        <w:t>The original and improved implementations of the system can be found in the “Original” and “Improved” subfolders respectively.</w:t>
+      </w:r>
+    </w:p>
+    <w:p>
+      <w:r>
+        <w:t xml:space="preserve">The </w:t>
+      </w:r>
+      <w:proofErr w:type="spellStart"/>
+      <w:r>
+        <w:t>ReadME</w:t>
+      </w:r>
+      <w:proofErr w:type="spellEnd"/>
+      <w:r>
+        <w:t xml:space="preserve"> file contains all necessary instructions to run the system.</w:t>
+      </w:r>
+    </w:p>
+    <w:p>
+      <w:pPr>
+        <w:jc w:val="left"/>
+      </w:pPr>
+    </w:p>
+    <w:p>
+      <w:pPr>
+        <w:pStyle w:val="Heading1"/>
+        <w:pBdr>
+          <w:bottom w:val="single" w:sz="4" w:space="1" w:color="auto"/>
+        </w:pBdr>
+      </w:pPr>
+      <w:r>
+        <w:t xml:space="preserve">Task 1: </w:t>
+      </w:r>
+      <w:r>
+        <w:t>Baseline Implementation</w:t>
+      </w:r>
+    </w:p>
+    <w:p>
+      <w:r>
+        <w:t>The given system design has been implemented with complete adherence to the sequence diagram</w:t>
+      </w:r>
+      <w:r>
+        <w:t xml:space="preserve">. </w:t>
+      </w:r>
+    </w:p>
+    <w:p>
+      <w:r>
+        <w:t>Python was used to implement the sy</w:t>
+      </w:r>
+      <w:r>
+        <w:t xml:space="preserve">stem. It was chosen for its readability and abundance of built-in libraries. </w:t>
+      </w:r>
+      <w:r>
+        <w:t>SQLite was used to implement a simple relational database.</w:t>
+      </w:r>
+      <w:r>
+        <w:t xml:space="preserve"> It was chosen for its simple configuration and seamless integration with Python programs</w:t>
+      </w:r>
+      <w:r>
+        <w:t xml:space="preserve"> (via the sqlite3 module)</w:t>
+      </w:r>
+      <w:r>
+        <w:t>.</w:t>
+      </w:r>
+      <w:r>
+        <w:t xml:space="preserve"> </w:t>
+      </w:r>
+      <w:r>
+        <w:t xml:space="preserve">Although the system has been simplified where possible, </w:t>
+      </w:r>
+      <w:r>
+        <w:t xml:space="preserve">implementing </w:t>
+      </w:r>
+      <w:r>
+        <w:t xml:space="preserve">database interactions </w:t>
+      </w:r>
+      <w:r>
+        <w:t xml:space="preserve">was important for </w:t>
+      </w:r>
+      <w:r>
+        <w:t>analysing</w:t>
+      </w:r>
+      <w:r>
+        <w:t xml:space="preserve"> how the system handles </w:t>
+      </w:r>
+      <w:r>
+        <w:t>storage operations</w:t>
+      </w:r>
+      <w:r>
+        <w:t>.</w:t>
+      </w:r>
+      <w:r>
+        <w:t xml:space="preserve"> A simple GUI for researchers to submit artefacts is implemented using Tkinter.</w:t>
+      </w:r>
+    </w:p>
+    <w:p/>
+    <w:p>
+      <w:pPr>
+        <w:pStyle w:val="Heading2"/>
+        <w:tabs>
+          <w:tab w:val="left" w:pos="2465"/>
+        </w:tabs>
+      </w:pPr>
+      <w:r>
+        <w:rPr>
+          <w:bCs/>
+        </w:rPr>
+        <w:lastRenderedPageBreak/>
+        <w:t>1.1</w:t>
+      </w:r>
+      <w:r>
+        <w:rPr>
+          <w:bCs/>
+        </w:rPr>
+        <w:t>.</w:t>
+      </w:r>
+      <w:r>
+        <w:t xml:space="preserve"> </w:t>
+      </w:r>
+      <w:r>
+        <w:t>Adherence to diagram elements</w:t>
+      </w:r>
+    </w:p>
+    <w:p>
+      <w:r>
+        <w:t xml:space="preserve">To </w:t>
+      </w:r>
+      <w:r>
+        <w:t>illustrate</w:t>
+      </w:r>
+      <w:r>
+        <w:t xml:space="preserve"> traceability between diagram elements and code, each method that appears in the sequence diagram</w:t>
+      </w:r>
+      <w:r>
+        <w:t xml:space="preserve"> include a print statement such that messages are printed in the format: &lt;</w:t>
+      </w:r>
+      <w:r>
+        <w:t>recipient</w:t>
+      </w:r>
+      <w:r>
+        <w:t>&gt;:&lt;</w:t>
+      </w:r>
+      <w:r>
+        <w:t>message</w:t>
+      </w:r>
+      <w:r>
+        <w:t>&gt;</w:t>
+      </w:r>
+      <w:r>
+        <w:t>.</w:t>
+      </w:r>
+      <w:r>
+        <w:t xml:space="preserve"> </w:t>
+      </w:r>
+      <w:r>
+        <w:t xml:space="preserve">For example: </w:t>
+      </w:r>
+    </w:p>
+    <w:tbl>
+      <w:tblPr>
+        <w:tblStyle w:val="TableGrid"/>
+        <w:tblW w:w="0" w:type="auto"/>
+        <w:tblLook w:val="04A0" w:firstRow="1" w:lastRow="0" w:firstColumn="1" w:lastColumn="0" w:noHBand="0" w:noVBand="1"/>
+      </w:tblPr>
+      <w:tblGrid>
+        <w:gridCol w:w="9016"/>
+      </w:tblGrid>
+      <w:tr>
+        <w:tc>
+          <w:tcPr>
+            <w:tcW w:w="9016" w:type="dxa"/>
+            <w:tcBorders>
+              <w:top w:val="nil"/>
+              <w:left w:val="nil"/>
+              <w:bottom w:val="nil"/>
+              <w:right w:val="nil"/>
+            </w:tcBorders>
+          </w:tcPr>
+          <w:p>
+            <w:pPr>
+              <w:shd w:val="clear" w:color="auto" w:fill="1A2125"/>
+              <w:spacing w:line="285" w:lineRule="atLeast"/>
+              <w:jc w:val="left"/>
+              <w:rPr>
+                <w:rFonts w:ascii="Consolas" w:eastAsia="Times New Roman" w:hAnsi="Consolas" w:cs="Times New Roman"/>
+                <w:color w:val="C9D1D9"/>
+                <w:kern w:val="0"/>
+                <w:sz w:val="21"/>
+                <w:szCs w:val="21"/>
+                <w:lang w:eastAsia="en-ZA"/>
+                <w14:ligatures w14:val="none"/>
+              </w:rPr>
+            </w:pPr>
+            <w:r>
+              <w:rPr>
+                <w:rFonts w:ascii="Consolas" w:eastAsia="Times New Roman" w:hAnsi="Consolas" w:cs="Times New Roman"/>
+                <w:color w:val="F39C12"/>
+                <w:kern w:val="0"/>
+                <w:sz w:val="21"/>
+                <w:szCs w:val="21"/>
+                <w:lang w:eastAsia="en-ZA"/>
+                <w14:ligatures w14:val="none"/>
+              </w:rPr>
+              <w:t>class</w:t>
+            </w:r>
+            <w:r>
+              <w:rPr>
+                <w:rFonts w:ascii="Consolas" w:eastAsia="Times New Roman" w:hAnsi="Consolas" w:cs="Times New Roman"/>
+                <w:color w:val="C9D1D9"/>
+                <w:kern w:val="0"/>
+                <w:sz w:val="21"/>
+                <w:szCs w:val="21"/>
+                <w:lang w:eastAsia="en-ZA"/>
+                <w14:ligatures w14:val="none"/>
+              </w:rPr>
+              <w:t xml:space="preserve"> </w:t>
+            </w:r>
+            <w:r>
+              <w:rPr>
+                <w:rFonts w:ascii="Consolas" w:eastAsia="Times New Roman" w:hAnsi="Consolas" w:cs="Times New Roman"/>
+                <w:color w:val="C78A7A"/>
+                <w:kern w:val="0"/>
+                <w:sz w:val="21"/>
+                <w:szCs w:val="21"/>
+                <w:lang w:eastAsia="en-ZA"/>
+                <w14:ligatures w14:val="none"/>
+              </w:rPr>
+              <w:t>Validator</w:t>
+            </w:r>
+            <w:r>
+              <w:rPr>
+                <w:rFonts w:ascii="Consolas" w:eastAsia="Times New Roman" w:hAnsi="Consolas" w:cs="Times New Roman"/>
+                <w:color w:val="8FA1B3"/>
+                <w:kern w:val="0"/>
+                <w:sz w:val="21"/>
+                <w:szCs w:val="21"/>
+                <w:lang w:eastAsia="en-ZA"/>
+                <w14:ligatures w14:val="none"/>
+              </w:rPr>
+              <w:t>:</w:t>
+            </w:r>
+          </w:p>
+          <w:p>
+            <w:pPr>
+              <w:shd w:val="clear" w:color="auto" w:fill="1A2125"/>
+              <w:spacing w:line="285" w:lineRule="atLeast"/>
+              <w:jc w:val="left"/>
+              <w:rPr>
+                <w:rFonts w:ascii="Consolas" w:eastAsia="Times New Roman" w:hAnsi="Consolas" w:cs="Times New Roman"/>
+                <w:color w:val="C9D1D9"/>
+                <w:kern w:val="0"/>
+                <w:sz w:val="21"/>
+                <w:szCs w:val="21"/>
+                <w:lang w:eastAsia="en-ZA"/>
+                <w14:ligatures w14:val="none"/>
+              </w:rPr>
+            </w:pPr>
+            <w:r>
+              <w:rPr>
+                <w:rFonts w:ascii="Consolas" w:eastAsia="Times New Roman" w:hAnsi="Consolas" w:cs="Times New Roman"/>
+                <w:color w:val="C9D1D9"/>
+                <w:kern w:val="0"/>
+                <w:sz w:val="21"/>
+                <w:szCs w:val="21"/>
+                <w:lang w:eastAsia="en-ZA"/>
+                <w14:ligatures w14:val="none"/>
+              </w:rPr>
+              <w:t xml:space="preserve">    </w:t>
+            </w:r>
+            <w:r>
+              <w:rPr>
+                <w:rFonts w:ascii="Consolas" w:eastAsia="Times New Roman" w:hAnsi="Consolas" w:cs="Times New Roman"/>
+                <w:color w:val="F39C12"/>
+                <w:kern w:val="0"/>
+                <w:sz w:val="21"/>
+                <w:szCs w:val="21"/>
+                <w:lang w:eastAsia="en-ZA"/>
+                <w14:ligatures w14:val="none"/>
+              </w:rPr>
+              <w:t>def</w:t>
+            </w:r>
+            <w:r>
+              <w:rPr>
+                <w:rFonts w:ascii="Consolas" w:eastAsia="Times New Roman" w:hAnsi="Consolas" w:cs="Times New Roman"/>
+                <w:color w:val="C9D1D9"/>
+                <w:kern w:val="0"/>
+                <w:sz w:val="21"/>
+                <w:szCs w:val="21"/>
+                <w:lang w:eastAsia="en-ZA"/>
+                <w14:ligatures w14:val="none"/>
+              </w:rPr>
+              <w:t xml:space="preserve"> </w:t>
+            </w:r>
+            <w:proofErr w:type="spellStart"/>
+            <w:proofErr w:type="gramStart"/>
+            <w:r>
+              <w:rPr>
+                <w:rFonts w:ascii="Consolas" w:eastAsia="Times New Roman" w:hAnsi="Consolas" w:cs="Times New Roman"/>
+                <w:color w:val="9B59B6"/>
+                <w:kern w:val="0"/>
+                <w:sz w:val="21"/>
+                <w:szCs w:val="21"/>
+                <w:lang w:eastAsia="en-ZA"/>
+                <w14:ligatures w14:val="none"/>
+              </w:rPr>
+              <w:t>validateFormat</w:t>
+            </w:r>
+            <w:proofErr w:type="spellEnd"/>
+            <w:r>
+              <w:rPr>
+                <w:rFonts w:ascii="Consolas" w:eastAsia="Times New Roman" w:hAnsi="Consolas" w:cs="Times New Roman"/>
+                <w:color w:val="8FA1B3"/>
+                <w:kern w:val="0"/>
+                <w:sz w:val="21"/>
+                <w:szCs w:val="21"/>
+                <w:lang w:eastAsia="en-ZA"/>
+                <w14:ligatures w14:val="none"/>
+              </w:rPr>
+              <w:t>(</w:t>
+            </w:r>
+            <w:proofErr w:type="gramEnd"/>
+            <w:r>
+              <w:rPr>
+                <w:rFonts w:ascii="Consolas" w:eastAsia="Times New Roman" w:hAnsi="Consolas" w:cs="Times New Roman"/>
+                <w:color w:val="C9D1D9"/>
+                <w:kern w:val="0"/>
+                <w:sz w:val="21"/>
+                <w:szCs w:val="21"/>
+                <w:lang w:eastAsia="en-ZA"/>
+                <w14:ligatures w14:val="none"/>
+              </w:rPr>
+              <w:t>self</w:t>
+            </w:r>
+            <w:r>
+              <w:rPr>
+                <w:rFonts w:ascii="Consolas" w:eastAsia="Times New Roman" w:hAnsi="Consolas" w:cs="Times New Roman"/>
+                <w:color w:val="8FA1B3"/>
+                <w:kern w:val="0"/>
+                <w:sz w:val="21"/>
+                <w:szCs w:val="21"/>
+                <w:lang w:eastAsia="en-ZA"/>
+                <w14:ligatures w14:val="none"/>
+              </w:rPr>
+              <w:t>,</w:t>
+            </w:r>
+            <w:r>
+              <w:rPr>
+                <w:rFonts w:ascii="Consolas" w:eastAsia="Times New Roman" w:hAnsi="Consolas" w:cs="Times New Roman"/>
+                <w:color w:val="C9D1D9"/>
+                <w:kern w:val="0"/>
+                <w:sz w:val="21"/>
+                <w:szCs w:val="21"/>
+                <w:lang w:eastAsia="en-ZA"/>
+                <w14:ligatures w14:val="none"/>
+              </w:rPr>
+              <w:t xml:space="preserve"> data</w:t>
+            </w:r>
+            <w:r>
+              <w:rPr>
+                <w:rFonts w:ascii="Consolas" w:eastAsia="Times New Roman" w:hAnsi="Consolas" w:cs="Times New Roman"/>
+                <w:color w:val="8FA1B3"/>
+                <w:kern w:val="0"/>
+                <w:sz w:val="21"/>
+                <w:szCs w:val="21"/>
+                <w:lang w:eastAsia="en-ZA"/>
+                <w14:ligatures w14:val="none"/>
+              </w:rPr>
+              <w:t>)</w:t>
+            </w:r>
+            <w:r>
+              <w:rPr>
+                <w:rFonts w:ascii="Consolas" w:eastAsia="Times New Roman" w:hAnsi="Consolas" w:cs="Times New Roman"/>
+                <w:color w:val="C9D1D9"/>
+                <w:kern w:val="0"/>
+                <w:sz w:val="21"/>
+                <w:szCs w:val="21"/>
+                <w:lang w:eastAsia="en-ZA"/>
+                <w14:ligatures w14:val="none"/>
+              </w:rPr>
+              <w:t xml:space="preserve"> </w:t>
+            </w:r>
+            <w:r>
+              <w:rPr>
+                <w:rFonts w:ascii="Consolas" w:eastAsia="Times New Roman" w:hAnsi="Consolas" w:cs="Times New Roman"/>
+                <w:color w:val="8FA1B3"/>
+                <w:kern w:val="0"/>
+                <w:sz w:val="21"/>
+                <w:szCs w:val="21"/>
+                <w:lang w:eastAsia="en-ZA"/>
+                <w14:ligatures w14:val="none"/>
+              </w:rPr>
+              <w:t>-&gt;</w:t>
+            </w:r>
+            <w:r>
+              <w:rPr>
+                <w:rFonts w:ascii="Consolas" w:eastAsia="Times New Roman" w:hAnsi="Consolas" w:cs="Times New Roman"/>
+                <w:color w:val="C9D1D9"/>
+                <w:kern w:val="0"/>
+                <w:sz w:val="21"/>
+                <w:szCs w:val="21"/>
+                <w:lang w:eastAsia="en-ZA"/>
+                <w14:ligatures w14:val="none"/>
+              </w:rPr>
+              <w:t xml:space="preserve"> </w:t>
+            </w:r>
+            <w:r>
+              <w:rPr>
+                <w:rFonts w:ascii="Consolas" w:eastAsia="Times New Roman" w:hAnsi="Consolas" w:cs="Times New Roman"/>
+                <w:color w:val="C78A7A"/>
+                <w:kern w:val="0"/>
+                <w:sz w:val="21"/>
+                <w:szCs w:val="21"/>
+                <w:lang w:eastAsia="en-ZA"/>
+                <w14:ligatures w14:val="none"/>
+              </w:rPr>
+              <w:t>bool</w:t>
+            </w:r>
+            <w:r>
+              <w:rPr>
+                <w:rFonts w:ascii="Consolas" w:eastAsia="Times New Roman" w:hAnsi="Consolas" w:cs="Times New Roman"/>
+                <w:color w:val="8FA1B3"/>
+                <w:kern w:val="0"/>
+                <w:sz w:val="21"/>
+                <w:szCs w:val="21"/>
+                <w:lang w:eastAsia="en-ZA"/>
+                <w14:ligatures w14:val="none"/>
+              </w:rPr>
+              <w:t>:</w:t>
+            </w:r>
+          </w:p>
+          <w:p>
+            <w:pPr>
+              <w:shd w:val="clear" w:color="auto" w:fill="1A2125"/>
+              <w:spacing w:line="285" w:lineRule="atLeast"/>
+              <w:jc w:val="left"/>
+              <w:rPr>
+                <w:rFonts w:ascii="Consolas" w:eastAsia="Times New Roman" w:hAnsi="Consolas" w:cs="Times New Roman"/>
+                <w:color w:val="C9D1D9"/>
+                <w:kern w:val="0"/>
+                <w:sz w:val="21"/>
+                <w:szCs w:val="21"/>
+                <w:lang w:eastAsia="en-ZA"/>
+                <w14:ligatures w14:val="none"/>
+              </w:rPr>
+            </w:pPr>
+            <w:r>
+              <w:rPr>
+                <w:rFonts w:ascii="Consolas" w:eastAsia="Times New Roman" w:hAnsi="Consolas" w:cs="Times New Roman"/>
+                <w:color w:val="C9D1D9"/>
+                <w:kern w:val="0"/>
+                <w:sz w:val="21"/>
+                <w:szCs w:val="21"/>
+                <w:lang w:eastAsia="en-ZA"/>
+                <w14:ligatures w14:val="none"/>
+              </w:rPr>
+              <w:t xml:space="preserve">        </w:t>
+            </w:r>
+            <w:proofErr w:type="gramStart"/>
+            <w:r>
+              <w:rPr>
+                <w:rFonts w:ascii="Consolas" w:eastAsia="Times New Roman" w:hAnsi="Consolas" w:cs="Times New Roman"/>
+                <w:b/>
+                <w:bCs/>
+                <w:color w:val="9B59B6"/>
+                <w:kern w:val="0"/>
+                <w:sz w:val="21"/>
+                <w:szCs w:val="21"/>
+                <w:lang w:eastAsia="en-ZA"/>
+                <w14:ligatures w14:val="none"/>
+              </w:rPr>
+              <w:t>print</w:t>
+            </w:r>
+            <w:r>
+              <w:rPr>
+                <w:rFonts w:ascii="Consolas" w:eastAsia="Times New Roman" w:hAnsi="Consolas" w:cs="Times New Roman"/>
+                <w:color w:val="8FA1B3"/>
+                <w:kern w:val="0"/>
+                <w:sz w:val="21"/>
+                <w:szCs w:val="21"/>
+                <w:lang w:eastAsia="en-ZA"/>
+                <w14:ligatures w14:val="none"/>
+              </w:rPr>
+              <w:t>(</w:t>
+            </w:r>
+            <w:proofErr w:type="gramEnd"/>
+            <w:r>
+              <w:rPr>
+                <w:rFonts w:ascii="Consolas" w:eastAsia="Times New Roman" w:hAnsi="Consolas" w:cs="Times New Roman"/>
+                <w:color w:val="4ECDC4"/>
+                <w:kern w:val="0"/>
+                <w:sz w:val="21"/>
+                <w:szCs w:val="21"/>
+                <w:lang w:eastAsia="en-ZA"/>
+                <w14:ligatures w14:val="none"/>
+              </w:rPr>
+              <w:t>"V: Validating format"</w:t>
+            </w:r>
+            <w:r>
+              <w:rPr>
+                <w:rFonts w:ascii="Consolas" w:eastAsia="Times New Roman" w:hAnsi="Consolas" w:cs="Times New Roman"/>
+                <w:color w:val="8FA1B3"/>
+                <w:kern w:val="0"/>
+                <w:sz w:val="21"/>
+                <w:szCs w:val="21"/>
+                <w:lang w:eastAsia="en-ZA"/>
+                <w14:ligatures w14:val="none"/>
+              </w:rPr>
+              <w:t>)</w:t>
+            </w:r>
+          </w:p>
+        </w:tc>
+      </w:tr>
+    </w:tbl>
+    <w:p>
+      <w:pPr>
+        <w:jc w:val="left"/>
+      </w:pPr>
+    </w:p>
+    <w:p>
+      <w:pPr>
+        <w:jc w:val="left"/>
+      </w:pPr>
+      <w:r>
+        <w:t>This way, console output shows that the implemented system adheres to the sequence diagram.</w:t>
+      </w:r>
+    </w:p>
+    <w:tbl>
+      <w:tblPr>
+        <w:tblStyle w:val="TableGrid"/>
+        <w:tblW w:w="0" w:type="auto"/>
+        <w:tblLook w:val="04A0" w:firstRow="1" w:lastRow="0" w:firstColumn="1" w:lastColumn="0" w:noHBand="0" w:noVBand="1"/>
+      </w:tblPr>
+      <w:tblGrid>
+        <w:gridCol w:w="9016"/>
+      </w:tblGrid>
+      <w:tr>
+        <w:tc>
+          <w:tcPr>
+            <w:tcW w:w="9016" w:type="dxa"/>
+            <w:tcBorders>
+              <w:top w:val="nil"/>
+              <w:left w:val="nil"/>
+              <w:bottom w:val="nil"/>
+              <w:right w:val="nil"/>
+            </w:tcBorders>
+          </w:tcPr>
+          <w:p>
+            <w:pPr>
+              <w:shd w:val="clear" w:color="auto" w:fill="1A2125"/>
+              <w:spacing w:line="285" w:lineRule="atLeast"/>
+              <w:jc w:val="left"/>
+              <w:rPr>
+                <w:rFonts w:ascii="Consolas" w:eastAsia="Times New Roman" w:hAnsi="Consolas" w:cs="Times New Roman"/>
+                <w:color w:val="FFFFFF" w:themeColor="background1"/>
+                <w:kern w:val="0"/>
+                <w:sz w:val="21"/>
+                <w:szCs w:val="21"/>
+                <w:lang w:eastAsia="en-ZA"/>
+                <w14:ligatures w14:val="none"/>
+              </w:rPr>
+            </w:pPr>
+            <w:r>
+              <w:rPr>
+                <w:rFonts w:ascii="Consolas" w:eastAsia="Times New Roman" w:hAnsi="Consolas" w:cs="Times New Roman"/>
+                <w:color w:val="FFC000"/>
+                <w:kern w:val="0"/>
+                <w:sz w:val="21"/>
+                <w:szCs w:val="21"/>
+                <w:lang w:eastAsia="en-ZA"/>
+                <w14:ligatures w14:val="none"/>
+              </w:rPr>
+              <w:t xml:space="preserve">UI: </w:t>
+            </w:r>
+            <w:r>
+              <w:rPr>
+                <w:rFonts w:ascii="Consolas" w:eastAsia="Times New Roman" w:hAnsi="Consolas" w:cs="Times New Roman"/>
+                <w:color w:val="FFFFFF" w:themeColor="background1"/>
+                <w:kern w:val="0"/>
+                <w:sz w:val="21"/>
+                <w:szCs w:val="21"/>
+                <w:lang w:eastAsia="en-ZA"/>
+                <w14:ligatures w14:val="none"/>
+              </w:rPr>
+              <w:t xml:space="preserve">Submitting Data to </w:t>
+            </w:r>
+            <w:proofErr w:type="spellStart"/>
+            <w:r>
+              <w:rPr>
+                <w:rFonts w:ascii="Consolas" w:eastAsia="Times New Roman" w:hAnsi="Consolas" w:cs="Times New Roman"/>
+                <w:color w:val="FFFFFF" w:themeColor="background1"/>
+                <w:kern w:val="0"/>
+                <w:sz w:val="21"/>
+                <w:szCs w:val="21"/>
+                <w:lang w:eastAsia="en-ZA"/>
+                <w14:ligatures w14:val="none"/>
+              </w:rPr>
+              <w:t>SubmissionController</w:t>
+            </w:r>
+            <w:proofErr w:type="spellEnd"/>
+          </w:p>
+          <w:p>
+            <w:pPr>
+              <w:shd w:val="clear" w:color="auto" w:fill="1A2125"/>
+              <w:spacing w:line="285" w:lineRule="atLeast"/>
+              <w:jc w:val="left"/>
+              <w:rPr>
+                <w:rFonts w:ascii="Consolas" w:eastAsia="Times New Roman" w:hAnsi="Consolas" w:cs="Times New Roman"/>
+                <w:color w:val="FFFFFF" w:themeColor="background1"/>
+                <w:kern w:val="0"/>
+                <w:sz w:val="21"/>
+                <w:szCs w:val="21"/>
+                <w:lang w:eastAsia="en-ZA"/>
+                <w14:ligatures w14:val="none"/>
+              </w:rPr>
+            </w:pPr>
+            <w:r>
+              <w:rPr>
+                <w:rFonts w:ascii="Consolas" w:eastAsia="Times New Roman" w:hAnsi="Consolas" w:cs="Times New Roman"/>
+                <w:color w:val="FFC000"/>
+                <w:kern w:val="0"/>
+                <w:sz w:val="21"/>
+                <w:szCs w:val="21"/>
+                <w:lang w:eastAsia="en-ZA"/>
+                <w14:ligatures w14:val="none"/>
+              </w:rPr>
+              <w:t xml:space="preserve">SC: </w:t>
+            </w:r>
+            <w:r>
+              <w:rPr>
+                <w:rFonts w:ascii="Consolas" w:eastAsia="Times New Roman" w:hAnsi="Consolas" w:cs="Times New Roman"/>
+                <w:color w:val="FFFFFF" w:themeColor="background1"/>
+                <w:kern w:val="0"/>
+                <w:sz w:val="21"/>
+                <w:szCs w:val="21"/>
+                <w:lang w:eastAsia="en-ZA"/>
+                <w14:ligatures w14:val="none"/>
+              </w:rPr>
+              <w:t>Submitting research output</w:t>
+            </w:r>
+          </w:p>
+          <w:p>
+            <w:pPr>
+              <w:shd w:val="clear" w:color="auto" w:fill="1A2125"/>
+              <w:spacing w:line="285" w:lineRule="atLeast"/>
+              <w:jc w:val="left"/>
+              <w:rPr>
+                <w:rFonts w:ascii="Consolas" w:eastAsia="Times New Roman" w:hAnsi="Consolas" w:cs="Times New Roman"/>
+                <w:color w:val="FFFFFF" w:themeColor="background1"/>
+                <w:kern w:val="0"/>
+                <w:sz w:val="21"/>
+                <w:szCs w:val="21"/>
+                <w:lang w:eastAsia="en-ZA"/>
+                <w14:ligatures w14:val="none"/>
+              </w:rPr>
+            </w:pPr>
+            <w:r>
+              <w:rPr>
+                <w:rFonts w:ascii="Consolas" w:eastAsia="Times New Roman" w:hAnsi="Consolas" w:cs="Times New Roman"/>
+                <w:color w:val="FFC000"/>
+                <w:kern w:val="0"/>
+                <w:sz w:val="21"/>
+                <w:szCs w:val="21"/>
+                <w:lang w:eastAsia="en-ZA"/>
+                <w14:ligatures w14:val="none"/>
+              </w:rPr>
+              <w:t xml:space="preserve">V: </w:t>
+            </w:r>
+            <w:r>
+              <w:rPr>
+                <w:rFonts w:ascii="Consolas" w:eastAsia="Times New Roman" w:hAnsi="Consolas" w:cs="Times New Roman"/>
+                <w:color w:val="FFFFFF" w:themeColor="background1"/>
+                <w:kern w:val="0"/>
+                <w:sz w:val="21"/>
+                <w:szCs w:val="21"/>
+                <w:lang w:eastAsia="en-ZA"/>
+                <w14:ligatures w14:val="none"/>
+              </w:rPr>
+              <w:t>Validating format</w:t>
+            </w:r>
+          </w:p>
+          <w:p>
+            <w:pPr>
+              <w:shd w:val="clear" w:color="auto" w:fill="1A2125"/>
+              <w:spacing w:line="285" w:lineRule="atLeast"/>
+              <w:jc w:val="left"/>
+              <w:rPr>
+                <w:rFonts w:ascii="Consolas" w:eastAsia="Times New Roman" w:hAnsi="Consolas" w:cs="Times New Roman"/>
+                <w:color w:val="FFFFFF" w:themeColor="background1"/>
+                <w:kern w:val="0"/>
+                <w:sz w:val="21"/>
+                <w:szCs w:val="21"/>
+                <w:lang w:eastAsia="en-ZA"/>
+                <w14:ligatures w14:val="none"/>
+              </w:rPr>
+            </w:pPr>
+            <w:r>
+              <w:rPr>
+                <w:rFonts w:ascii="Consolas" w:eastAsia="Times New Roman" w:hAnsi="Consolas" w:cs="Times New Roman"/>
+                <w:color w:val="FFC000"/>
+                <w:kern w:val="0"/>
+                <w:sz w:val="21"/>
+                <w:szCs w:val="21"/>
+                <w:lang w:eastAsia="en-ZA"/>
+                <w14:ligatures w14:val="none"/>
+              </w:rPr>
+              <w:t xml:space="preserve">DB: </w:t>
+            </w:r>
+            <w:r>
+              <w:rPr>
+                <w:rFonts w:ascii="Consolas" w:eastAsia="Times New Roman" w:hAnsi="Consolas" w:cs="Times New Roman"/>
+                <w:color w:val="FFFFFF" w:themeColor="background1"/>
+                <w:kern w:val="0"/>
+                <w:sz w:val="21"/>
+                <w:szCs w:val="21"/>
+                <w:lang w:eastAsia="en-ZA"/>
+                <w14:ligatures w14:val="none"/>
+              </w:rPr>
+              <w:t>Saving submission</w:t>
+            </w:r>
+          </w:p>
+          <w:p>
+            <w:pPr>
+              <w:shd w:val="clear" w:color="auto" w:fill="1A2125"/>
+              <w:spacing w:line="285" w:lineRule="atLeast"/>
+              <w:jc w:val="left"/>
+              <w:rPr>
+                <w:rFonts w:ascii="Consolas" w:eastAsia="Times New Roman" w:hAnsi="Consolas" w:cs="Times New Roman"/>
+                <w:color w:val="FFFFFF" w:themeColor="background1"/>
+                <w:kern w:val="0"/>
+                <w:sz w:val="21"/>
+                <w:szCs w:val="21"/>
+                <w:lang w:eastAsia="en-ZA"/>
+                <w14:ligatures w14:val="none"/>
+              </w:rPr>
+            </w:pPr>
+            <w:r>
+              <w:rPr>
+                <w:rFonts w:ascii="Consolas" w:eastAsia="Times New Roman" w:hAnsi="Consolas" w:cs="Times New Roman"/>
+                <w:color w:val="FFC000"/>
+                <w:kern w:val="0"/>
+                <w:sz w:val="21"/>
+                <w:szCs w:val="21"/>
+                <w:lang w:eastAsia="en-ZA"/>
+                <w14:ligatures w14:val="none"/>
+              </w:rPr>
+              <w:t xml:space="preserve">RM: </w:t>
+            </w:r>
+            <w:r>
+              <w:rPr>
+                <w:rFonts w:ascii="Consolas" w:eastAsia="Times New Roman" w:hAnsi="Consolas" w:cs="Times New Roman"/>
+                <w:color w:val="FFFFFF" w:themeColor="background1"/>
+                <w:kern w:val="0"/>
+                <w:sz w:val="21"/>
+                <w:szCs w:val="21"/>
+                <w:lang w:eastAsia="en-ZA"/>
+                <w14:ligatures w14:val="none"/>
+              </w:rPr>
+              <w:t>Getting available reviewers</w:t>
+            </w:r>
+          </w:p>
+          <w:p>
+            <w:pPr>
+              <w:shd w:val="clear" w:color="auto" w:fill="1A2125"/>
+              <w:spacing w:line="285" w:lineRule="atLeast"/>
+              <w:jc w:val="left"/>
+              <w:rPr>
+                <w:rFonts w:ascii="Consolas" w:eastAsia="Times New Roman" w:hAnsi="Consolas" w:cs="Times New Roman"/>
+                <w:color w:val="FFFFFF" w:themeColor="background1"/>
+                <w:kern w:val="0"/>
+                <w:sz w:val="21"/>
+                <w:szCs w:val="21"/>
+                <w:lang w:eastAsia="en-ZA"/>
+                <w14:ligatures w14:val="none"/>
+              </w:rPr>
+            </w:pPr>
+            <w:r>
+              <w:rPr>
+                <w:rFonts w:ascii="Consolas" w:eastAsia="Times New Roman" w:hAnsi="Consolas" w:cs="Times New Roman"/>
+                <w:color w:val="FFC000"/>
+                <w:kern w:val="0"/>
+                <w:sz w:val="21"/>
+                <w:szCs w:val="21"/>
+                <w:lang w:eastAsia="en-ZA"/>
+                <w14:ligatures w14:val="none"/>
+              </w:rPr>
+              <w:t xml:space="preserve">DB: </w:t>
+            </w:r>
+            <w:r>
+              <w:rPr>
+                <w:rFonts w:ascii="Consolas" w:eastAsia="Times New Roman" w:hAnsi="Consolas" w:cs="Times New Roman"/>
+                <w:color w:val="FFFFFF" w:themeColor="background1"/>
+                <w:kern w:val="0"/>
+                <w:sz w:val="21"/>
+                <w:szCs w:val="21"/>
+                <w:lang w:eastAsia="en-ZA"/>
+                <w14:ligatures w14:val="none"/>
+              </w:rPr>
+              <w:t>Fetching reviewers</w:t>
+            </w:r>
+          </w:p>
+          <w:p>
+            <w:pPr>
+              <w:shd w:val="clear" w:color="auto" w:fill="1A2125"/>
+              <w:spacing w:line="285" w:lineRule="atLeast"/>
+              <w:jc w:val="left"/>
+              <w:rPr>
+                <w:rFonts w:ascii="Consolas" w:eastAsia="Times New Roman" w:hAnsi="Consolas" w:cs="Times New Roman"/>
+                <w:color w:val="FFFFFF" w:themeColor="background1"/>
+                <w:kern w:val="0"/>
+                <w:sz w:val="21"/>
+                <w:szCs w:val="21"/>
+                <w:lang w:eastAsia="en-ZA"/>
+                <w14:ligatures w14:val="none"/>
+              </w:rPr>
+            </w:pPr>
+            <w:r>
+              <w:rPr>
+                <w:rFonts w:ascii="Consolas" w:eastAsia="Times New Roman" w:hAnsi="Consolas" w:cs="Times New Roman"/>
+                <w:color w:val="FFC000"/>
+                <w:kern w:val="0"/>
+                <w:sz w:val="21"/>
+                <w:szCs w:val="21"/>
+                <w:lang w:eastAsia="en-ZA"/>
+                <w14:ligatures w14:val="none"/>
+              </w:rPr>
+              <w:t xml:space="preserve">RM: </w:t>
+            </w:r>
+            <w:r>
+              <w:rPr>
+                <w:rFonts w:ascii="Consolas" w:eastAsia="Times New Roman" w:hAnsi="Consolas" w:cs="Times New Roman"/>
+                <w:color w:val="FFFFFF" w:themeColor="background1"/>
+                <w:kern w:val="0"/>
+                <w:sz w:val="21"/>
+                <w:szCs w:val="21"/>
+                <w:lang w:eastAsia="en-ZA"/>
+                <w14:ligatures w14:val="none"/>
+              </w:rPr>
+              <w:t>Reviewing conflicts</w:t>
+            </w:r>
+          </w:p>
+          <w:p>
+            <w:pPr>
+              <w:shd w:val="clear" w:color="auto" w:fill="1A2125"/>
+              <w:spacing w:line="285" w:lineRule="atLeast"/>
+              <w:jc w:val="left"/>
+              <w:rPr>
+                <w:rFonts w:ascii="Consolas" w:eastAsia="Times New Roman" w:hAnsi="Consolas" w:cs="Times New Roman"/>
+                <w:color w:val="FFFFFF" w:themeColor="background1"/>
+                <w:kern w:val="0"/>
+                <w:sz w:val="21"/>
+                <w:szCs w:val="21"/>
+                <w:lang w:eastAsia="en-ZA"/>
+                <w14:ligatures w14:val="none"/>
+              </w:rPr>
+            </w:pPr>
+            <w:r>
+              <w:rPr>
+                <w:rFonts w:ascii="Consolas" w:eastAsia="Times New Roman" w:hAnsi="Consolas" w:cs="Times New Roman"/>
+                <w:color w:val="FFC000"/>
+                <w:kern w:val="0"/>
+                <w:sz w:val="21"/>
+                <w:szCs w:val="21"/>
+                <w:lang w:eastAsia="en-ZA"/>
+                <w14:ligatures w14:val="none"/>
+              </w:rPr>
+              <w:t>RM:</w:t>
+            </w:r>
+            <w:r>
+              <w:rPr>
+                <w:rFonts w:ascii="Consolas" w:eastAsia="Times New Roman" w:hAnsi="Consolas" w:cs="Times New Roman"/>
+                <w:color w:val="FFFFFF" w:themeColor="background1"/>
+                <w:kern w:val="0"/>
+                <w:sz w:val="21"/>
+                <w:szCs w:val="21"/>
+                <w:lang w:eastAsia="en-ZA"/>
+                <w14:ligatures w14:val="none"/>
+              </w:rPr>
+              <w:t xml:space="preserve"> Checking Workload</w:t>
+            </w:r>
+          </w:p>
+          <w:p>
+            <w:pPr>
+              <w:shd w:val="clear" w:color="auto" w:fill="1A2125"/>
+              <w:spacing w:line="285" w:lineRule="atLeast"/>
+              <w:jc w:val="left"/>
+              <w:rPr>
+                <w:rFonts w:ascii="Consolas" w:eastAsia="Times New Roman" w:hAnsi="Consolas" w:cs="Times New Roman"/>
+                <w:color w:val="FFFFFF" w:themeColor="background1"/>
+                <w:kern w:val="0"/>
+                <w:sz w:val="21"/>
+                <w:szCs w:val="21"/>
+                <w:lang w:eastAsia="en-ZA"/>
+                <w14:ligatures w14:val="none"/>
+              </w:rPr>
+            </w:pPr>
+            <w:r>
+              <w:rPr>
+                <w:rFonts w:ascii="Consolas" w:eastAsia="Times New Roman" w:hAnsi="Consolas" w:cs="Times New Roman"/>
+                <w:color w:val="FFC000"/>
+                <w:kern w:val="0"/>
+                <w:sz w:val="21"/>
+                <w:szCs w:val="21"/>
+                <w:lang w:eastAsia="en-ZA"/>
+                <w14:ligatures w14:val="none"/>
+              </w:rPr>
+              <w:t xml:space="preserve">R: </w:t>
+            </w:r>
+            <w:r>
+              <w:rPr>
+                <w:rFonts w:ascii="Consolas" w:eastAsia="Times New Roman" w:hAnsi="Consolas" w:cs="Times New Roman"/>
+                <w:color w:val="FFFFFF" w:themeColor="background1"/>
+                <w:kern w:val="0"/>
+                <w:sz w:val="21"/>
+                <w:szCs w:val="21"/>
+                <w:lang w:eastAsia="en-ZA"/>
+                <w14:ligatures w14:val="none"/>
+              </w:rPr>
+              <w:t xml:space="preserve">Assigning Review (Prof. </w:t>
+            </w:r>
+            <w:r>
+              <w:rPr>
+                <w:rFonts w:ascii="Consolas" w:eastAsia="Times New Roman" w:hAnsi="Consolas" w:cs="Times New Roman"/>
+                <w:color w:val="FFFFFF" w:themeColor="background1"/>
+                <w:kern w:val="0"/>
+                <w:sz w:val="21"/>
+                <w:szCs w:val="21"/>
+                <w:lang w:eastAsia="en-ZA"/>
+                <w14:ligatures w14:val="none"/>
+              </w:rPr>
+              <w:t>R</w:t>
+            </w:r>
+            <w:r>
+              <w:rPr>
+                <w:rFonts w:ascii="Consolas" w:eastAsia="Times New Roman" w:hAnsi="Consolas" w:cs="Times New Roman"/>
+                <w:color w:val="FFFFFF" w:themeColor="background1"/>
+                <w:kern w:val="0"/>
+                <w:sz w:val="21"/>
+                <w:szCs w:val="21"/>
+                <w:lang w:eastAsia="en-ZA"/>
+                <w14:ligatures w14:val="none"/>
+              </w:rPr>
+              <w:t xml:space="preserve"> Starr - Automating the REPA protocol)</w:t>
+            </w:r>
+          </w:p>
+          <w:p>
+            <w:pPr>
+              <w:shd w:val="clear" w:color="auto" w:fill="1A2125"/>
+              <w:spacing w:line="285" w:lineRule="atLeast"/>
+              <w:jc w:val="left"/>
+              <w:rPr>
+                <w:rFonts w:ascii="Consolas" w:eastAsia="Times New Roman" w:hAnsi="Consolas" w:cs="Times New Roman"/>
+                <w:color w:val="FFFFFF" w:themeColor="background1"/>
+                <w:kern w:val="0"/>
+                <w:sz w:val="21"/>
+                <w:szCs w:val="21"/>
+                <w:lang w:eastAsia="en-ZA"/>
+                <w14:ligatures w14:val="none"/>
+              </w:rPr>
+            </w:pPr>
+            <w:r>
+              <w:rPr>
+                <w:rFonts w:ascii="Consolas" w:eastAsia="Times New Roman" w:hAnsi="Consolas" w:cs="Times New Roman"/>
+                <w:color w:val="FFC000"/>
+                <w:kern w:val="0"/>
+                <w:sz w:val="21"/>
+                <w:szCs w:val="21"/>
+                <w:lang w:eastAsia="en-ZA"/>
+                <w14:ligatures w14:val="none"/>
+              </w:rPr>
+              <w:t xml:space="preserve">R: </w:t>
+            </w:r>
+            <w:r>
+              <w:rPr>
+                <w:rFonts w:ascii="Consolas" w:eastAsia="Times New Roman" w:hAnsi="Consolas" w:cs="Times New Roman"/>
+                <w:color w:val="FFFFFF" w:themeColor="background1"/>
+                <w:kern w:val="0"/>
+                <w:sz w:val="21"/>
+                <w:szCs w:val="21"/>
+                <w:lang w:eastAsia="en-ZA"/>
+                <w14:ligatures w14:val="none"/>
+              </w:rPr>
+              <w:t xml:space="preserve">Assigning Review (Dr. </w:t>
+            </w:r>
+            <w:r>
+              <w:rPr>
+                <w:rFonts w:ascii="Consolas" w:eastAsia="Times New Roman" w:hAnsi="Consolas" w:cs="Times New Roman"/>
+                <w:color w:val="FFFFFF" w:themeColor="background1"/>
+                <w:kern w:val="0"/>
+                <w:sz w:val="21"/>
+                <w:szCs w:val="21"/>
+                <w:lang w:eastAsia="en-ZA"/>
+                <w14:ligatures w14:val="none"/>
+              </w:rPr>
+              <w:t>H</w:t>
+            </w:r>
+            <w:r>
+              <w:rPr>
+                <w:rFonts w:ascii="Consolas" w:eastAsia="Times New Roman" w:hAnsi="Consolas" w:cs="Times New Roman"/>
+                <w:color w:val="FFFFFF" w:themeColor="background1"/>
+                <w:kern w:val="0"/>
+                <w:sz w:val="21"/>
+                <w:szCs w:val="21"/>
+                <w:lang w:eastAsia="en-ZA"/>
+                <w14:ligatures w14:val="none"/>
+              </w:rPr>
+              <w:t xml:space="preserve"> Williams - Automating the REPA protocol)</w:t>
+            </w:r>
+          </w:p>
+          <w:p>
+            <w:pPr>
+              <w:shd w:val="clear" w:color="auto" w:fill="1A2125"/>
+              <w:spacing w:line="285" w:lineRule="atLeast"/>
+              <w:jc w:val="left"/>
+              <w:rPr>
+                <w:rFonts w:ascii="Consolas" w:eastAsia="Times New Roman" w:hAnsi="Consolas" w:cs="Times New Roman"/>
+                <w:color w:val="FFFFFF" w:themeColor="background1"/>
+                <w:kern w:val="0"/>
+                <w:sz w:val="21"/>
+                <w:szCs w:val="21"/>
+                <w:lang w:eastAsia="en-ZA"/>
+                <w14:ligatures w14:val="none"/>
+              </w:rPr>
+            </w:pPr>
+            <w:r>
+              <w:rPr>
+                <w:rFonts w:ascii="Consolas" w:eastAsia="Times New Roman" w:hAnsi="Consolas" w:cs="Times New Roman"/>
+                <w:color w:val="FFC000"/>
+                <w:kern w:val="0"/>
+                <w:sz w:val="21"/>
+                <w:szCs w:val="21"/>
+                <w:lang w:eastAsia="en-ZA"/>
+                <w14:ligatures w14:val="none"/>
+              </w:rPr>
+              <w:t xml:space="preserve">EM: </w:t>
+            </w:r>
+            <w:r>
+              <w:rPr>
+                <w:rFonts w:ascii="Consolas" w:eastAsia="Times New Roman" w:hAnsi="Consolas" w:cs="Times New Roman"/>
+                <w:color w:val="FFFFFF" w:themeColor="background1"/>
+                <w:kern w:val="0"/>
+                <w:sz w:val="21"/>
+                <w:szCs w:val="21"/>
+                <w:lang w:eastAsia="en-ZA"/>
+                <w14:ligatures w14:val="none"/>
+              </w:rPr>
+              <w:t>Starting Evaluation</w:t>
+            </w:r>
+          </w:p>
+          <w:p>
+            <w:pPr>
+              <w:shd w:val="clear" w:color="auto" w:fill="1A2125"/>
+              <w:spacing w:line="285" w:lineRule="atLeast"/>
+              <w:jc w:val="left"/>
+              <w:rPr>
+                <w:rFonts w:ascii="Consolas" w:eastAsia="Times New Roman" w:hAnsi="Consolas" w:cs="Times New Roman"/>
+                <w:color w:val="FFFFFF" w:themeColor="background1"/>
+                <w:kern w:val="0"/>
+                <w:sz w:val="21"/>
+                <w:szCs w:val="21"/>
+                <w:lang w:eastAsia="en-ZA"/>
+                <w14:ligatures w14:val="none"/>
+              </w:rPr>
+            </w:pPr>
+            <w:r>
+              <w:rPr>
+                <w:rFonts w:ascii="Consolas" w:eastAsia="Times New Roman" w:hAnsi="Consolas" w:cs="Times New Roman"/>
+                <w:color w:val="FFC000"/>
+                <w:kern w:val="0"/>
+                <w:sz w:val="21"/>
+                <w:szCs w:val="21"/>
+                <w:lang w:eastAsia="en-ZA"/>
+                <w14:ligatures w14:val="none"/>
+              </w:rPr>
+              <w:t xml:space="preserve">EM: </w:t>
+            </w:r>
+            <w:r>
+              <w:rPr>
+                <w:rFonts w:ascii="Consolas" w:eastAsia="Times New Roman" w:hAnsi="Consolas" w:cs="Times New Roman"/>
+                <w:color w:val="FFFFFF" w:themeColor="background1"/>
+                <w:kern w:val="0"/>
+                <w:sz w:val="21"/>
+                <w:szCs w:val="21"/>
+                <w:lang w:eastAsia="en-ZA"/>
+                <w14:ligatures w14:val="none"/>
+              </w:rPr>
+              <w:t>Submitting score</w:t>
+            </w:r>
+          </w:p>
+          <w:p>
+            <w:pPr>
+              <w:shd w:val="clear" w:color="auto" w:fill="1A2125"/>
+              <w:spacing w:line="285" w:lineRule="atLeast"/>
+              <w:jc w:val="left"/>
+              <w:rPr>
+                <w:rFonts w:ascii="Consolas" w:eastAsia="Times New Roman" w:hAnsi="Consolas" w:cs="Times New Roman"/>
+                <w:color w:val="FFFFFF" w:themeColor="background1"/>
+                <w:kern w:val="0"/>
+                <w:sz w:val="21"/>
+                <w:szCs w:val="21"/>
+                <w:lang w:eastAsia="en-ZA"/>
+                <w14:ligatures w14:val="none"/>
+              </w:rPr>
+            </w:pPr>
+            <w:r>
+              <w:rPr>
+                <w:rFonts w:ascii="Consolas" w:eastAsia="Times New Roman" w:hAnsi="Consolas" w:cs="Times New Roman"/>
+                <w:color w:val="FFC000"/>
+                <w:kern w:val="0"/>
+                <w:sz w:val="21"/>
+                <w:szCs w:val="21"/>
+                <w:lang w:eastAsia="en-ZA"/>
+                <w14:ligatures w14:val="none"/>
+              </w:rPr>
+              <w:t>DB:</w:t>
+            </w:r>
+            <w:r>
+              <w:rPr>
+                <w:rFonts w:ascii="Consolas" w:eastAsia="Times New Roman" w:hAnsi="Consolas" w:cs="Times New Roman"/>
+                <w:color w:val="FFFFFF" w:themeColor="background1"/>
+                <w:kern w:val="0"/>
+                <w:sz w:val="21"/>
+                <w:szCs w:val="21"/>
+                <w:lang w:eastAsia="en-ZA"/>
+                <w14:ligatures w14:val="none"/>
+              </w:rPr>
+              <w:t xml:space="preserve"> Saving score</w:t>
+            </w:r>
+          </w:p>
+          <w:p>
+            <w:pPr>
+              <w:shd w:val="clear" w:color="auto" w:fill="1A2125"/>
+              <w:spacing w:line="285" w:lineRule="atLeast"/>
+              <w:jc w:val="left"/>
+              <w:rPr>
+                <w:rFonts w:ascii="Consolas" w:eastAsia="Times New Roman" w:hAnsi="Consolas" w:cs="Times New Roman"/>
+                <w:color w:val="FFFFFF" w:themeColor="background1"/>
+                <w:kern w:val="0"/>
+                <w:sz w:val="21"/>
+                <w:szCs w:val="21"/>
+                <w:lang w:eastAsia="en-ZA"/>
+                <w14:ligatures w14:val="none"/>
+              </w:rPr>
+            </w:pPr>
+            <w:r>
+              <w:rPr>
+                <w:rFonts w:ascii="Consolas" w:eastAsia="Times New Roman" w:hAnsi="Consolas" w:cs="Times New Roman"/>
+                <w:color w:val="FFC000"/>
+                <w:kern w:val="0"/>
+                <w:sz w:val="21"/>
+                <w:szCs w:val="21"/>
+                <w:lang w:eastAsia="en-ZA"/>
+                <w14:ligatures w14:val="none"/>
+              </w:rPr>
+              <w:t xml:space="preserve">EM: </w:t>
+            </w:r>
+            <w:r>
+              <w:rPr>
+                <w:rFonts w:ascii="Consolas" w:eastAsia="Times New Roman" w:hAnsi="Consolas" w:cs="Times New Roman"/>
+                <w:color w:val="FFFFFF" w:themeColor="background1"/>
+                <w:kern w:val="0"/>
+                <w:sz w:val="21"/>
+                <w:szCs w:val="21"/>
+                <w:lang w:eastAsia="en-ZA"/>
+                <w14:ligatures w14:val="none"/>
+              </w:rPr>
+              <w:t>Submitting score</w:t>
+            </w:r>
+          </w:p>
+          <w:p>
+            <w:pPr>
+              <w:shd w:val="clear" w:color="auto" w:fill="1A2125"/>
+              <w:spacing w:line="285" w:lineRule="atLeast"/>
+              <w:jc w:val="left"/>
+              <w:rPr>
+                <w:rFonts w:ascii="Consolas" w:eastAsia="Times New Roman" w:hAnsi="Consolas" w:cs="Times New Roman"/>
+                <w:color w:val="FFFFFF" w:themeColor="background1"/>
+                <w:kern w:val="0"/>
+                <w:sz w:val="21"/>
+                <w:szCs w:val="21"/>
+                <w:lang w:eastAsia="en-ZA"/>
+                <w14:ligatures w14:val="none"/>
+              </w:rPr>
+            </w:pPr>
+            <w:r>
+              <w:rPr>
+                <w:rFonts w:ascii="Consolas" w:eastAsia="Times New Roman" w:hAnsi="Consolas" w:cs="Times New Roman"/>
+                <w:color w:val="FFC000"/>
+                <w:kern w:val="0"/>
+                <w:sz w:val="21"/>
+                <w:szCs w:val="21"/>
+                <w:lang w:eastAsia="en-ZA"/>
+                <w14:ligatures w14:val="none"/>
+              </w:rPr>
+              <w:t xml:space="preserve">DB: </w:t>
+            </w:r>
+            <w:r>
+              <w:rPr>
+                <w:rFonts w:ascii="Consolas" w:eastAsia="Times New Roman" w:hAnsi="Consolas" w:cs="Times New Roman"/>
+                <w:color w:val="FFFFFF" w:themeColor="background1"/>
+                <w:kern w:val="0"/>
+                <w:sz w:val="21"/>
+                <w:szCs w:val="21"/>
+                <w:lang w:eastAsia="en-ZA"/>
+                <w14:ligatures w14:val="none"/>
+              </w:rPr>
+              <w:t>Saving score</w:t>
+            </w:r>
+          </w:p>
+          <w:p>
+            <w:pPr>
+              <w:shd w:val="clear" w:color="auto" w:fill="1A2125"/>
+              <w:spacing w:line="285" w:lineRule="atLeast"/>
+              <w:jc w:val="left"/>
+              <w:rPr>
+                <w:rFonts w:ascii="Consolas" w:eastAsia="Times New Roman" w:hAnsi="Consolas" w:cs="Times New Roman"/>
+                <w:color w:val="FFFFFF" w:themeColor="background1"/>
+                <w:kern w:val="0"/>
+                <w:sz w:val="21"/>
+                <w:szCs w:val="21"/>
+                <w:lang w:eastAsia="en-ZA"/>
+                <w14:ligatures w14:val="none"/>
+              </w:rPr>
+            </w:pPr>
+            <w:r>
+              <w:rPr>
+                <w:rFonts w:ascii="Consolas" w:eastAsia="Times New Roman" w:hAnsi="Consolas" w:cs="Times New Roman"/>
+                <w:color w:val="FFC000"/>
+                <w:kern w:val="0"/>
+                <w:sz w:val="21"/>
+                <w:szCs w:val="21"/>
+                <w:lang w:eastAsia="en-ZA"/>
+                <w14:ligatures w14:val="none"/>
+              </w:rPr>
+              <w:t xml:space="preserve">EM: </w:t>
+            </w:r>
+            <w:r>
+              <w:rPr>
+                <w:rFonts w:ascii="Consolas" w:eastAsia="Times New Roman" w:hAnsi="Consolas" w:cs="Times New Roman"/>
+                <w:color w:val="FFFFFF" w:themeColor="background1"/>
+                <w:kern w:val="0"/>
+                <w:sz w:val="21"/>
+                <w:szCs w:val="21"/>
+                <w:lang w:eastAsia="en-ZA"/>
+                <w14:ligatures w14:val="none"/>
+              </w:rPr>
+              <w:t>Calculating average</w:t>
+            </w:r>
+          </w:p>
+          <w:p>
+            <w:pPr>
+              <w:shd w:val="clear" w:color="auto" w:fill="1A2125"/>
+              <w:spacing w:line="285" w:lineRule="atLeast"/>
+              <w:jc w:val="left"/>
+              <w:rPr>
+                <w:rFonts w:ascii="Consolas" w:eastAsia="Times New Roman" w:hAnsi="Consolas" w:cs="Times New Roman"/>
+                <w:color w:val="FFFFFF" w:themeColor="background1"/>
+                <w:kern w:val="0"/>
+                <w:sz w:val="21"/>
+                <w:szCs w:val="21"/>
+                <w:lang w:eastAsia="en-ZA"/>
+                <w14:ligatures w14:val="none"/>
+              </w:rPr>
+            </w:pPr>
+            <w:r>
+              <w:rPr>
+                <w:rFonts w:ascii="Consolas" w:eastAsia="Times New Roman" w:hAnsi="Consolas" w:cs="Times New Roman"/>
+                <w:color w:val="FFC000"/>
+                <w:kern w:val="0"/>
+                <w:sz w:val="21"/>
+                <w:szCs w:val="21"/>
+                <w:lang w:eastAsia="en-ZA"/>
+                <w14:ligatures w14:val="none"/>
+              </w:rPr>
+              <w:t xml:space="preserve">EM: </w:t>
+            </w:r>
+            <w:r>
+              <w:rPr>
+                <w:rFonts w:ascii="Consolas" w:eastAsia="Times New Roman" w:hAnsi="Consolas" w:cs="Times New Roman"/>
+                <w:color w:val="FFFFFF" w:themeColor="background1"/>
+                <w:kern w:val="0"/>
+                <w:sz w:val="21"/>
+                <w:szCs w:val="21"/>
+                <w:lang w:eastAsia="en-ZA"/>
+                <w14:ligatures w14:val="none"/>
+              </w:rPr>
+              <w:t>Checking consensus</w:t>
+            </w:r>
+          </w:p>
+          <w:p>
+            <w:pPr>
+              <w:shd w:val="clear" w:color="auto" w:fill="1A2125"/>
+              <w:spacing w:line="285" w:lineRule="atLeast"/>
+              <w:jc w:val="left"/>
+              <w:rPr>
+                <w:rFonts w:ascii="Consolas" w:eastAsia="Times New Roman" w:hAnsi="Consolas" w:cs="Times New Roman"/>
+                <w:color w:val="FFFFFF" w:themeColor="background1"/>
+                <w:kern w:val="0"/>
+                <w:sz w:val="21"/>
+                <w:szCs w:val="21"/>
+                <w:lang w:eastAsia="en-ZA"/>
+                <w14:ligatures w14:val="none"/>
+              </w:rPr>
+            </w:pPr>
+            <w:r>
+              <w:rPr>
+                <w:rFonts w:ascii="Consolas" w:eastAsia="Times New Roman" w:hAnsi="Consolas" w:cs="Times New Roman"/>
+                <w:color w:val="FFC000"/>
+                <w:kern w:val="0"/>
+                <w:sz w:val="21"/>
+                <w:szCs w:val="21"/>
+                <w:lang w:eastAsia="en-ZA"/>
+                <w14:ligatures w14:val="none"/>
+              </w:rPr>
+              <w:t xml:space="preserve">EM: </w:t>
+            </w:r>
+            <w:r>
+              <w:rPr>
+                <w:rFonts w:ascii="Consolas" w:eastAsia="Times New Roman" w:hAnsi="Consolas" w:cs="Times New Roman"/>
+                <w:color w:val="FFFFFF" w:themeColor="background1"/>
+                <w:kern w:val="0"/>
+                <w:sz w:val="21"/>
+                <w:szCs w:val="21"/>
+                <w:lang w:eastAsia="en-ZA"/>
+                <w14:ligatures w14:val="none"/>
+              </w:rPr>
+              <w:t>Applying Rules</w:t>
+            </w:r>
+          </w:p>
+          <w:p>
+            <w:pPr>
+              <w:shd w:val="clear" w:color="auto" w:fill="1A2125"/>
+              <w:spacing w:line="285" w:lineRule="atLeast"/>
+              <w:jc w:val="left"/>
+              <w:rPr>
+                <w:rFonts w:ascii="Consolas" w:eastAsia="Times New Roman" w:hAnsi="Consolas" w:cs="Times New Roman"/>
+                <w:color w:val="C9D1D9"/>
+                <w:kern w:val="0"/>
+                <w:sz w:val="21"/>
+                <w:szCs w:val="21"/>
+                <w:lang w:eastAsia="en-ZA"/>
+                <w14:ligatures w14:val="none"/>
+              </w:rPr>
+            </w:pPr>
+            <w:r>
+              <w:rPr>
+                <w:rFonts w:ascii="Consolas" w:eastAsia="Times New Roman" w:hAnsi="Consolas" w:cs="Times New Roman"/>
+                <w:color w:val="FFC000"/>
+                <w:kern w:val="0"/>
+                <w:sz w:val="21"/>
+                <w:szCs w:val="21"/>
+                <w:lang w:eastAsia="en-ZA"/>
+                <w14:ligatures w14:val="none"/>
+              </w:rPr>
+              <w:t xml:space="preserve">NS: </w:t>
+            </w:r>
+            <w:r>
+              <w:rPr>
+                <w:rFonts w:ascii="Consolas" w:eastAsia="Times New Roman" w:hAnsi="Consolas" w:cs="Times New Roman"/>
+                <w:color w:val="FFFFFF" w:themeColor="background1"/>
+                <w:kern w:val="0"/>
+                <w:sz w:val="21"/>
+                <w:szCs w:val="21"/>
+                <w:lang w:eastAsia="en-ZA"/>
+                <w14:ligatures w14:val="none"/>
+              </w:rPr>
+              <w:t>Notifying Acceptance (Automating the REPA protocol)</w:t>
+            </w:r>
+          </w:p>
+        </w:tc>
+      </w:tr>
+    </w:tbl>
+    <w:p>
+      <w:pPr>
+        <w:jc w:val="left"/>
+      </w:pPr>
+    </w:p>
+    <w:p>
+      <w:pPr>
+        <w:jc w:val="left"/>
+      </w:pPr>
+      <w:r>
+        <w:t>Names</w:t>
+      </w:r>
+      <w:r>
+        <w:t xml:space="preserve"> of system components have been abbreviated</w:t>
+      </w:r>
+      <w:r>
+        <w:t xml:space="preserve"> for readability. </w:t>
+      </w:r>
+      <w:r>
+        <w:t>See the attached</w:t>
+      </w:r>
+      <w:r>
+        <w:t xml:space="preserve"> </w:t>
+      </w:r>
+      <w:hyperlink w:anchor="_Appendix_1:_System" w:history="1">
         <w:r>
           <w:rPr>
             <w:rStyle w:val="Hyperlink"/>
           </w:rPr>
-          <w:t>RuanEsterhuizen</w:t>
-        </w:r>
-        <w:proofErr w:type="spellEnd"/>
-        <w:r>
-          <w:rPr>
-            <w:rStyle w:val="Hyperlink"/>
-          </w:rPr>
-          <w:t>/COS730-Assignment2</w:t>
+          <w:t>glossary</w:t>
         </w:r>
       </w:hyperlink>
+      <w:r>
+        <w:t xml:space="preserve"> for explanations</w:t>
+      </w:r>
+      <w:r>
+        <w:t xml:space="preserve"> of abbreviations</w:t>
+      </w:r>
+      <w:r>
+        <w:t>.</w:t>
+      </w:r>
     </w:p>
     <w:p>
-      <w:r>
-        <w:t>The original and improved implementations of the system can be found in the “Original” and “Improved” subfolders respectively.</w:t>
-      </w:r>
+      <w:pPr>
+        <w:jc w:val="left"/>
+      </w:pPr>
     </w:p>
     <w:p>
-      <w:r>
-        <w:t xml:space="preserve">The </w:t>
-      </w:r>
-      <w:proofErr w:type="spellStart"/>
-      <w:r>
-        <w:t>ReadME</w:t>
-      </w:r>
-      <w:proofErr w:type="spellEnd"/>
-      <w:r>
-        <w:t xml:space="preserve"> file contains all necessary instructions to run the system.</w:t>
+      <w:pPr>
+        <w:pStyle w:val="Heading2"/>
+      </w:pPr>
+      <w:r>
+        <w:t xml:space="preserve">1.2 </w:t>
+      </w:r>
+      <w:r>
+        <w:t>Design Assumptions</w:t>
+      </w:r>
+    </w:p>
+    <w:p>
+      <w:r>
+        <w:t xml:space="preserve">Some behaviour is not included in the system design; </w:t>
+      </w:r>
+      <w:r>
+        <w:t>thus,</w:t>
+      </w:r>
+      <w:r>
+        <w:t xml:space="preserve"> the following assumptions have been adopted.</w:t>
+      </w:r>
+    </w:p>
+    <w:p>
+      <w:r>
+        <w:rPr>
+          <w:b/>
+          <w:bCs/>
+        </w:rPr>
+        <w:t>Validating format</w:t>
+      </w:r>
+      <w:r>
+        <w:t xml:space="preserve">: </w:t>
+      </w:r>
+      <w:r>
+        <w:t>A research output (formatted as a JSON document)</w:t>
+      </w:r>
+      <w:r>
+        <w:t xml:space="preserve"> has valid format if the following conditions are met:</w:t>
+      </w:r>
+    </w:p>
+    <w:p>
+      <w:pPr>
+        <w:pStyle w:val="ListParagraph"/>
+        <w:numPr>
+          <w:ilvl w:val="0"/>
+          <w:numId w:val="27"/>
+        </w:numPr>
+      </w:pPr>
+      <w:r>
+        <w:t>JSON must be valid</w:t>
+      </w:r>
+      <w:r>
+        <w:t>, e.g. a document with an extra ‘}’ at the end is invalid</w:t>
+      </w:r>
+    </w:p>
+    <w:p>
+      <w:pPr>
+        <w:pStyle w:val="ListParagraph"/>
+        <w:numPr>
+          <w:ilvl w:val="0"/>
+          <w:numId w:val="27"/>
+        </w:numPr>
+      </w:pPr>
+      <w:r>
+        <w:t xml:space="preserve">All keys must be present </w:t>
+      </w:r>
+      <w:r>
+        <w:t xml:space="preserve">with non-empty values. The required keys are as follows: </w:t>
+      </w:r>
+      <w:r>
+        <w:rPr>
+          <w:i/>
+          <w:iCs/>
+        </w:rPr>
+        <w:t>["title", "author", "date", "group", "supervisor", "abstract", "keyword"]</w:t>
+      </w:r>
+    </w:p>
+    <w:p>
+      <w:pPr>
+        <w:pStyle w:val="ListParagraph"/>
+        <w:numPr>
+          <w:ilvl w:val="0"/>
+          <w:numId w:val="27"/>
+        </w:numPr>
+        <w:rPr>
+          <w:i/>
+          <w:iCs/>
+        </w:rPr>
+      </w:pPr>
+      <w:r>
+        <w:t xml:space="preserve">The “group” attribute (representing a research group) </w:t>
+      </w:r>
+      <w:r>
+        <w:t>must</w:t>
+      </w:r>
+      <w:r>
+        <w:t xml:space="preserve"> contain one of the following values: </w:t>
+      </w:r>
+      <w:r>
+        <w:rPr>
+          <w:i/>
+          <w:iCs/>
+        </w:rPr>
+        <w:t>["CIRG", "SSFM", "CSEDAR", "DSfSI", "NICOG", "DigiForS"]</w:t>
+      </w:r>
+    </w:p>
+    <w:p>
+      <w:r>
+        <w:rPr>
+          <w:b/>
+          <w:bCs/>
+        </w:rPr>
+        <w:lastRenderedPageBreak/>
+        <w:t>Filtering Reviewers:</w:t>
+      </w:r>
+      <w:r>
+        <w:t xml:space="preserve"> For a reviewer to </w:t>
+      </w:r>
+      <w:r>
+        <w:t>be considered available to review a given artefact, the following conditions must be met:</w:t>
+      </w:r>
+    </w:p>
+    <w:p>
+      <w:pPr>
+        <w:pStyle w:val="ListParagraph"/>
+        <w:numPr>
+          <w:ilvl w:val="0"/>
+          <w:numId w:val="27"/>
+        </w:numPr>
+        <w:rPr>
+          <w:b/>
+          <w:bCs/>
+        </w:rPr>
+      </w:pPr>
+      <w:r>
+        <w:t xml:space="preserve">No conflicts: </w:t>
+      </w:r>
+      <w:r>
+        <w:t xml:space="preserve">All reviewers must be affiliated with the same research </w:t>
+      </w:r>
+      <w:r>
+        <w:t xml:space="preserve">group as </w:t>
+      </w:r>
+      <w:r>
+        <w:t>the artefact.</w:t>
+      </w:r>
+    </w:p>
+    <w:p>
+      <w:pPr>
+        <w:pStyle w:val="ListParagraph"/>
+        <w:numPr>
+          <w:ilvl w:val="0"/>
+          <w:numId w:val="27"/>
+        </w:numPr>
+        <w:rPr>
+          <w:b/>
+          <w:bCs/>
+        </w:rPr>
+      </w:pPr>
+      <w:r>
+        <w:t xml:space="preserve">Checking workload: </w:t>
+      </w:r>
+      <w:r>
+        <w:t>After filtering out conflicts, one reviewer is removed from the list, unless there is only one reviewer in the list. This process has been simplified for the purposes of this assignment.</w:t>
+      </w:r>
+    </w:p>
+    <w:p>
+      <w:r>
+        <w:rPr>
+          <w:b/>
+          <w:bCs/>
+        </w:rPr>
+        <w:t>Determining evaluation outcome:</w:t>
+      </w:r>
+      <w:r>
+        <w:t xml:space="preserve"> Reviewer scores (out of 10) are randomly generated for each reviewer.</w:t>
+      </w:r>
+    </w:p>
+    <w:p>
+      <w:pPr>
+        <w:pStyle w:val="ListParagraph"/>
+        <w:numPr>
+          <w:ilvl w:val="0"/>
+          <w:numId w:val="27"/>
+        </w:numPr>
+      </w:pPr>
+      <w:r>
+        <w:t>Approved: Average score must be greater than or equal to 7.5</w:t>
+      </w:r>
+    </w:p>
+    <w:p>
+      <w:pPr>
+        <w:pStyle w:val="ListParagraph"/>
+        <w:numPr>
+          <w:ilvl w:val="0"/>
+          <w:numId w:val="27"/>
+        </w:numPr>
+      </w:pPr>
+      <w:r>
+        <w:t xml:space="preserve">Rejected: </w:t>
+      </w:r>
+      <w:r>
+        <w:t>Average score less than 7.5</w:t>
+      </w:r>
+    </w:p>
+    <w:p>
+      <w:pPr>
+        <w:pStyle w:val="ListParagraph"/>
+        <w:numPr>
+          <w:ilvl w:val="0"/>
+          <w:numId w:val="27"/>
+        </w:numPr>
+      </w:pPr>
+      <w:r>
+        <w:t>Revision: The difference between the minimum and maximum score is greater than 5. This overwrites the rules for approval or rejection.</w:t>
       </w:r>
     </w:p>
     <w:p/>
-    <w:p>
-      <w:pPr>
-        <w:jc w:val="left"/>
-      </w:pPr>
-      <w:r>
-        <w:br w:type="page"/>
-      </w:r>
-    </w:p>
     <w:p>
       <w:pPr>
         <w:pStyle w:val="Heading1"/>
@@ -571,17 +2253,333 @@
         </w:pBdr>
       </w:pPr>
       <w:r>
-        <w:lastRenderedPageBreak/>
-        <w:t xml:space="preserve">Task 1: </w:t>
-      </w:r>
-      <w:r>
-        <w:t>Baseline Implementation</w:t>
+        <w:t>Task 2: Design Analysis</w:t>
+      </w:r>
+    </w:p>
+    <w:p>
+      <w:r>
+        <w:t>The implemented system displays various issues, mainly relating to violations of responsibility assignment principles and low quality of behavio</w:t>
+      </w:r>
+      <w:r>
+        <w:t>ur modelling.</w:t>
+      </w:r>
+    </w:p>
+    <w:p>
+      <w:pPr>
+        <w:pStyle w:val="Heading2"/>
+      </w:pPr>
+      <w:r>
+        <w:t xml:space="preserve">2.1 </w:t>
+      </w:r>
+      <w:r>
+        <w:t xml:space="preserve">Redundant </w:t>
+      </w:r>
+      <w:r>
+        <w:t>m</w:t>
+      </w:r>
+      <w:r>
+        <w:t xml:space="preserve">essage </w:t>
+      </w:r>
+      <w:r>
+        <w:t>c</w:t>
+      </w:r>
+      <w:r>
+        <w:t>alls</w:t>
+      </w:r>
+    </w:p>
+    <w:p>
+      <w:pPr>
+        <w:pStyle w:val="ListParagraph"/>
+        <w:numPr>
+          <w:ilvl w:val="0"/>
+          <w:numId w:val="28"/>
+        </w:numPr>
+        <w:rPr>
+          <w:b/>
+          <w:bCs/>
+        </w:rPr>
+      </w:pPr>
+      <w:proofErr w:type="spellStart"/>
+      <w:proofErr w:type="gramStart"/>
+      <w:r>
+        <w:rPr>
+          <w:b/>
+          <w:bCs/>
+        </w:rPr>
+        <w:t>submitScore</w:t>
+      </w:r>
+      <w:proofErr w:type="spellEnd"/>
+      <w:r>
+        <w:rPr>
+          <w:b/>
+          <w:bCs/>
+        </w:rPr>
+        <w:t>(</w:t>
+      </w:r>
+      <w:proofErr w:type="gramEnd"/>
+      <w:r>
+        <w:rPr>
+          <w:b/>
+          <w:bCs/>
+        </w:rPr>
+        <w:t xml:space="preserve">) and </w:t>
+      </w:r>
+      <w:proofErr w:type="spellStart"/>
+      <w:proofErr w:type="gramStart"/>
+      <w:r>
+        <w:rPr>
+          <w:b/>
+          <w:bCs/>
+        </w:rPr>
+        <w:t>saveScore</w:t>
+      </w:r>
+      <w:proofErr w:type="spellEnd"/>
+      <w:r>
+        <w:rPr>
+          <w:b/>
+          <w:bCs/>
+        </w:rPr>
+        <w:t>(</w:t>
+      </w:r>
+      <w:proofErr w:type="gramEnd"/>
+      <w:r>
+        <w:rPr>
+          <w:b/>
+          <w:bCs/>
+        </w:rPr>
+        <w:t>)</w:t>
+      </w:r>
+    </w:p>
+    <w:p>
+      <w:pPr>
+        <w:ind w:left="360"/>
+      </w:pPr>
+      <w:r>
+        <w:t>The EvaluationManager collects the all the reviewers’ scores and saves them to the database as soon as the score is received. This me</w:t>
+      </w:r>
+      <w:r>
+        <w:t>ans that for N reviewers, N calls are made to the database. This is</w:t>
+      </w:r>
+      <w:r>
+        <w:t xml:space="preserve"> redundant and can be replaced with a single call to the database with </w:t>
+      </w:r>
+      <w:r>
+        <w:t>all</w:t>
+      </w:r>
+      <w:r>
+        <w:t xml:space="preserve"> the scores when all of them are collected.</w:t>
+      </w:r>
+    </w:p>
+    <w:p>
+      <w:pPr>
+        <w:pStyle w:val="ListParagraph"/>
+        <w:numPr>
+          <w:ilvl w:val="0"/>
+          <w:numId w:val="28"/>
+        </w:numPr>
+        <w:rPr>
+          <w:b/>
+          <w:bCs/>
+        </w:rPr>
+      </w:pPr>
+      <w:proofErr w:type="spellStart"/>
+      <w:proofErr w:type="gramStart"/>
+      <w:r>
+        <w:rPr>
+          <w:b/>
+          <w:bCs/>
+        </w:rPr>
+        <w:t>getAvailableReviewers</w:t>
+      </w:r>
+      <w:proofErr w:type="spellEnd"/>
+      <w:r>
+        <w:rPr>
+          <w:b/>
+          <w:bCs/>
+        </w:rPr>
+        <w:t>(</w:t>
+      </w:r>
+      <w:proofErr w:type="gramEnd"/>
+      <w:r>
+        <w:rPr>
+          <w:b/>
+          <w:bCs/>
+        </w:rPr>
+        <w:t xml:space="preserve">) and </w:t>
+      </w:r>
+      <w:proofErr w:type="spellStart"/>
+      <w:proofErr w:type="gramStart"/>
+      <w:r>
+        <w:rPr>
+          <w:b/>
+          <w:bCs/>
+        </w:rPr>
+        <w:t>fetchReviewers</w:t>
+      </w:r>
+      <w:proofErr w:type="spellEnd"/>
+      <w:r>
+        <w:rPr>
+          <w:b/>
+          <w:bCs/>
+        </w:rPr>
+        <w:t>(</w:t>
+      </w:r>
+      <w:proofErr w:type="gramEnd"/>
+      <w:r>
+        <w:rPr>
+          <w:b/>
+          <w:bCs/>
+        </w:rPr>
+        <w:t>)</w:t>
+      </w:r>
+    </w:p>
+    <w:p>
+      <w:pPr>
+        <w:ind w:left="360"/>
+      </w:pPr>
+      <w:r>
+        <w:t>According to the GRASP Information Expert pattern, a message call to an intermediary object (</w:t>
+      </w:r>
+      <w:proofErr w:type="spellStart"/>
+      <w:r>
+        <w:t>ReviewerManager</w:t>
+      </w:r>
+      <w:proofErr w:type="spellEnd"/>
+      <w:r>
+        <w:t xml:space="preserve">) is redundant if it does not add any logic. This is the case because the </w:t>
+      </w:r>
+      <w:proofErr w:type="spellStart"/>
+      <w:r>
+        <w:t>SubmissionController</w:t>
+      </w:r>
+      <w:proofErr w:type="spellEnd"/>
+      <w:r>
+        <w:t xml:space="preserve"> calls </w:t>
+      </w:r>
+      <w:proofErr w:type="spellStart"/>
+      <w:r>
+        <w:t>ReviewerManager</w:t>
+      </w:r>
+      <w:proofErr w:type="spellEnd"/>
+      <w:r>
+        <w:t xml:space="preserve">, which calls Database, the </w:t>
+      </w:r>
+      <w:proofErr w:type="spellStart"/>
+      <w:r>
+        <w:t>ReviewerManager</w:t>
+      </w:r>
+      <w:proofErr w:type="spellEnd"/>
+      <w:r>
+        <w:t xml:space="preserve"> adds no logic; thus, the </w:t>
+      </w:r>
+      <w:proofErr w:type="spellStart"/>
+      <w:proofErr w:type="gramStart"/>
+      <w:r>
+        <w:t>fetchReviewers</w:t>
+      </w:r>
+      <w:proofErr w:type="spellEnd"/>
+      <w:r>
+        <w:t>(</w:t>
+      </w:r>
+      <w:proofErr w:type="gramEnd"/>
+      <w:r>
+        <w:t xml:space="preserve">) message call is redundant. Either this call should be eliminated and </w:t>
+      </w:r>
+      <w:proofErr w:type="spellStart"/>
+      <w:r>
+        <w:t>SubmissionController</w:t>
+      </w:r>
+      <w:proofErr w:type="spellEnd"/>
+      <w:r>
+        <w:t xml:space="preserve"> should call Database directly, or the </w:t>
+      </w:r>
+      <w:proofErr w:type="spellStart"/>
+      <w:r>
+        <w:t>SubmissionController</w:t>
+      </w:r>
+      <w:proofErr w:type="spellEnd"/>
+      <w:r>
+        <w:t xml:space="preserve"> shouldn’t have a list of reviewers at all. The latter is a better solution, since it adheres to </w:t>
+      </w:r>
+      <w:r>
+        <w:t>responsibility</w:t>
+      </w:r>
+      <w:r>
+        <w:t xml:space="preserve"> assignment principles.</w:t>
       </w:r>
     </w:p>
     <w:p/>
     <w:p>
-      <w:r>
-        <w:t>The given system design has been implemented with complete adherence to the sequence diagram</w:t>
+      <w:pPr>
+        <w:pStyle w:val="Heading2"/>
+      </w:pPr>
+      <w:r>
+        <w:rPr>
+          <w:bCs/>
+        </w:rPr>
+        <w:t>2.</w:t>
+      </w:r>
+      <w:r>
+        <w:t xml:space="preserve">2. </w:t>
+      </w:r>
+      <w:r>
+        <w:t>Violations of good responsibility assignment</w:t>
+      </w:r>
+    </w:p>
+    <w:p>
+      <w:r>
+        <w:t xml:space="preserve">The </w:t>
+      </w:r>
+      <w:proofErr w:type="spellStart"/>
+      <w:r>
+        <w:rPr>
+          <w:b/>
+          <w:bCs/>
+        </w:rPr>
+        <w:t>SubmissionController</w:t>
+      </w:r>
+      <w:proofErr w:type="spellEnd"/>
+      <w:r>
+        <w:t xml:space="preserve"> is an example of a bloated controller that does everything itself. </w:t>
+      </w:r>
+      <w:r>
+        <w:t>It should only be responsible for submitting an artefact</w:t>
+      </w:r>
+      <w:r>
+        <w:t xml:space="preserve">, </w:t>
+      </w:r>
+      <w:r>
+        <w:t xml:space="preserve">but in the original implementation it is responsible for </w:t>
+      </w:r>
+      <w:r>
+        <w:t xml:space="preserve">validating format, submission, assigning reviewers and </w:t>
+      </w:r>
+      <w:r>
+        <w:t xml:space="preserve">starts the evaluation. </w:t>
+      </w:r>
+      <w:r>
+        <w:t>This is a violation of the Single Responsibility Principle</w:t>
+      </w:r>
+      <w:r>
+        <w:t>.</w:t>
+      </w:r>
+      <w:r>
+        <w:t xml:space="preserve"> </w:t>
+      </w:r>
+      <w:r>
+        <w:t>This introduces high coupling into the system.</w:t>
+      </w:r>
+      <w:r>
+        <w:t xml:space="preserve"> </w:t>
+      </w:r>
+      <w:r>
+        <w:t xml:space="preserve">Properly using the GRASP Controller pattern should </w:t>
+      </w:r>
+      <w:r>
+        <w:t>alleviate</w:t>
+      </w:r>
+      <w:r>
+        <w:t xml:space="preserve"> this.</w:t>
       </w:r>
     </w:p>
     <w:p/>
@@ -590,20 +2588,131 @@
         <w:pStyle w:val="Heading2"/>
       </w:pPr>
       <w:r>
-        <w:t>Database Design</w:t>
+        <w:lastRenderedPageBreak/>
+        <w:t xml:space="preserve">2.3. </w:t>
+      </w:r>
+      <w:r>
+        <w:t>High coupling / low cohesion areas</w:t>
       </w:r>
     </w:p>
     <w:p>
+      <w:r>
+        <w:t>Areas of high coupling and low cohesion greatly harm the quality of a system, since it makes the system difficult to test and maintain.</w:t>
+      </w:r>
+      <w:r>
+        <w:t xml:space="preserve"> </w:t>
+      </w:r>
+      <w:r>
+        <w:t>High coupling means that modules are closely connected and changes in one module may affect other modules.</w:t>
+      </w:r>
+      <w:r>
+        <w:t xml:space="preserve"> A class with low cohesion </w:t>
+      </w:r>
+      <w:r>
+        <w:t>does not fulfil a single well-defined purpose</w:t>
+      </w:r>
+      <w:r>
+        <w:t>.</w:t>
+      </w:r>
+    </w:p>
+    <w:p>
+      <w:r>
+        <w:t xml:space="preserve">The area of the system that demonstrates the highest degree of coupling is the </w:t>
+      </w:r>
       <w:proofErr w:type="spellStart"/>
       <w:r>
-        <w:t>Sqlite</w:t>
+        <w:rPr>
+          <w:b/>
+          <w:bCs/>
+        </w:rPr>
+        <w:t>SubmissionController</w:t>
       </w:r>
       <w:proofErr w:type="spellEnd"/>
       <w:r>
-        <w:t xml:space="preserve"> 3 was used for a simple relational database implementation.</w:t>
-      </w:r>
-      <w:r>
-        <w:t xml:space="preserve"> This was done to properly evaluate how the system manages resources.</w:t>
+        <w:t xml:space="preserve">. This can be seen in the sequence diagram: </w:t>
+      </w:r>
+      <w:r>
+        <w:t>its</w:t>
+      </w:r>
+      <w:r>
+        <w:t xml:space="preserve"> lifeline touches the lifeline of 5 other classes (</w:t>
+      </w:r>
+      <w:r>
+        <w:t xml:space="preserve">Validator, Database, </w:t>
+      </w:r>
+      <w:proofErr w:type="spellStart"/>
+      <w:r>
+        <w:t>ReviewerManager</w:t>
+      </w:r>
+      <w:proofErr w:type="spellEnd"/>
+      <w:r>
+        <w:t>, Reviewer, EvaluationManager</w:t>
+      </w:r>
+      <w:r>
+        <w:t xml:space="preserve">). This means that if any of these classes would change, the </w:t>
+      </w:r>
+      <w:proofErr w:type="spellStart"/>
+      <w:r>
+        <w:t>SubmissionController</w:t>
+      </w:r>
+      <w:proofErr w:type="spellEnd"/>
+      <w:r>
+        <w:t xml:space="preserve"> should have to change as well</w:t>
+      </w:r>
+      <w:r>
+        <w:t xml:space="preserve">, these components should also be mocked to efficiently unit test the </w:t>
+      </w:r>
+      <w:proofErr w:type="spellStart"/>
+      <w:r>
+        <w:t>SubmissionController</w:t>
+      </w:r>
+      <w:proofErr w:type="spellEnd"/>
+      <w:r>
+        <w:t xml:space="preserve">. </w:t>
+      </w:r>
+      <w:r>
+        <w:t>This tight coupling between system components is</w:t>
+      </w:r>
+      <w:r>
+        <w:t xml:space="preserve"> mainly</w:t>
+      </w:r>
+      <w:r>
+        <w:t xml:space="preserve"> the result of poor responsibility assignment principles.</w:t>
+      </w:r>
+    </w:p>
+    <w:p>
+      <w:r>
+        <w:t xml:space="preserve">The </w:t>
+      </w:r>
+      <w:r>
+        <w:rPr>
+          <w:b/>
+          <w:bCs/>
+        </w:rPr>
+        <w:t>EvaluationManager</w:t>
+      </w:r>
+      <w:r>
+        <w:t xml:space="preserve"> </w:t>
+      </w:r>
+      <w:r>
+        <w:t xml:space="preserve">is an area of low cohesion </w:t>
+      </w:r>
+      <w:r>
+        <w:t xml:space="preserve">in the system. </w:t>
+      </w:r>
+      <w:r>
+        <w:t xml:space="preserve">It is responsible for collecting scores from reviewers, determining evaluation outcome and sending a notification. </w:t>
+      </w:r>
+      <w:r>
+        <w:t xml:space="preserve">This violates the single responsibility principle and leads to low cohesion, since the class fulfils a collection of unrelated tasks that should be delegated to other components. For example, </w:t>
+      </w:r>
+      <w:proofErr w:type="spellStart"/>
+      <w:r>
+        <w:t>ReviewerManager</w:t>
+      </w:r>
+      <w:proofErr w:type="spellEnd"/>
+      <w:r>
+        <w:t xml:space="preserve"> should be responsible for collecting scores and the controller should send notifications.</w:t>
       </w:r>
     </w:p>
     <w:p/>
@@ -612,16 +2721,243 @@
         <w:pStyle w:val="Heading2"/>
       </w:pPr>
       <w:r>
-        <w:t xml:space="preserve">Determining </w:t>
+        <w:t xml:space="preserve">2.4. </w:t>
+      </w:r>
+      <w:r>
+        <w:t>Inefficient control flow</w:t>
       </w:r>
     </w:p>
     <w:p>
+      <w:r>
+        <w:t xml:space="preserve">The database contains a list of reviewers, which is then filtered. There is a case where the </w:t>
+      </w:r>
+      <w:r>
+        <w:rPr>
+          <w:i/>
+          <w:iCs/>
+        </w:rPr>
+        <w:t>filteredReviewers</w:t>
+      </w:r>
+      <w:r>
+        <w:t xml:space="preserve"> list is empty, e.g. the database does not contain any reviewers affiliated to the research group that an artefact is tied to. In this case, the researcher is not notified of this being the case and the system proceeds </w:t>
+      </w:r>
+      <w:r>
+        <w:t xml:space="preserve">to start an evaluation, which is highly redundant. This is a case of poor quality of behavioural modelling, which introduces an inefficient control flow to the system. The notification received by the </w:t>
+      </w:r>
+      <w:r>
+        <w:t>researcher</w:t>
+      </w:r>
+      <w:r>
+        <w:t xml:space="preserve"> will also be ambiguous in this case, it is unknown whether rejection occurred due to low scores by reviewers or no reviewers being present at all.</w:t>
+      </w:r>
+    </w:p>
+    <w:p>
+      <w:r>
+        <w:t>In a real-world system, reviewers submitting scores is a manual process, but it has been modelled synchronously. The entire system stalls while reviewers are evaluating the artefact, which is an example of low quality of behavioural modelling.</w:t>
+      </w:r>
+    </w:p>
+    <w:p/>
+    <w:p>
+      <w:pPr>
+        <w:pStyle w:val="Heading2"/>
+      </w:pPr>
+      <w:r>
+        <w:t xml:space="preserve">2.5. </w:t>
+      </w:r>
+      <w:r>
+        <w:t>Poor handling of decision logic</w:t>
+      </w:r>
+    </w:p>
+    <w:p>
       <w:pPr>
         <w:jc w:val="left"/>
       </w:pPr>
       <w:r>
-        <w:br w:type="page"/>
-      </w:r>
+        <w:t xml:space="preserve">The goal of a sequence diagram is to model interactions between objects, not expose the internal logic of classes. This is the case in </w:t>
+      </w:r>
+      <w:r>
+        <w:rPr>
+          <w:b/>
+          <w:bCs/>
+        </w:rPr>
+        <w:t>EvaluationManager</w:t>
+      </w:r>
+      <w:r>
+        <w:t xml:space="preserve"> and </w:t>
+      </w:r>
+      <w:r>
+        <w:rPr>
+          <w:b/>
+          <w:bCs/>
+        </w:rPr>
+        <w:t>ReviewManager</w:t>
+      </w:r>
+      <w:r>
+        <w:t xml:space="preserve"> with the </w:t>
+      </w:r>
+      <w:r>
+        <w:rPr>
+          <w:i/>
+          <w:iCs/>
+        </w:rPr>
+        <w:t>filterConflicts</w:t>
+      </w:r>
+      <w:r>
+        <w:rPr>
+          <w:i/>
+          <w:iCs/>
+        </w:rPr>
+        <w:t>()</w:t>
+      </w:r>
+      <w:r>
+        <w:t xml:space="preserve"> &amp; </w:t>
+      </w:r>
+      <w:r>
+        <w:rPr>
+          <w:i/>
+          <w:iCs/>
+        </w:rPr>
+        <w:t>checkWorkload()</w:t>
+      </w:r>
+      <w:r>
+        <w:t xml:space="preserve"> and </w:t>
+      </w:r>
+      <w:r>
+        <w:rPr>
+          <w:i/>
+          <w:iCs/>
+        </w:rPr>
+        <w:t>calculateAverage</w:t>
+      </w:r>
+      <w:r>
+        <w:t>(), checkConsensus()</w:t>
+      </w:r>
+      <w:r>
+        <w:t xml:space="preserve"> &amp; </w:t>
+      </w:r>
+      <w:r>
+        <w:rPr>
+          <w:i/>
+          <w:iCs/>
+        </w:rPr>
+        <w:t>applyRules()</w:t>
+      </w:r>
+      <w:r>
+        <w:t xml:space="preserve"> self-calls. This is considered poor quality modelling of behaviour.</w:t>
+      </w:r>
+    </w:p>
+    <w:p>
+      <w:pPr>
+        <w:jc w:val="left"/>
+      </w:pPr>
+      <w:r>
+        <w:t xml:space="preserve">The design does not explicitly present that the </w:t>
+      </w:r>
+      <w:proofErr w:type="spellStart"/>
+      <w:r>
+        <w:rPr>
+          <w:b/>
+          <w:bCs/>
+        </w:rPr>
+        <w:t>EvaluationManager</w:t>
+      </w:r>
+      <w:r>
+        <w:t>’s</w:t>
+      </w:r>
+      <w:proofErr w:type="spellEnd"/>
+      <w:r>
+        <w:t xml:space="preserve"> </w:t>
+      </w:r>
+      <w:proofErr w:type="gramStart"/>
+      <w:r>
+        <w:rPr>
+          <w:i/>
+          <w:iCs/>
+        </w:rPr>
+        <w:t>applyRules(</w:t>
+      </w:r>
+      <w:proofErr w:type="gramEnd"/>
+      <w:r>
+        <w:rPr>
+          <w:i/>
+          <w:iCs/>
+        </w:rPr>
+        <w:t>)</w:t>
+      </w:r>
+      <w:r>
+        <w:t xml:space="preserve"> method drives the outcome of the evaluation, which is used in the subsequent alt fragment. This is low quality </w:t>
+      </w:r>
+      <w:r>
+        <w:t>behavioural</w:t>
+      </w:r>
+      <w:r>
+        <w:t xml:space="preserve"> modelling. Moreover, it is also a</w:t>
+      </w:r>
+      <w:r>
+        <w:t>n</w:t>
+      </w:r>
+      <w:r>
+        <w:t xml:space="preserve"> improper implementation of the GRASP Controller pattern, since the controller should receive the outcome of the evaluation, not the </w:t>
+      </w:r>
+      <w:proofErr w:type="spellStart"/>
+      <w:r>
+        <w:t>NotificationService</w:t>
+      </w:r>
+      <w:proofErr w:type="spellEnd"/>
+      <w:r>
+        <w:t xml:space="preserve">; </w:t>
+      </w:r>
+      <w:r>
+        <w:t>thus,</w:t>
+      </w:r>
+      <w:r>
+        <w:t xml:space="preserve"> it is also a violation of responsibility assignment principles.</w:t>
+      </w:r>
+    </w:p>
+    <w:p>
+      <w:pPr>
+        <w:jc w:val="left"/>
+      </w:pPr>
+      <w:r>
+        <w:lastRenderedPageBreak/>
+        <w:t xml:space="preserve">Another example of poor behavioural modelling, leading to poor handling of decision logic, is the fact that </w:t>
+      </w:r>
+      <w:proofErr w:type="spellStart"/>
+      <w:proofErr w:type="gramStart"/>
+      <w:r>
+        <w:rPr>
+          <w:i/>
+          <w:iCs/>
+        </w:rPr>
+        <w:t>validateFormat</w:t>
+      </w:r>
+      <w:proofErr w:type="spellEnd"/>
+      <w:r>
+        <w:rPr>
+          <w:i/>
+          <w:iCs/>
+        </w:rPr>
+        <w:t>(</w:t>
+      </w:r>
+      <w:proofErr w:type="gramEnd"/>
+      <w:r>
+        <w:rPr>
+          <w:i/>
+          <w:iCs/>
+        </w:rPr>
+        <w:t>)</w:t>
+      </w:r>
+      <w:r>
+        <w:t xml:space="preserve"> only returns if the format is valid or not. It is not communicated to the researcher why the format is invalid if it is</w:t>
+      </w:r>
+      <w:r>
+        <w:t>. This is a problem because multiple rules are used to evaluate whether the format is valid or not.</w:t>
+      </w:r>
+    </w:p>
+    <w:p>
+      <w:pPr>
+        <w:jc w:val="left"/>
+      </w:pPr>
     </w:p>
     <w:p>
       <w:pPr>
@@ -631,85 +2967,822 @@
         </w:pBdr>
       </w:pPr>
       <w:r>
-        <w:lastRenderedPageBreak/>
-        <w:t>Task 2: Design Analysis</w:t>
+        <w:t>Task 3: Decision Modelling</w:t>
+      </w:r>
+    </w:p>
+    <w:p>
+      <w:pPr>
+        <w:pStyle w:val="Heading2"/>
+      </w:pPr>
+      <w:r>
+        <w:t>3.1 Rules and Actions</w:t>
+      </w:r>
+    </w:p>
+    <w:p>
+      <w:r>
+        <w:t xml:space="preserve">Based on the beforementioned critiques of the decision modelling in the system design and assumed rules that were specified in the system implementation, the following </w:t>
+      </w:r>
+      <w:r>
+        <w:t>conditions</w:t>
+      </w:r>
+      <w:r>
+        <w:t xml:space="preserve"> and actions can be deduced:</w:t>
+      </w:r>
+    </w:p>
+    <w:p>
+      <w:pPr>
+        <w:pStyle w:val="Heading3"/>
+      </w:pPr>
+      <w:r>
+        <w:t>Conditions</w:t>
+      </w:r>
+      <w:r>
+        <w:t>:</w:t>
+      </w:r>
+    </w:p>
+    <w:p>
+      <w:r>
+        <w:t xml:space="preserve">For an artefact to be accepted, the following </w:t>
+      </w:r>
+      <w:r>
+        <w:t>conditions</w:t>
+      </w:r>
+      <w:r>
+        <w:t xml:space="preserve"> must hold</w:t>
+      </w:r>
+    </w:p>
+    <w:p>
+      <w:r>
+        <w:t>C</w:t>
+      </w:r>
+      <w:r>
+        <w:t>1: Output format must be valid</w:t>
+      </w:r>
+    </w:p>
+    <w:p>
+      <w:r>
+        <w:t>C</w:t>
+      </w:r>
+      <w:r>
+        <w:t xml:space="preserve">2: </w:t>
+      </w:r>
+      <w:r>
+        <w:t>More than 1 reviewer is available</w:t>
+      </w:r>
+    </w:p>
+    <w:p>
+      <w:r>
+        <w:t>C3: Difference between minimum and maximum score less than 5</w:t>
+      </w:r>
+    </w:p>
+    <w:p>
+      <w:r>
+        <w:t>C</w:t>
+      </w:r>
+      <w:r>
+        <w:t>4</w:t>
+      </w:r>
+      <w:r>
+        <w:t xml:space="preserve">: </w:t>
+      </w:r>
+      <w:r>
+        <w:t xml:space="preserve">Average score greater than </w:t>
+      </w:r>
+      <w:r>
+        <w:t>7.5</w:t>
+      </w:r>
+    </w:p>
+    <w:p>
+      <w:pPr>
+        <w:pStyle w:val="Heading3"/>
+      </w:pPr>
+      <w:r>
+        <w:t>Actions:</w:t>
+      </w:r>
+    </w:p>
+    <w:p>
+      <w:r>
+        <w:t>A1: Accept</w:t>
+      </w:r>
+      <w:r>
+        <w:t xml:space="preserve"> artefact</w:t>
+      </w:r>
+    </w:p>
+    <w:p>
+      <w:r>
+        <w:t>A2: Reject (Invalid format)</w:t>
+      </w:r>
+    </w:p>
+    <w:p>
+      <w:r>
+        <w:t>A3: Reject (No reviewers available)</w:t>
+      </w:r>
+    </w:p>
+    <w:p>
+      <w:r>
+        <w:t>A4: Revision (Consensus was not reached)</w:t>
+      </w:r>
+    </w:p>
+    <w:p>
+      <w:r>
+        <w:t>A5: Reject (Average score too low)</w:t>
       </w:r>
     </w:p>
     <w:p/>
     <w:p>
-      <w:r>
-        <w:t>The implemented system displays various issues, mainly relating to violations of the GRASP responsibility assignment principles and low quality of behavio</w:t>
-      </w:r>
-      <w:r>
-        <w:t>ur modelling.</w:t>
+      <w:pPr>
+        <w:pStyle w:val="Heading2"/>
+      </w:pPr>
+      <w:r>
+        <w:t>3.2 Decision Table</w:t>
+      </w:r>
+    </w:p>
+    <w:p>
+      <w:pPr>
+        <w:jc w:val="left"/>
+      </w:pPr>
+      <w:r>
+        <w:t>A simplified decision table can be created based on the rules and actions.</w:t>
+      </w:r>
+    </w:p>
+    <w:tbl>
+      <w:tblPr>
+        <w:tblStyle w:val="TableGrid"/>
+        <w:tblW w:w="5000" w:type="pct"/>
+        <w:tblLook w:val="04A0" w:firstRow="1" w:lastRow="0" w:firstColumn="1" w:lastColumn="0" w:noHBand="0" w:noVBand="1"/>
+      </w:tblPr>
+      <w:tblGrid>
+        <w:gridCol w:w="2262"/>
+        <w:gridCol w:w="1350"/>
+        <w:gridCol w:w="1351"/>
+        <w:gridCol w:w="1351"/>
+        <w:gridCol w:w="1351"/>
+        <w:gridCol w:w="1351"/>
+      </w:tblGrid>
+      <w:tr>
+        <w:tc>
+          <w:tcPr>
+            <w:tcW w:w="1255" w:type="pct"/>
+          </w:tcPr>
+          <w:p>
+            <w:pPr>
+              <w:jc w:val="left"/>
+            </w:pPr>
+            <w:r>
+              <w:t>Conditions / Rules</w:t>
+            </w:r>
+          </w:p>
+        </w:tc>
+        <w:tc>
+          <w:tcPr>
+            <w:tcW w:w="749" w:type="pct"/>
+          </w:tcPr>
+          <w:p>
+            <w:pPr>
+              <w:jc w:val="left"/>
+            </w:pPr>
+            <w:r>
+              <w:t>R1</w:t>
+            </w:r>
+          </w:p>
+        </w:tc>
+        <w:tc>
+          <w:tcPr>
+            <w:tcW w:w="749" w:type="pct"/>
+          </w:tcPr>
+          <w:p>
+            <w:pPr>
+              <w:jc w:val="left"/>
+            </w:pPr>
+            <w:r>
+              <w:t>R2</w:t>
+            </w:r>
+          </w:p>
+        </w:tc>
+        <w:tc>
+          <w:tcPr>
+            <w:tcW w:w="749" w:type="pct"/>
+          </w:tcPr>
+          <w:p>
+            <w:pPr>
+              <w:jc w:val="left"/>
+            </w:pPr>
+            <w:r>
+              <w:t>R3</w:t>
+            </w:r>
+          </w:p>
+        </w:tc>
+        <w:tc>
+          <w:tcPr>
+            <w:tcW w:w="749" w:type="pct"/>
+          </w:tcPr>
+          <w:p>
+            <w:pPr>
+              <w:jc w:val="left"/>
+            </w:pPr>
+            <w:r>
+              <w:t>R4</w:t>
+            </w:r>
+          </w:p>
+        </w:tc>
+        <w:tc>
+          <w:tcPr>
+            <w:tcW w:w="749" w:type="pct"/>
+          </w:tcPr>
+          <w:p>
+            <w:pPr>
+              <w:jc w:val="left"/>
+            </w:pPr>
+            <w:r>
+              <w:t>R5</w:t>
+            </w:r>
+          </w:p>
+        </w:tc>
+      </w:tr>
+      <w:tr>
+        <w:tc>
+          <w:tcPr>
+            <w:tcW w:w="1255" w:type="pct"/>
+          </w:tcPr>
+          <w:p>
+            <w:pPr>
+              <w:jc w:val="left"/>
+            </w:pPr>
+            <w:r>
+              <w:t>C1: Format</w:t>
+            </w:r>
+          </w:p>
+        </w:tc>
+        <w:tc>
+          <w:tcPr>
+            <w:tcW w:w="749" w:type="pct"/>
+          </w:tcPr>
+          <w:p>
+            <w:pPr>
+              <w:jc w:val="left"/>
+            </w:pPr>
+            <w:r>
+              <w:t>N</w:t>
+            </w:r>
+          </w:p>
+        </w:tc>
+        <w:tc>
+          <w:tcPr>
+            <w:tcW w:w="749" w:type="pct"/>
+          </w:tcPr>
+          <w:p>
+            <w:pPr>
+              <w:jc w:val="left"/>
+            </w:pPr>
+            <w:r>
+              <w:t>Y</w:t>
+            </w:r>
+          </w:p>
+        </w:tc>
+        <w:tc>
+          <w:tcPr>
+            <w:tcW w:w="749" w:type="pct"/>
+          </w:tcPr>
+          <w:p>
+            <w:pPr>
+              <w:jc w:val="left"/>
+            </w:pPr>
+            <w:r>
+              <w:t>Y</w:t>
+            </w:r>
+          </w:p>
+        </w:tc>
+        <w:tc>
+          <w:tcPr>
+            <w:tcW w:w="749" w:type="pct"/>
+          </w:tcPr>
+          <w:p>
+            <w:pPr>
+              <w:jc w:val="left"/>
+            </w:pPr>
+            <w:r>
+              <w:t>Y</w:t>
+            </w:r>
+          </w:p>
+        </w:tc>
+        <w:tc>
+          <w:tcPr>
+            <w:tcW w:w="749" w:type="pct"/>
+          </w:tcPr>
+          <w:p>
+            <w:pPr>
+              <w:jc w:val="left"/>
+            </w:pPr>
+            <w:r>
+              <w:t>Y</w:t>
+            </w:r>
+          </w:p>
+        </w:tc>
+      </w:tr>
+      <w:tr>
+        <w:tc>
+          <w:tcPr>
+            <w:tcW w:w="1255" w:type="pct"/>
+          </w:tcPr>
+          <w:p>
+            <w:pPr>
+              <w:jc w:val="left"/>
+            </w:pPr>
+            <w:r>
+              <w:t>C2: Reviewers</w:t>
+            </w:r>
+          </w:p>
+        </w:tc>
+        <w:tc>
+          <w:tcPr>
+            <w:tcW w:w="749" w:type="pct"/>
+          </w:tcPr>
+          <w:p>
+            <w:pPr>
+              <w:jc w:val="left"/>
+            </w:pPr>
+            <w:r>
+              <w:t>-</w:t>
+            </w:r>
+          </w:p>
+        </w:tc>
+        <w:tc>
+          <w:tcPr>
+            <w:tcW w:w="749" w:type="pct"/>
+          </w:tcPr>
+          <w:p>
+            <w:pPr>
+              <w:jc w:val="left"/>
+            </w:pPr>
+            <w:r>
+              <w:t>N</w:t>
+            </w:r>
+          </w:p>
+        </w:tc>
+        <w:tc>
+          <w:tcPr>
+            <w:tcW w:w="749" w:type="pct"/>
+          </w:tcPr>
+          <w:p>
+            <w:pPr>
+              <w:jc w:val="left"/>
+            </w:pPr>
+            <w:r>
+              <w:t>Y</w:t>
+            </w:r>
+          </w:p>
+        </w:tc>
+        <w:tc>
+          <w:tcPr>
+            <w:tcW w:w="749" w:type="pct"/>
+          </w:tcPr>
+          <w:p>
+            <w:pPr>
+              <w:jc w:val="left"/>
+            </w:pPr>
+            <w:r>
+              <w:t>Y</w:t>
+            </w:r>
+          </w:p>
+        </w:tc>
+        <w:tc>
+          <w:tcPr>
+            <w:tcW w:w="749" w:type="pct"/>
+          </w:tcPr>
+          <w:p>
+            <w:pPr>
+              <w:jc w:val="left"/>
+            </w:pPr>
+            <w:r>
+              <w:t>Y</w:t>
+            </w:r>
+          </w:p>
+        </w:tc>
+      </w:tr>
+      <w:tr>
+        <w:tc>
+          <w:tcPr>
+            <w:tcW w:w="1255" w:type="pct"/>
+          </w:tcPr>
+          <w:p>
+            <w:pPr>
+              <w:jc w:val="left"/>
+            </w:pPr>
+            <w:r>
+              <w:t xml:space="preserve">C3: Consensus </w:t>
+            </w:r>
+          </w:p>
+        </w:tc>
+        <w:tc>
+          <w:tcPr>
+            <w:tcW w:w="749" w:type="pct"/>
+          </w:tcPr>
+          <w:p>
+            <w:pPr>
+              <w:jc w:val="left"/>
+            </w:pPr>
+            <w:r>
+              <w:t>-</w:t>
+            </w:r>
+          </w:p>
+        </w:tc>
+        <w:tc>
+          <w:tcPr>
+            <w:tcW w:w="749" w:type="pct"/>
+          </w:tcPr>
+          <w:p>
+            <w:pPr>
+              <w:jc w:val="left"/>
+            </w:pPr>
+            <w:r>
+              <w:t>-</w:t>
+            </w:r>
+          </w:p>
+        </w:tc>
+        <w:tc>
+          <w:tcPr>
+            <w:tcW w:w="749" w:type="pct"/>
+          </w:tcPr>
+          <w:p>
+            <w:pPr>
+              <w:jc w:val="left"/>
+            </w:pPr>
+            <w:r>
+              <w:t>N</w:t>
+            </w:r>
+          </w:p>
+        </w:tc>
+        <w:tc>
+          <w:tcPr>
+            <w:tcW w:w="749" w:type="pct"/>
+          </w:tcPr>
+          <w:p>
+            <w:pPr>
+              <w:jc w:val="left"/>
+            </w:pPr>
+            <w:r>
+              <w:t>Y</w:t>
+            </w:r>
+          </w:p>
+        </w:tc>
+        <w:tc>
+          <w:tcPr>
+            <w:tcW w:w="749" w:type="pct"/>
+          </w:tcPr>
+          <w:p>
+            <w:pPr>
+              <w:jc w:val="left"/>
+            </w:pPr>
+            <w:r>
+              <w:t>Y</w:t>
+            </w:r>
+          </w:p>
+        </w:tc>
+      </w:tr>
+      <w:tr>
+        <w:tc>
+          <w:tcPr>
+            <w:tcW w:w="1255" w:type="pct"/>
+          </w:tcPr>
+          <w:p>
+            <w:pPr>
+              <w:jc w:val="left"/>
+            </w:pPr>
+            <w:r>
+              <w:t>C4: Average score</w:t>
+            </w:r>
+          </w:p>
+        </w:tc>
+        <w:tc>
+          <w:tcPr>
+            <w:tcW w:w="749" w:type="pct"/>
+          </w:tcPr>
+          <w:p>
+            <w:pPr>
+              <w:jc w:val="left"/>
+            </w:pPr>
+            <w:r>
+              <w:t>-</w:t>
+            </w:r>
+          </w:p>
+        </w:tc>
+        <w:tc>
+          <w:tcPr>
+            <w:tcW w:w="749" w:type="pct"/>
+          </w:tcPr>
+          <w:p>
+            <w:pPr>
+              <w:jc w:val="left"/>
+            </w:pPr>
+            <w:r>
+              <w:t>-</w:t>
+            </w:r>
+          </w:p>
+        </w:tc>
+        <w:tc>
+          <w:tcPr>
+            <w:tcW w:w="749" w:type="pct"/>
+          </w:tcPr>
+          <w:p>
+            <w:pPr>
+              <w:jc w:val="left"/>
+            </w:pPr>
+            <w:r>
+              <w:t>-</w:t>
+            </w:r>
+          </w:p>
+        </w:tc>
+        <w:tc>
+          <w:tcPr>
+            <w:tcW w:w="749" w:type="pct"/>
+          </w:tcPr>
+          <w:p>
+            <w:pPr>
+              <w:jc w:val="left"/>
+            </w:pPr>
+            <w:r>
+              <w:t>N</w:t>
+            </w:r>
+          </w:p>
+        </w:tc>
+        <w:tc>
+          <w:tcPr>
+            <w:tcW w:w="749" w:type="pct"/>
+          </w:tcPr>
+          <w:p>
+            <w:pPr>
+              <w:jc w:val="left"/>
+            </w:pPr>
+            <w:r>
+              <w:t>Y</w:t>
+            </w:r>
+          </w:p>
+        </w:tc>
+      </w:tr>
+      <w:tr>
+        <w:tc>
+          <w:tcPr>
+            <w:tcW w:w="1255" w:type="pct"/>
+          </w:tcPr>
+          <w:p>
+            <w:pPr>
+              <w:jc w:val="left"/>
+            </w:pPr>
+            <w:r>
+              <w:t>----------------------------</w:t>
+            </w:r>
+          </w:p>
+        </w:tc>
+        <w:tc>
+          <w:tcPr>
+            <w:tcW w:w="749" w:type="pct"/>
+          </w:tcPr>
+          <w:p>
+            <w:pPr>
+              <w:jc w:val="left"/>
+            </w:pPr>
+            <w:r>
+              <w:t>---------------</w:t>
+            </w:r>
+          </w:p>
+        </w:tc>
+        <w:tc>
+          <w:tcPr>
+            <w:tcW w:w="749" w:type="pct"/>
+          </w:tcPr>
+          <w:p>
+            <w:pPr>
+              <w:jc w:val="left"/>
+            </w:pPr>
+            <w:r>
+              <w:t>---------------</w:t>
+            </w:r>
+          </w:p>
+        </w:tc>
+        <w:tc>
+          <w:tcPr>
+            <w:tcW w:w="749" w:type="pct"/>
+          </w:tcPr>
+          <w:p>
+            <w:pPr>
+              <w:jc w:val="left"/>
+            </w:pPr>
+            <w:r>
+              <w:t>---------------</w:t>
+            </w:r>
+          </w:p>
+        </w:tc>
+        <w:tc>
+          <w:tcPr>
+            <w:tcW w:w="749" w:type="pct"/>
+          </w:tcPr>
+          <w:p>
+            <w:pPr>
+              <w:jc w:val="left"/>
+            </w:pPr>
+            <w:r>
+              <w:t>---------------</w:t>
+            </w:r>
+          </w:p>
+        </w:tc>
+        <w:tc>
+          <w:tcPr>
+            <w:tcW w:w="749" w:type="pct"/>
+          </w:tcPr>
+          <w:p>
+            <w:pPr>
+              <w:jc w:val="left"/>
+            </w:pPr>
+            <w:r>
+              <w:t>---------------</w:t>
+            </w:r>
+          </w:p>
+        </w:tc>
+      </w:tr>
+      <w:tr>
+        <w:tc>
+          <w:tcPr>
+            <w:tcW w:w="1255" w:type="pct"/>
+          </w:tcPr>
+          <w:p>
+            <w:pPr>
+              <w:jc w:val="left"/>
+            </w:pPr>
+            <w:r>
+              <w:t>Action</w:t>
+            </w:r>
+          </w:p>
+        </w:tc>
+        <w:tc>
+          <w:tcPr>
+            <w:tcW w:w="749" w:type="pct"/>
+          </w:tcPr>
+          <w:p>
+            <w:pPr>
+              <w:jc w:val="left"/>
+            </w:pPr>
+            <w:r>
+              <w:t>A2</w:t>
+            </w:r>
+          </w:p>
+        </w:tc>
+        <w:tc>
+          <w:tcPr>
+            <w:tcW w:w="749" w:type="pct"/>
+          </w:tcPr>
+          <w:p>
+            <w:pPr>
+              <w:jc w:val="left"/>
+            </w:pPr>
+            <w:r>
+              <w:t>A3</w:t>
+            </w:r>
+          </w:p>
+        </w:tc>
+        <w:tc>
+          <w:tcPr>
+            <w:tcW w:w="749" w:type="pct"/>
+          </w:tcPr>
+          <w:p>
+            <w:pPr>
+              <w:jc w:val="left"/>
+            </w:pPr>
+            <w:r>
+              <w:t>A4</w:t>
+            </w:r>
+          </w:p>
+        </w:tc>
+        <w:tc>
+          <w:tcPr>
+            <w:tcW w:w="749" w:type="pct"/>
+          </w:tcPr>
+          <w:p>
+            <w:pPr>
+              <w:jc w:val="left"/>
+            </w:pPr>
+            <w:r>
+              <w:t>A5</w:t>
+            </w:r>
+          </w:p>
+        </w:tc>
+        <w:tc>
+          <w:tcPr>
+            <w:tcW w:w="749" w:type="pct"/>
+          </w:tcPr>
+          <w:p>
+            <w:pPr>
+              <w:jc w:val="left"/>
+            </w:pPr>
+            <w:r>
+              <w:t>A1</w:t>
+            </w:r>
+          </w:p>
+        </w:tc>
+      </w:tr>
+    </w:tbl>
+    <w:p>
+      <w:pPr>
+        <w:jc w:val="left"/>
+      </w:pPr>
+    </w:p>
+    <w:p>
+      <w:pPr>
+        <w:pStyle w:val="Heading2"/>
+      </w:pPr>
+      <w:r>
+        <w:lastRenderedPageBreak/>
+        <w:t>3.3 Discussion</w:t>
+      </w:r>
+    </w:p>
+    <w:p>
+      <w:r>
+        <w:t>C2 and A3 have been added to the decision table</w:t>
+      </w:r>
+      <w:r>
+        <w:t xml:space="preserve"> </w:t>
+      </w:r>
+      <w:r>
+        <w:t xml:space="preserve">to eliminate ambiguity in the initial system design and implementation. </w:t>
+      </w:r>
+      <w:r>
+        <w:t>In the case where there are no reviewers available, the system will no longer return an ambiguous rejection notification, but the researcher will explicitly be notified that there are no reviewers available.</w:t>
+      </w:r>
+    </w:p>
+    <w:p>
+      <w:r>
+        <w:t xml:space="preserve">Excluding C2 and A3, all other rules map to the existing system design: C1 and A2 correspond to the </w:t>
+      </w:r>
+      <w:proofErr w:type="spellStart"/>
+      <w:proofErr w:type="gramStart"/>
+      <w:r>
+        <w:rPr>
+          <w:i/>
+          <w:iCs/>
+        </w:rPr>
+        <w:t>validateFormat</w:t>
+      </w:r>
+      <w:proofErr w:type="spellEnd"/>
+      <w:r>
+        <w:rPr>
+          <w:i/>
+          <w:iCs/>
+        </w:rPr>
+        <w:t>(</w:t>
+      </w:r>
+      <w:proofErr w:type="gramEnd"/>
+      <w:r>
+        <w:rPr>
+          <w:i/>
+          <w:iCs/>
+        </w:rPr>
+        <w:t>)</w:t>
+      </w:r>
+      <w:r>
+        <w:t xml:space="preserve"> method and </w:t>
+      </w:r>
+      <w:r>
+        <w:rPr>
+          <w:i/>
+          <w:iCs/>
+        </w:rPr>
+        <w:t>“return error”</w:t>
+      </w:r>
+      <w:r>
+        <w:t xml:space="preserve"> segment of the sequence diagram. C3, C4, A1, A4 and A5 all map to the </w:t>
+      </w:r>
+      <w:proofErr w:type="spellStart"/>
+      <w:r>
+        <w:t>EvaluationManager’s</w:t>
+      </w:r>
+      <w:proofErr w:type="spellEnd"/>
+      <w:r>
+        <w:t xml:space="preserve"> logic behind determining the </w:t>
+      </w:r>
+      <w:r>
+        <w:t>outcome</w:t>
+      </w:r>
+      <w:r>
+        <w:t xml:space="preserve"> of the review</w:t>
+      </w:r>
+      <w:r>
+        <w:t>, i.e. the final “alt” fragment in the sequence diagram</w:t>
+      </w:r>
+      <w:r>
+        <w:t>.</w:t>
+      </w:r>
+    </w:p>
+    <w:p>
+      <w:r>
+        <w:t xml:space="preserve">The decision table also eliminates the clarity of which conditions must be met for an artefact to be </w:t>
+      </w:r>
+      <w:r>
+        <w:t>accepted,</w:t>
+      </w:r>
+      <w:r>
+        <w:t xml:space="preserve"> and which conditions cause rejection or evaluation.</w:t>
       </w:r>
     </w:p>
     <w:p/>
-    <w:p>
-      <w:pPr>
-        <w:pStyle w:val="Heading2"/>
-      </w:pPr>
-      <w:r>
-        <w:t xml:space="preserve">Redundant </w:t>
-      </w:r>
-      <w:r>
-        <w:t>m</w:t>
-      </w:r>
-      <w:r>
-        <w:t xml:space="preserve">essage </w:t>
-      </w:r>
-      <w:r>
-        <w:t>c</w:t>
-      </w:r>
-      <w:r>
-        <w:t>alls</w:t>
-      </w:r>
-    </w:p>
-    <w:p/>
-    <w:p/>
-    <w:p>
-      <w:pPr>
-        <w:pStyle w:val="Heading2"/>
-      </w:pPr>
-      <w:r>
-        <w:t>Violations of good responsibility assignment</w:t>
-      </w:r>
-    </w:p>
-    <w:p/>
-    <w:p>
-      <w:pPr>
-        <w:pStyle w:val="Heading2"/>
-      </w:pPr>
-      <w:r>
-        <w:t>High coupling / low cohesion areas</w:t>
-      </w:r>
-    </w:p>
-    <w:p/>
-    <w:p>
-      <w:pPr>
-        <w:pStyle w:val="Heading2"/>
-      </w:pPr>
-      <w:r>
-        <w:t>Inefficient control flow</w:t>
-      </w:r>
-    </w:p>
-    <w:p/>
-    <w:p>
-      <w:pPr>
-        <w:pStyle w:val="Heading2"/>
-      </w:pPr>
-      <w:r>
-        <w:t>Poor handling of decision logic</w:t>
-      </w:r>
-    </w:p>
-    <w:p>
-      <w:pPr>
-        <w:jc w:val="left"/>
-      </w:pPr>
-      <w:r>
-        <w:br w:type="page"/>
-      </w:r>
-    </w:p>
     <w:p>
       <w:pPr>
         <w:pStyle w:val="Heading1"/>
@@ -718,12 +3791,9 @@
         </w:pBdr>
       </w:pPr>
       <w:r>
-        <w:lastRenderedPageBreak/>
-        <w:t>Task 3: Decision Modelling</w:t>
+        <w:t>Task 4: Sequence Diagram Optimization</w:t>
       </w:r>
     </w:p>
-    <w:p/>
-    <w:p/>
     <w:p>
       <w:pPr>
         <w:jc w:val="left"/>
@@ -741,7 +3811,10 @@
       </w:pPr>
       <w:r>
         <w:lastRenderedPageBreak/>
-        <w:t>Task 4: Sequence Diagram Optimization</w:t>
+        <w:t xml:space="preserve">Task 5: </w:t>
+      </w:r>
+      <w:r>
+        <w:t>Optimised Implementation</w:t>
       </w:r>
     </w:p>
     <w:p/>
@@ -762,37 +3835,79 @@
       </w:pPr>
       <w:r>
         <w:lastRenderedPageBreak/>
-        <w:t xml:space="preserve">Task 5: </w:t>
-      </w:r>
-      <w:r>
-        <w:t>Optimised Implementation</w:t>
-      </w:r>
-    </w:p>
-    <w:p/>
-    <w:p>
-      <w:pPr>
-        <w:jc w:val="left"/>
-      </w:pPr>
-      <w:r>
-        <w:br w:type="page"/>
+        <w:t xml:space="preserve">Task 6: </w:t>
+      </w:r>
+      <w:r>
+        <w:t>Empirical Evaluation and Comparison</w:t>
       </w:r>
     </w:p>
     <w:p>
       <w:pPr>
-        <w:pStyle w:val="Heading1"/>
-        <w:pBdr>
-          <w:bottom w:val="single" w:sz="4" w:space="1" w:color="auto"/>
-        </w:pBdr>
-      </w:pPr>
-      <w:r>
-        <w:lastRenderedPageBreak/>
-        <w:t xml:space="preserve">Task 6: </w:t>
-      </w:r>
-      <w:r>
-        <w:t>Empirical Evaluation and Comparison</w:t>
+        <w:rPr>
+          <w:color w:val="FF0000"/>
+        </w:rPr>
+      </w:pPr>
+      <w:r>
+        <w:rPr>
+          <w:color w:val="FF0000"/>
+        </w:rPr>
+        <w:t>Runtimes: get the average of 10 runs with these cases</w:t>
       </w:r>
     </w:p>
-    <w:p/>
+    <w:p>
+      <w:pPr>
+        <w:pStyle w:val="ListParagraph"/>
+        <w:numPr>
+          <w:ilvl w:val="0"/>
+          <w:numId w:val="27"/>
+        </w:numPr>
+        <w:rPr>
+          <w:color w:val="FF0000"/>
+        </w:rPr>
+      </w:pPr>
+      <w:r>
+        <w:rPr>
+          <w:color w:val="FF0000"/>
+        </w:rPr>
+        <w:t>positive</w:t>
+      </w:r>
+    </w:p>
+    <w:p>
+      <w:pPr>
+        <w:pStyle w:val="ListParagraph"/>
+        <w:numPr>
+          <w:ilvl w:val="0"/>
+          <w:numId w:val="27"/>
+        </w:numPr>
+        <w:rPr>
+          <w:color w:val="FF0000"/>
+        </w:rPr>
+      </w:pPr>
+      <w:r>
+        <w:rPr>
+          <w:color w:val="FF0000"/>
+        </w:rPr>
+        <w:t>no reviewers</w:t>
+      </w:r>
+    </w:p>
+    <w:p>
+      <w:pPr>
+        <w:pStyle w:val="ListParagraph"/>
+        <w:numPr>
+          <w:ilvl w:val="0"/>
+          <w:numId w:val="27"/>
+        </w:numPr>
+        <w:rPr>
+          <w:color w:val="FF0000"/>
+        </w:rPr>
+      </w:pPr>
+      <w:r>
+        <w:rPr>
+          <w:color w:val="FF0000"/>
+        </w:rPr>
+        <w:t>invalid format?</w:t>
+      </w:r>
+    </w:p>
     <w:p>
       <w:pPr>
         <w:pStyle w:val="Heading2"/>
@@ -986,12 +4101,17 @@
           <w:bottom w:val="single" w:sz="4" w:space="1" w:color="auto"/>
         </w:pBdr>
       </w:pPr>
+      <w:bookmarkStart w:id="0" w:name="_Appendix_1:_System"/>
+      <w:bookmarkEnd w:id="0"/>
       <w:r>
         <w:lastRenderedPageBreak/>
         <w:t xml:space="preserve">Appendix 1: </w:t>
       </w:r>
       <w:r>
-        <w:t>System Component Acronyms</w:t>
+        <w:t xml:space="preserve">System Component </w:t>
+      </w:r>
+      <w:r>
+        <w:t>Abbreviations</w:t>
       </w:r>
     </w:p>
     <w:p/>
@@ -1179,11 +4299,9 @@
             <w:tcW w:w="3038" w:type="dxa"/>
           </w:tcPr>
           <w:p>
-            <w:proofErr w:type="spellStart"/>
             <w:r>
               <w:t>EvaluationManager</w:t>
             </w:r>
-            <w:proofErr w:type="spellEnd"/>
           </w:p>
         </w:tc>
       </w:tr>
@@ -1228,36 +4346,990 @@
     <w:tbl>
       <w:tblPr>
         <w:tblStyle w:val="TableGrid"/>
-        <w:tblW w:w="0" w:type="auto"/>
+        <w:tblW w:w="9351" w:type="dxa"/>
         <w:tblLook w:val="04A0" w:firstRow="1" w:lastRow="0" w:firstColumn="1" w:lastColumn="0" w:noHBand="0" w:noVBand="1"/>
       </w:tblPr>
       <w:tblGrid>
-        <w:gridCol w:w="9016"/>
+        <w:gridCol w:w="9351"/>
       </w:tblGrid>
       <w:tr>
         <w:tc>
           <w:tcPr>
-            <w:tcW w:w="9016" w:type="dxa"/>
+            <w:tcW w:w="9351" w:type="dxa"/>
           </w:tcPr>
           <w:p>
             <w:pPr>
-              <w:rPr>
-                <w:color w:val="FF0000"/>
+              <w:shd w:val="clear" w:color="auto" w:fill="1A2125"/>
+              <w:spacing w:line="285" w:lineRule="atLeast"/>
+              <w:jc w:val="left"/>
+              <w:rPr>
+                <w:rFonts w:ascii="Consolas" w:eastAsia="Times New Roman" w:hAnsi="Consolas" w:cs="Times New Roman"/>
+                <w:color w:val="C9D1D9"/>
+                <w:kern w:val="0"/>
+                <w:sz w:val="21"/>
+                <w:szCs w:val="21"/>
+                <w:lang w:eastAsia="en-ZA"/>
+                <w14:ligatures w14:val="none"/>
               </w:rPr>
             </w:pPr>
             <w:r>
               <w:rPr>
-                <w:color w:val="FF0000"/>
-              </w:rPr>
-              <w:t>write a new research output example that looks more academic</w:t>
+                <w:rFonts w:ascii="Consolas" w:eastAsia="Times New Roman" w:hAnsi="Consolas" w:cs="Times New Roman"/>
+                <w:color w:val="8FA1B3"/>
+                <w:kern w:val="0"/>
+                <w:sz w:val="21"/>
+                <w:szCs w:val="21"/>
+                <w:lang w:eastAsia="en-ZA"/>
+                <w14:ligatures w14:val="none"/>
+              </w:rPr>
+              <w:t>{</w:t>
             </w:r>
           </w:p>
           <w:p>
             <w:pPr>
-              <w:rPr>
-                <w:color w:val="FF0000"/>
+              <w:shd w:val="clear" w:color="auto" w:fill="1A2125"/>
+              <w:spacing w:line="285" w:lineRule="atLeast"/>
+              <w:jc w:val="left"/>
+              <w:rPr>
+                <w:rFonts w:ascii="Consolas" w:eastAsia="Times New Roman" w:hAnsi="Consolas" w:cs="Times New Roman"/>
+                <w:color w:val="C9D1D9"/>
+                <w:kern w:val="0"/>
+                <w:sz w:val="21"/>
+                <w:szCs w:val="21"/>
+                <w:lang w:eastAsia="en-ZA"/>
+                <w14:ligatures w14:val="none"/>
               </w:rPr>
             </w:pPr>
+            <w:r>
+              <w:rPr>
+                <w:rFonts w:ascii="Consolas" w:eastAsia="Times New Roman" w:hAnsi="Consolas" w:cs="Times New Roman"/>
+                <w:color w:val="C9D1D9"/>
+                <w:kern w:val="0"/>
+                <w:sz w:val="21"/>
+                <w:szCs w:val="21"/>
+                <w:lang w:eastAsia="en-ZA"/>
+                <w14:ligatures w14:val="none"/>
+              </w:rPr>
+              <w:t xml:space="preserve">    </w:t>
+            </w:r>
+            <w:r>
+              <w:rPr>
+                <w:rFonts w:ascii="Consolas" w:eastAsia="Times New Roman" w:hAnsi="Consolas" w:cs="Times New Roman"/>
+                <w:color w:val="8FA1B3"/>
+                <w:kern w:val="0"/>
+                <w:sz w:val="21"/>
+                <w:szCs w:val="21"/>
+                <w:lang w:eastAsia="en-ZA"/>
+                <w14:ligatures w14:val="none"/>
+              </w:rPr>
+              <w:t>"</w:t>
+            </w:r>
+            <w:r>
+              <w:rPr>
+                <w:rFonts w:ascii="Consolas" w:eastAsia="Times New Roman" w:hAnsi="Consolas" w:cs="Times New Roman"/>
+                <w:color w:val="66D9EF"/>
+                <w:kern w:val="0"/>
+                <w:sz w:val="21"/>
+                <w:szCs w:val="21"/>
+                <w:lang w:eastAsia="en-ZA"/>
+                <w14:ligatures w14:val="none"/>
+              </w:rPr>
+              <w:t>author</w:t>
+            </w:r>
+            <w:proofErr w:type="gramStart"/>
+            <w:r>
+              <w:rPr>
+                <w:rFonts w:ascii="Consolas" w:eastAsia="Times New Roman" w:hAnsi="Consolas" w:cs="Times New Roman"/>
+                <w:color w:val="8FA1B3"/>
+                <w:kern w:val="0"/>
+                <w:sz w:val="21"/>
+                <w:szCs w:val="21"/>
+                <w:lang w:eastAsia="en-ZA"/>
+                <w14:ligatures w14:val="none"/>
+              </w:rPr>
+              <w:t>"</w:t>
+            </w:r>
+            <w:r>
+              <w:rPr>
+                <w:rFonts w:ascii="Consolas" w:eastAsia="Times New Roman" w:hAnsi="Consolas" w:cs="Times New Roman"/>
+                <w:color w:val="C9D1D9"/>
+                <w:kern w:val="0"/>
+                <w:sz w:val="21"/>
+                <w:szCs w:val="21"/>
+                <w:lang w:eastAsia="en-ZA"/>
+                <w14:ligatures w14:val="none"/>
+              </w:rPr>
+              <w:t xml:space="preserve"> </w:t>
+            </w:r>
+            <w:r>
+              <w:rPr>
+                <w:rFonts w:ascii="Consolas" w:eastAsia="Times New Roman" w:hAnsi="Consolas" w:cs="Times New Roman"/>
+                <w:color w:val="8FA1B3"/>
+                <w:kern w:val="0"/>
+                <w:sz w:val="21"/>
+                <w:szCs w:val="21"/>
+                <w:lang w:eastAsia="en-ZA"/>
+                <w14:ligatures w14:val="none"/>
+              </w:rPr>
+              <w:t>:</w:t>
+            </w:r>
+            <w:proofErr w:type="gramEnd"/>
+            <w:r>
+              <w:rPr>
+                <w:rFonts w:ascii="Consolas" w:eastAsia="Times New Roman" w:hAnsi="Consolas" w:cs="Times New Roman"/>
+                <w:color w:val="C9D1D9"/>
+                <w:kern w:val="0"/>
+                <w:sz w:val="21"/>
+                <w:szCs w:val="21"/>
+                <w:lang w:eastAsia="en-ZA"/>
+                <w14:ligatures w14:val="none"/>
+              </w:rPr>
+              <w:t xml:space="preserve"> </w:t>
+            </w:r>
+            <w:r>
+              <w:rPr>
+                <w:rFonts w:ascii="Consolas" w:eastAsia="Times New Roman" w:hAnsi="Consolas" w:cs="Times New Roman"/>
+                <w:color w:val="4ECDC4"/>
+                <w:kern w:val="0"/>
+                <w:sz w:val="21"/>
+                <w:szCs w:val="21"/>
+                <w:lang w:eastAsia="en-ZA"/>
+                <w14:ligatures w14:val="none"/>
+              </w:rPr>
+              <w:t>"Ruan Esterhuizen"</w:t>
+            </w:r>
+            <w:r>
+              <w:rPr>
+                <w:rFonts w:ascii="Consolas" w:eastAsia="Times New Roman" w:hAnsi="Consolas" w:cs="Times New Roman"/>
+                <w:color w:val="8FA1B3"/>
+                <w:kern w:val="0"/>
+                <w:sz w:val="21"/>
+                <w:szCs w:val="21"/>
+                <w:lang w:eastAsia="en-ZA"/>
+                <w14:ligatures w14:val="none"/>
+              </w:rPr>
+              <w:t>,</w:t>
+            </w:r>
+          </w:p>
+          <w:p>
+            <w:pPr>
+              <w:shd w:val="clear" w:color="auto" w:fill="1A2125"/>
+              <w:spacing w:line="285" w:lineRule="atLeast"/>
+              <w:jc w:val="left"/>
+              <w:rPr>
+                <w:rFonts w:ascii="Consolas" w:eastAsia="Times New Roman" w:hAnsi="Consolas" w:cs="Times New Roman"/>
+                <w:color w:val="C9D1D9"/>
+                <w:kern w:val="0"/>
+                <w:sz w:val="21"/>
+                <w:szCs w:val="21"/>
+                <w:lang w:eastAsia="en-ZA"/>
+                <w14:ligatures w14:val="none"/>
+              </w:rPr>
+            </w:pPr>
+            <w:r>
+              <w:rPr>
+                <w:rFonts w:ascii="Consolas" w:eastAsia="Times New Roman" w:hAnsi="Consolas" w:cs="Times New Roman"/>
+                <w:color w:val="C9D1D9"/>
+                <w:kern w:val="0"/>
+                <w:sz w:val="21"/>
+                <w:szCs w:val="21"/>
+                <w:lang w:eastAsia="en-ZA"/>
+                <w14:ligatures w14:val="none"/>
+              </w:rPr>
+              <w:t xml:space="preserve">    </w:t>
+            </w:r>
+            <w:r>
+              <w:rPr>
+                <w:rFonts w:ascii="Consolas" w:eastAsia="Times New Roman" w:hAnsi="Consolas" w:cs="Times New Roman"/>
+                <w:color w:val="8FA1B3"/>
+                <w:kern w:val="0"/>
+                <w:sz w:val="21"/>
+                <w:szCs w:val="21"/>
+                <w:lang w:eastAsia="en-ZA"/>
+                <w14:ligatures w14:val="none"/>
+              </w:rPr>
+              <w:t>"</w:t>
+            </w:r>
+            <w:r>
+              <w:rPr>
+                <w:rFonts w:ascii="Consolas" w:eastAsia="Times New Roman" w:hAnsi="Consolas" w:cs="Times New Roman"/>
+                <w:color w:val="66D9EF"/>
+                <w:kern w:val="0"/>
+                <w:sz w:val="21"/>
+                <w:szCs w:val="21"/>
+                <w:lang w:eastAsia="en-ZA"/>
+                <w14:ligatures w14:val="none"/>
+              </w:rPr>
+              <w:t>date</w:t>
+            </w:r>
+            <w:proofErr w:type="gramStart"/>
+            <w:r>
+              <w:rPr>
+                <w:rFonts w:ascii="Consolas" w:eastAsia="Times New Roman" w:hAnsi="Consolas" w:cs="Times New Roman"/>
+                <w:color w:val="8FA1B3"/>
+                <w:kern w:val="0"/>
+                <w:sz w:val="21"/>
+                <w:szCs w:val="21"/>
+                <w:lang w:eastAsia="en-ZA"/>
+                <w14:ligatures w14:val="none"/>
+              </w:rPr>
+              <w:t>"</w:t>
+            </w:r>
+            <w:r>
+              <w:rPr>
+                <w:rFonts w:ascii="Consolas" w:eastAsia="Times New Roman" w:hAnsi="Consolas" w:cs="Times New Roman"/>
+                <w:color w:val="C9D1D9"/>
+                <w:kern w:val="0"/>
+                <w:sz w:val="21"/>
+                <w:szCs w:val="21"/>
+                <w:lang w:eastAsia="en-ZA"/>
+                <w14:ligatures w14:val="none"/>
+              </w:rPr>
+              <w:t xml:space="preserve"> </w:t>
+            </w:r>
+            <w:r>
+              <w:rPr>
+                <w:rFonts w:ascii="Consolas" w:eastAsia="Times New Roman" w:hAnsi="Consolas" w:cs="Times New Roman"/>
+                <w:color w:val="8FA1B3"/>
+                <w:kern w:val="0"/>
+                <w:sz w:val="21"/>
+                <w:szCs w:val="21"/>
+                <w:lang w:eastAsia="en-ZA"/>
+                <w14:ligatures w14:val="none"/>
+              </w:rPr>
+              <w:t>:</w:t>
+            </w:r>
+            <w:proofErr w:type="gramEnd"/>
+            <w:r>
+              <w:rPr>
+                <w:rFonts w:ascii="Consolas" w:eastAsia="Times New Roman" w:hAnsi="Consolas" w:cs="Times New Roman"/>
+                <w:color w:val="C9D1D9"/>
+                <w:kern w:val="0"/>
+                <w:sz w:val="21"/>
+                <w:szCs w:val="21"/>
+                <w:lang w:eastAsia="en-ZA"/>
+                <w14:ligatures w14:val="none"/>
+              </w:rPr>
+              <w:t xml:space="preserve"> </w:t>
+            </w:r>
+            <w:r>
+              <w:rPr>
+                <w:rFonts w:ascii="Consolas" w:eastAsia="Times New Roman" w:hAnsi="Consolas" w:cs="Times New Roman"/>
+                <w:color w:val="4ECDC4"/>
+                <w:kern w:val="0"/>
+                <w:sz w:val="21"/>
+                <w:szCs w:val="21"/>
+                <w:lang w:eastAsia="en-ZA"/>
+                <w14:ligatures w14:val="none"/>
+              </w:rPr>
+              <w:t>"05/05/2026"</w:t>
+            </w:r>
+            <w:r>
+              <w:rPr>
+                <w:rFonts w:ascii="Consolas" w:eastAsia="Times New Roman" w:hAnsi="Consolas" w:cs="Times New Roman"/>
+                <w:color w:val="8FA1B3"/>
+                <w:kern w:val="0"/>
+                <w:sz w:val="21"/>
+                <w:szCs w:val="21"/>
+                <w:lang w:eastAsia="en-ZA"/>
+                <w14:ligatures w14:val="none"/>
+              </w:rPr>
+              <w:t>,</w:t>
+            </w:r>
+          </w:p>
+          <w:p>
+            <w:pPr>
+              <w:shd w:val="clear" w:color="auto" w:fill="1A2125"/>
+              <w:spacing w:line="285" w:lineRule="atLeast"/>
+              <w:jc w:val="left"/>
+              <w:rPr>
+                <w:rFonts w:ascii="Consolas" w:eastAsia="Times New Roman" w:hAnsi="Consolas" w:cs="Times New Roman"/>
+                <w:color w:val="C9D1D9"/>
+                <w:kern w:val="0"/>
+                <w:sz w:val="21"/>
+                <w:szCs w:val="21"/>
+                <w:lang w:eastAsia="en-ZA"/>
+                <w14:ligatures w14:val="none"/>
+              </w:rPr>
+            </w:pPr>
+            <w:r>
+              <w:rPr>
+                <w:rFonts w:ascii="Consolas" w:eastAsia="Times New Roman" w:hAnsi="Consolas" w:cs="Times New Roman"/>
+                <w:color w:val="C9D1D9"/>
+                <w:kern w:val="0"/>
+                <w:sz w:val="21"/>
+                <w:szCs w:val="21"/>
+                <w:lang w:eastAsia="en-ZA"/>
+                <w14:ligatures w14:val="none"/>
+              </w:rPr>
+              <w:t xml:space="preserve">    </w:t>
+            </w:r>
+            <w:r>
+              <w:rPr>
+                <w:rFonts w:ascii="Consolas" w:eastAsia="Times New Roman" w:hAnsi="Consolas" w:cs="Times New Roman"/>
+                <w:color w:val="8FA1B3"/>
+                <w:kern w:val="0"/>
+                <w:sz w:val="21"/>
+                <w:szCs w:val="21"/>
+                <w:lang w:eastAsia="en-ZA"/>
+                <w14:ligatures w14:val="none"/>
+              </w:rPr>
+              <w:t>"</w:t>
+            </w:r>
+            <w:r>
+              <w:rPr>
+                <w:rFonts w:ascii="Consolas" w:eastAsia="Times New Roman" w:hAnsi="Consolas" w:cs="Times New Roman"/>
+                <w:color w:val="66D9EF"/>
+                <w:kern w:val="0"/>
+                <w:sz w:val="21"/>
+                <w:szCs w:val="21"/>
+                <w:lang w:eastAsia="en-ZA"/>
+                <w14:ligatures w14:val="none"/>
+              </w:rPr>
+              <w:t>title</w:t>
+            </w:r>
+            <w:proofErr w:type="gramStart"/>
+            <w:r>
+              <w:rPr>
+                <w:rFonts w:ascii="Consolas" w:eastAsia="Times New Roman" w:hAnsi="Consolas" w:cs="Times New Roman"/>
+                <w:color w:val="8FA1B3"/>
+                <w:kern w:val="0"/>
+                <w:sz w:val="21"/>
+                <w:szCs w:val="21"/>
+                <w:lang w:eastAsia="en-ZA"/>
+                <w14:ligatures w14:val="none"/>
+              </w:rPr>
+              <w:t>"</w:t>
+            </w:r>
+            <w:r>
+              <w:rPr>
+                <w:rFonts w:ascii="Consolas" w:eastAsia="Times New Roman" w:hAnsi="Consolas" w:cs="Times New Roman"/>
+                <w:color w:val="C9D1D9"/>
+                <w:kern w:val="0"/>
+                <w:sz w:val="21"/>
+                <w:szCs w:val="21"/>
+                <w:lang w:eastAsia="en-ZA"/>
+                <w14:ligatures w14:val="none"/>
+              </w:rPr>
+              <w:t xml:space="preserve"> </w:t>
+            </w:r>
+            <w:r>
+              <w:rPr>
+                <w:rFonts w:ascii="Consolas" w:eastAsia="Times New Roman" w:hAnsi="Consolas" w:cs="Times New Roman"/>
+                <w:color w:val="8FA1B3"/>
+                <w:kern w:val="0"/>
+                <w:sz w:val="21"/>
+                <w:szCs w:val="21"/>
+                <w:lang w:eastAsia="en-ZA"/>
+                <w14:ligatures w14:val="none"/>
+              </w:rPr>
+              <w:t>:</w:t>
+            </w:r>
+            <w:proofErr w:type="gramEnd"/>
+            <w:r>
+              <w:rPr>
+                <w:rFonts w:ascii="Consolas" w:eastAsia="Times New Roman" w:hAnsi="Consolas" w:cs="Times New Roman"/>
+                <w:color w:val="C9D1D9"/>
+                <w:kern w:val="0"/>
+                <w:sz w:val="21"/>
+                <w:szCs w:val="21"/>
+                <w:lang w:eastAsia="en-ZA"/>
+                <w14:ligatures w14:val="none"/>
+              </w:rPr>
+              <w:t xml:space="preserve"> </w:t>
+            </w:r>
+            <w:r>
+              <w:rPr>
+                <w:rFonts w:ascii="Consolas" w:eastAsia="Times New Roman" w:hAnsi="Consolas" w:cs="Times New Roman"/>
+                <w:color w:val="4ECDC4"/>
+                <w:kern w:val="0"/>
+                <w:sz w:val="21"/>
+                <w:szCs w:val="21"/>
+                <w:lang w:eastAsia="en-ZA"/>
+                <w14:ligatures w14:val="none"/>
+              </w:rPr>
+              <w:t>"Automating the REPA protocol"</w:t>
+            </w:r>
+            <w:r>
+              <w:rPr>
+                <w:rFonts w:ascii="Consolas" w:eastAsia="Times New Roman" w:hAnsi="Consolas" w:cs="Times New Roman"/>
+                <w:color w:val="8FA1B3"/>
+                <w:kern w:val="0"/>
+                <w:sz w:val="21"/>
+                <w:szCs w:val="21"/>
+                <w:lang w:eastAsia="en-ZA"/>
+                <w14:ligatures w14:val="none"/>
+              </w:rPr>
+              <w:t>,</w:t>
+            </w:r>
+          </w:p>
+          <w:p>
+            <w:pPr>
+              <w:shd w:val="clear" w:color="auto" w:fill="1A2125"/>
+              <w:spacing w:line="285" w:lineRule="atLeast"/>
+              <w:jc w:val="left"/>
+              <w:rPr>
+                <w:rFonts w:ascii="Consolas" w:eastAsia="Times New Roman" w:hAnsi="Consolas" w:cs="Times New Roman"/>
+                <w:color w:val="C9D1D9"/>
+                <w:kern w:val="0"/>
+                <w:sz w:val="21"/>
+                <w:szCs w:val="21"/>
+                <w:lang w:eastAsia="en-ZA"/>
+                <w14:ligatures w14:val="none"/>
+              </w:rPr>
+            </w:pPr>
+            <w:r>
+              <w:rPr>
+                <w:rFonts w:ascii="Consolas" w:eastAsia="Times New Roman" w:hAnsi="Consolas" w:cs="Times New Roman"/>
+                <w:color w:val="C9D1D9"/>
+                <w:kern w:val="0"/>
+                <w:sz w:val="21"/>
+                <w:szCs w:val="21"/>
+                <w:lang w:eastAsia="en-ZA"/>
+                <w14:ligatures w14:val="none"/>
+              </w:rPr>
+              <w:t xml:space="preserve">    </w:t>
+            </w:r>
+            <w:r>
+              <w:rPr>
+                <w:rFonts w:ascii="Consolas" w:eastAsia="Times New Roman" w:hAnsi="Consolas" w:cs="Times New Roman"/>
+                <w:color w:val="8FA1B3"/>
+                <w:kern w:val="0"/>
+                <w:sz w:val="21"/>
+                <w:szCs w:val="21"/>
+                <w:lang w:eastAsia="en-ZA"/>
+                <w14:ligatures w14:val="none"/>
+              </w:rPr>
+              <w:t>"</w:t>
+            </w:r>
+            <w:r>
+              <w:rPr>
+                <w:rFonts w:ascii="Consolas" w:eastAsia="Times New Roman" w:hAnsi="Consolas" w:cs="Times New Roman"/>
+                <w:color w:val="66D9EF"/>
+                <w:kern w:val="0"/>
+                <w:sz w:val="21"/>
+                <w:szCs w:val="21"/>
+                <w:lang w:eastAsia="en-ZA"/>
+                <w14:ligatures w14:val="none"/>
+              </w:rPr>
+              <w:t>group</w:t>
+            </w:r>
+            <w:proofErr w:type="gramStart"/>
+            <w:r>
+              <w:rPr>
+                <w:rFonts w:ascii="Consolas" w:eastAsia="Times New Roman" w:hAnsi="Consolas" w:cs="Times New Roman"/>
+                <w:color w:val="8FA1B3"/>
+                <w:kern w:val="0"/>
+                <w:sz w:val="21"/>
+                <w:szCs w:val="21"/>
+                <w:lang w:eastAsia="en-ZA"/>
+                <w14:ligatures w14:val="none"/>
+              </w:rPr>
+              <w:t>"</w:t>
+            </w:r>
+            <w:r>
+              <w:rPr>
+                <w:rFonts w:ascii="Consolas" w:eastAsia="Times New Roman" w:hAnsi="Consolas" w:cs="Times New Roman"/>
+                <w:color w:val="C9D1D9"/>
+                <w:kern w:val="0"/>
+                <w:sz w:val="21"/>
+                <w:szCs w:val="21"/>
+                <w:lang w:eastAsia="en-ZA"/>
+                <w14:ligatures w14:val="none"/>
+              </w:rPr>
+              <w:t xml:space="preserve"> </w:t>
+            </w:r>
+            <w:r>
+              <w:rPr>
+                <w:rFonts w:ascii="Consolas" w:eastAsia="Times New Roman" w:hAnsi="Consolas" w:cs="Times New Roman"/>
+                <w:color w:val="8FA1B3"/>
+                <w:kern w:val="0"/>
+                <w:sz w:val="21"/>
+                <w:szCs w:val="21"/>
+                <w:lang w:eastAsia="en-ZA"/>
+                <w14:ligatures w14:val="none"/>
+              </w:rPr>
+              <w:t>:</w:t>
+            </w:r>
+            <w:proofErr w:type="gramEnd"/>
+            <w:r>
+              <w:rPr>
+                <w:rFonts w:ascii="Consolas" w:eastAsia="Times New Roman" w:hAnsi="Consolas" w:cs="Times New Roman"/>
+                <w:color w:val="C9D1D9"/>
+                <w:kern w:val="0"/>
+                <w:sz w:val="21"/>
+                <w:szCs w:val="21"/>
+                <w:lang w:eastAsia="en-ZA"/>
+                <w14:ligatures w14:val="none"/>
+              </w:rPr>
+              <w:t xml:space="preserve"> </w:t>
+            </w:r>
+            <w:r>
+              <w:rPr>
+                <w:rFonts w:ascii="Consolas" w:eastAsia="Times New Roman" w:hAnsi="Consolas" w:cs="Times New Roman"/>
+                <w:color w:val="4ECDC4"/>
+                <w:kern w:val="0"/>
+                <w:sz w:val="21"/>
+                <w:szCs w:val="21"/>
+                <w:lang w:eastAsia="en-ZA"/>
+                <w14:ligatures w14:val="none"/>
+              </w:rPr>
+              <w:t>"CIRG"</w:t>
+            </w:r>
+            <w:r>
+              <w:rPr>
+                <w:rFonts w:ascii="Consolas" w:eastAsia="Times New Roman" w:hAnsi="Consolas" w:cs="Times New Roman"/>
+                <w:color w:val="8FA1B3"/>
+                <w:kern w:val="0"/>
+                <w:sz w:val="21"/>
+                <w:szCs w:val="21"/>
+                <w:lang w:eastAsia="en-ZA"/>
+                <w14:ligatures w14:val="none"/>
+              </w:rPr>
+              <w:t>,</w:t>
+            </w:r>
+          </w:p>
+          <w:p>
+            <w:pPr>
+              <w:shd w:val="clear" w:color="auto" w:fill="1A2125"/>
+              <w:spacing w:line="285" w:lineRule="atLeast"/>
+              <w:jc w:val="left"/>
+              <w:rPr>
+                <w:rFonts w:ascii="Consolas" w:eastAsia="Times New Roman" w:hAnsi="Consolas" w:cs="Times New Roman"/>
+                <w:color w:val="C9D1D9"/>
+                <w:kern w:val="0"/>
+                <w:sz w:val="21"/>
+                <w:szCs w:val="21"/>
+                <w:lang w:eastAsia="en-ZA"/>
+                <w14:ligatures w14:val="none"/>
+              </w:rPr>
+            </w:pPr>
+            <w:r>
+              <w:rPr>
+                <w:rFonts w:ascii="Consolas" w:eastAsia="Times New Roman" w:hAnsi="Consolas" w:cs="Times New Roman"/>
+                <w:color w:val="C9D1D9"/>
+                <w:kern w:val="0"/>
+                <w:sz w:val="21"/>
+                <w:szCs w:val="21"/>
+                <w:lang w:eastAsia="en-ZA"/>
+                <w14:ligatures w14:val="none"/>
+              </w:rPr>
+              <w:t xml:space="preserve">    </w:t>
+            </w:r>
+            <w:r>
+              <w:rPr>
+                <w:rFonts w:ascii="Consolas" w:eastAsia="Times New Roman" w:hAnsi="Consolas" w:cs="Times New Roman"/>
+                <w:color w:val="8FA1B3"/>
+                <w:kern w:val="0"/>
+                <w:sz w:val="21"/>
+                <w:szCs w:val="21"/>
+                <w:lang w:eastAsia="en-ZA"/>
+                <w14:ligatures w14:val="none"/>
+              </w:rPr>
+              <w:t>"</w:t>
+            </w:r>
+            <w:r>
+              <w:rPr>
+                <w:rFonts w:ascii="Consolas" w:eastAsia="Times New Roman" w:hAnsi="Consolas" w:cs="Times New Roman"/>
+                <w:color w:val="66D9EF"/>
+                <w:kern w:val="0"/>
+                <w:sz w:val="21"/>
+                <w:szCs w:val="21"/>
+                <w:lang w:eastAsia="en-ZA"/>
+                <w14:ligatures w14:val="none"/>
+              </w:rPr>
+              <w:t>supervisor</w:t>
+            </w:r>
+            <w:proofErr w:type="gramStart"/>
+            <w:r>
+              <w:rPr>
+                <w:rFonts w:ascii="Consolas" w:eastAsia="Times New Roman" w:hAnsi="Consolas" w:cs="Times New Roman"/>
+                <w:color w:val="8FA1B3"/>
+                <w:kern w:val="0"/>
+                <w:sz w:val="21"/>
+                <w:szCs w:val="21"/>
+                <w:lang w:eastAsia="en-ZA"/>
+                <w14:ligatures w14:val="none"/>
+              </w:rPr>
+              <w:t>"</w:t>
+            </w:r>
+            <w:r>
+              <w:rPr>
+                <w:rFonts w:ascii="Consolas" w:eastAsia="Times New Roman" w:hAnsi="Consolas" w:cs="Times New Roman"/>
+                <w:color w:val="C9D1D9"/>
+                <w:kern w:val="0"/>
+                <w:sz w:val="21"/>
+                <w:szCs w:val="21"/>
+                <w:lang w:eastAsia="en-ZA"/>
+                <w14:ligatures w14:val="none"/>
+              </w:rPr>
+              <w:t xml:space="preserve"> </w:t>
+            </w:r>
+            <w:r>
+              <w:rPr>
+                <w:rFonts w:ascii="Consolas" w:eastAsia="Times New Roman" w:hAnsi="Consolas" w:cs="Times New Roman"/>
+                <w:color w:val="8FA1B3"/>
+                <w:kern w:val="0"/>
+                <w:sz w:val="21"/>
+                <w:szCs w:val="21"/>
+                <w:lang w:eastAsia="en-ZA"/>
+                <w14:ligatures w14:val="none"/>
+              </w:rPr>
+              <w:t>:</w:t>
+            </w:r>
+            <w:proofErr w:type="gramEnd"/>
+            <w:r>
+              <w:rPr>
+                <w:rFonts w:ascii="Consolas" w:eastAsia="Times New Roman" w:hAnsi="Consolas" w:cs="Times New Roman"/>
+                <w:color w:val="C9D1D9"/>
+                <w:kern w:val="0"/>
+                <w:sz w:val="21"/>
+                <w:szCs w:val="21"/>
+                <w:lang w:eastAsia="en-ZA"/>
+                <w14:ligatures w14:val="none"/>
+              </w:rPr>
+              <w:t xml:space="preserve"> </w:t>
+            </w:r>
+            <w:r>
+              <w:rPr>
+                <w:rFonts w:ascii="Consolas" w:eastAsia="Times New Roman" w:hAnsi="Consolas" w:cs="Times New Roman"/>
+                <w:color w:val="4ECDC4"/>
+                <w:kern w:val="0"/>
+                <w:sz w:val="21"/>
+                <w:szCs w:val="21"/>
+                <w:lang w:eastAsia="en-ZA"/>
+                <w14:ligatures w14:val="none"/>
+              </w:rPr>
+              <w:t xml:space="preserve">"Prof. </w:t>
+            </w:r>
+            <w:r>
+              <w:rPr>
+                <w:rFonts w:ascii="Consolas" w:eastAsia="Times New Roman" w:hAnsi="Consolas" w:cs="Times New Roman"/>
+                <w:color w:val="4ECDC4"/>
+                <w:kern w:val="0"/>
+                <w:sz w:val="21"/>
+                <w:szCs w:val="21"/>
+                <w:lang w:eastAsia="en-ZA"/>
+                <w14:ligatures w14:val="none"/>
+              </w:rPr>
+              <w:t>John Doe</w:t>
+            </w:r>
+            <w:r>
+              <w:rPr>
+                <w:rFonts w:ascii="Consolas" w:eastAsia="Times New Roman" w:hAnsi="Consolas" w:cs="Times New Roman"/>
+                <w:color w:val="4ECDC4"/>
+                <w:kern w:val="0"/>
+                <w:sz w:val="21"/>
+                <w:szCs w:val="21"/>
+                <w:lang w:eastAsia="en-ZA"/>
+                <w14:ligatures w14:val="none"/>
+              </w:rPr>
+              <w:t>"</w:t>
+            </w:r>
+            <w:r>
+              <w:rPr>
+                <w:rFonts w:ascii="Consolas" w:eastAsia="Times New Roman" w:hAnsi="Consolas" w:cs="Times New Roman"/>
+                <w:color w:val="8FA1B3"/>
+                <w:kern w:val="0"/>
+                <w:sz w:val="21"/>
+                <w:szCs w:val="21"/>
+                <w:lang w:eastAsia="en-ZA"/>
+                <w14:ligatures w14:val="none"/>
+              </w:rPr>
+              <w:t>,</w:t>
+            </w:r>
+          </w:p>
+          <w:p>
+            <w:pPr>
+              <w:shd w:val="clear" w:color="auto" w:fill="1A2125"/>
+              <w:spacing w:line="285" w:lineRule="atLeast"/>
+              <w:jc w:val="left"/>
+              <w:rPr>
+                <w:rFonts w:ascii="Consolas" w:eastAsia="Times New Roman" w:hAnsi="Consolas" w:cs="Times New Roman"/>
+                <w:color w:val="C9D1D9"/>
+                <w:kern w:val="0"/>
+                <w:sz w:val="21"/>
+                <w:szCs w:val="21"/>
+                <w:lang w:eastAsia="en-ZA"/>
+                <w14:ligatures w14:val="none"/>
+              </w:rPr>
+            </w:pPr>
+            <w:r>
+              <w:rPr>
+                <w:rFonts w:ascii="Consolas" w:eastAsia="Times New Roman" w:hAnsi="Consolas" w:cs="Times New Roman"/>
+                <w:color w:val="C9D1D9"/>
+                <w:kern w:val="0"/>
+                <w:sz w:val="21"/>
+                <w:szCs w:val="21"/>
+                <w:lang w:eastAsia="en-ZA"/>
+                <w14:ligatures w14:val="none"/>
+              </w:rPr>
+              <w:t xml:space="preserve">    </w:t>
+            </w:r>
+            <w:r>
+              <w:rPr>
+                <w:rFonts w:ascii="Consolas" w:eastAsia="Times New Roman" w:hAnsi="Consolas" w:cs="Times New Roman"/>
+                <w:color w:val="8FA1B3"/>
+                <w:kern w:val="0"/>
+                <w:sz w:val="21"/>
+                <w:szCs w:val="21"/>
+                <w:lang w:eastAsia="en-ZA"/>
+                <w14:ligatures w14:val="none"/>
+              </w:rPr>
+              <w:t>"</w:t>
+            </w:r>
+            <w:r>
+              <w:rPr>
+                <w:rFonts w:ascii="Consolas" w:eastAsia="Times New Roman" w:hAnsi="Consolas" w:cs="Times New Roman"/>
+                <w:color w:val="66D9EF"/>
+                <w:kern w:val="0"/>
+                <w:sz w:val="21"/>
+                <w:szCs w:val="21"/>
+                <w:lang w:eastAsia="en-ZA"/>
+                <w14:ligatures w14:val="none"/>
+              </w:rPr>
+              <w:t>abstract</w:t>
+            </w:r>
+            <w:proofErr w:type="gramStart"/>
+            <w:r>
+              <w:rPr>
+                <w:rFonts w:ascii="Consolas" w:eastAsia="Times New Roman" w:hAnsi="Consolas" w:cs="Times New Roman"/>
+                <w:color w:val="8FA1B3"/>
+                <w:kern w:val="0"/>
+                <w:sz w:val="21"/>
+                <w:szCs w:val="21"/>
+                <w:lang w:eastAsia="en-ZA"/>
+                <w14:ligatures w14:val="none"/>
+              </w:rPr>
+              <w:t>"</w:t>
+            </w:r>
+            <w:r>
+              <w:rPr>
+                <w:rFonts w:ascii="Consolas" w:eastAsia="Times New Roman" w:hAnsi="Consolas" w:cs="Times New Roman"/>
+                <w:color w:val="C9D1D9"/>
+                <w:kern w:val="0"/>
+                <w:sz w:val="21"/>
+                <w:szCs w:val="21"/>
+                <w:lang w:eastAsia="en-ZA"/>
+                <w14:ligatures w14:val="none"/>
+              </w:rPr>
+              <w:t xml:space="preserve"> </w:t>
+            </w:r>
+            <w:r>
+              <w:rPr>
+                <w:rFonts w:ascii="Consolas" w:eastAsia="Times New Roman" w:hAnsi="Consolas" w:cs="Times New Roman"/>
+                <w:color w:val="8FA1B3"/>
+                <w:kern w:val="0"/>
+                <w:sz w:val="21"/>
+                <w:szCs w:val="21"/>
+                <w:lang w:eastAsia="en-ZA"/>
+                <w14:ligatures w14:val="none"/>
+              </w:rPr>
+              <w:t>:</w:t>
+            </w:r>
+            <w:proofErr w:type="gramEnd"/>
+            <w:r>
+              <w:rPr>
+                <w:rFonts w:ascii="Consolas" w:eastAsia="Times New Roman" w:hAnsi="Consolas" w:cs="Times New Roman"/>
+                <w:color w:val="C9D1D9"/>
+                <w:kern w:val="0"/>
+                <w:sz w:val="21"/>
+                <w:szCs w:val="21"/>
+                <w:lang w:eastAsia="en-ZA"/>
+                <w14:ligatures w14:val="none"/>
+              </w:rPr>
+              <w:t xml:space="preserve"> </w:t>
+            </w:r>
+            <w:r>
+              <w:rPr>
+                <w:rFonts w:ascii="Consolas" w:eastAsia="Times New Roman" w:hAnsi="Consolas" w:cs="Times New Roman"/>
+                <w:color w:val="4ECDC4"/>
+                <w:kern w:val="0"/>
+                <w:sz w:val="21"/>
+                <w:szCs w:val="21"/>
+                <w:lang w:eastAsia="en-ZA"/>
+                <w14:ligatures w14:val="none"/>
+              </w:rPr>
+              <w:t>"We present an automation framework for the REPA protocol</w:t>
+            </w:r>
+            <w:r>
+              <w:rPr>
+                <w:rFonts w:ascii="Consolas" w:eastAsia="Times New Roman" w:hAnsi="Consolas" w:cs="Times New Roman"/>
+                <w:color w:val="4ECDC4"/>
+                <w:kern w:val="0"/>
+                <w:sz w:val="21"/>
+                <w:szCs w:val="21"/>
+                <w:lang w:eastAsia="en-ZA"/>
+                <w14:ligatures w14:val="none"/>
+              </w:rPr>
+              <w:t>..</w:t>
+            </w:r>
+            <w:r>
+              <w:rPr>
+                <w:rFonts w:ascii="Consolas" w:eastAsia="Times New Roman" w:hAnsi="Consolas" w:cs="Times New Roman"/>
+                <w:color w:val="4ECDC4"/>
+                <w:kern w:val="0"/>
+                <w:sz w:val="21"/>
+                <w:szCs w:val="21"/>
+                <w:lang w:eastAsia="en-ZA"/>
+                <w14:ligatures w14:val="none"/>
+              </w:rPr>
+              <w:t>."</w:t>
+            </w:r>
+            <w:r>
+              <w:rPr>
+                <w:rFonts w:ascii="Consolas" w:eastAsia="Times New Roman" w:hAnsi="Consolas" w:cs="Times New Roman"/>
+                <w:color w:val="8FA1B3"/>
+                <w:kern w:val="0"/>
+                <w:sz w:val="21"/>
+                <w:szCs w:val="21"/>
+                <w:lang w:eastAsia="en-ZA"/>
+                <w14:ligatures w14:val="none"/>
+              </w:rPr>
+              <w:t>,</w:t>
+            </w:r>
+          </w:p>
+          <w:p>
+            <w:pPr>
+              <w:shd w:val="clear" w:color="auto" w:fill="1A2125"/>
+              <w:spacing w:line="285" w:lineRule="atLeast"/>
+              <w:jc w:val="left"/>
+              <w:rPr>
+                <w:rFonts w:ascii="Consolas" w:eastAsia="Times New Roman" w:hAnsi="Consolas" w:cs="Times New Roman"/>
+                <w:color w:val="C9D1D9"/>
+                <w:kern w:val="0"/>
+                <w:sz w:val="21"/>
+                <w:szCs w:val="21"/>
+                <w:lang w:eastAsia="en-ZA"/>
+                <w14:ligatures w14:val="none"/>
+              </w:rPr>
+            </w:pPr>
+            <w:r>
+              <w:rPr>
+                <w:rFonts w:ascii="Consolas" w:eastAsia="Times New Roman" w:hAnsi="Consolas" w:cs="Times New Roman"/>
+                <w:color w:val="C9D1D9"/>
+                <w:kern w:val="0"/>
+                <w:sz w:val="21"/>
+                <w:szCs w:val="21"/>
+                <w:lang w:eastAsia="en-ZA"/>
+                <w14:ligatures w14:val="none"/>
+              </w:rPr>
+              <w:t xml:space="preserve">    </w:t>
+            </w:r>
+            <w:r>
+              <w:rPr>
+                <w:rFonts w:ascii="Consolas" w:eastAsia="Times New Roman" w:hAnsi="Consolas" w:cs="Times New Roman"/>
+                <w:color w:val="8FA1B3"/>
+                <w:kern w:val="0"/>
+                <w:sz w:val="21"/>
+                <w:szCs w:val="21"/>
+                <w:lang w:eastAsia="en-ZA"/>
+                <w14:ligatures w14:val="none"/>
+              </w:rPr>
+              <w:t>"</w:t>
+            </w:r>
+            <w:r>
+              <w:rPr>
+                <w:rFonts w:ascii="Consolas" w:eastAsia="Times New Roman" w:hAnsi="Consolas" w:cs="Times New Roman"/>
+                <w:color w:val="66D9EF"/>
+                <w:kern w:val="0"/>
+                <w:sz w:val="21"/>
+                <w:szCs w:val="21"/>
+                <w:lang w:eastAsia="en-ZA"/>
+                <w14:ligatures w14:val="none"/>
+              </w:rPr>
+              <w:t>keyword</w:t>
+            </w:r>
+            <w:proofErr w:type="gramStart"/>
+            <w:r>
+              <w:rPr>
+                <w:rFonts w:ascii="Consolas" w:eastAsia="Times New Roman" w:hAnsi="Consolas" w:cs="Times New Roman"/>
+                <w:color w:val="8FA1B3"/>
+                <w:kern w:val="0"/>
+                <w:sz w:val="21"/>
+                <w:szCs w:val="21"/>
+                <w:lang w:eastAsia="en-ZA"/>
+                <w14:ligatures w14:val="none"/>
+              </w:rPr>
+              <w:t>"</w:t>
+            </w:r>
+            <w:r>
+              <w:rPr>
+                <w:rFonts w:ascii="Consolas" w:eastAsia="Times New Roman" w:hAnsi="Consolas" w:cs="Times New Roman"/>
+                <w:color w:val="C9D1D9"/>
+                <w:kern w:val="0"/>
+                <w:sz w:val="21"/>
+                <w:szCs w:val="21"/>
+                <w:lang w:eastAsia="en-ZA"/>
+                <w14:ligatures w14:val="none"/>
+              </w:rPr>
+              <w:t xml:space="preserve"> </w:t>
+            </w:r>
+            <w:r>
+              <w:rPr>
+                <w:rFonts w:ascii="Consolas" w:eastAsia="Times New Roman" w:hAnsi="Consolas" w:cs="Times New Roman"/>
+                <w:color w:val="8FA1B3"/>
+                <w:kern w:val="0"/>
+                <w:sz w:val="21"/>
+                <w:szCs w:val="21"/>
+                <w:lang w:eastAsia="en-ZA"/>
+                <w14:ligatures w14:val="none"/>
+              </w:rPr>
+              <w:t>:</w:t>
+            </w:r>
+            <w:proofErr w:type="gramEnd"/>
+            <w:r>
+              <w:rPr>
+                <w:rFonts w:ascii="Consolas" w:eastAsia="Times New Roman" w:hAnsi="Consolas" w:cs="Times New Roman"/>
+                <w:color w:val="C9D1D9"/>
+                <w:kern w:val="0"/>
+                <w:sz w:val="21"/>
+                <w:szCs w:val="21"/>
+                <w:lang w:eastAsia="en-ZA"/>
+                <w14:ligatures w14:val="none"/>
+              </w:rPr>
+              <w:t xml:space="preserve"> </w:t>
+            </w:r>
+            <w:r>
+              <w:rPr>
+                <w:rFonts w:ascii="Consolas" w:eastAsia="Times New Roman" w:hAnsi="Consolas" w:cs="Times New Roman"/>
+                <w:color w:val="4ECDC4"/>
+                <w:kern w:val="0"/>
+                <w:sz w:val="21"/>
+                <w:szCs w:val="21"/>
+                <w:lang w:eastAsia="en-ZA"/>
+                <w14:ligatures w14:val="none"/>
+              </w:rPr>
+              <w:t>"Elephant Conservation, Computer Vision, Pseudo Labels"</w:t>
+            </w:r>
+          </w:p>
+          <w:p>
+            <w:pPr>
+              <w:shd w:val="clear" w:color="auto" w:fill="1A2125"/>
+              <w:spacing w:line="285" w:lineRule="atLeast"/>
+              <w:jc w:val="left"/>
+              <w:rPr>
+                <w:rFonts w:ascii="Consolas" w:eastAsia="Times New Roman" w:hAnsi="Consolas" w:cs="Times New Roman"/>
+                <w:color w:val="C9D1D9"/>
+                <w:kern w:val="0"/>
+                <w:sz w:val="21"/>
+                <w:szCs w:val="21"/>
+                <w:lang w:eastAsia="en-ZA"/>
+                <w14:ligatures w14:val="none"/>
+              </w:rPr>
+            </w:pPr>
+            <w:r>
+              <w:rPr>
+                <w:rFonts w:ascii="Consolas" w:eastAsia="Times New Roman" w:hAnsi="Consolas" w:cs="Times New Roman"/>
+                <w:color w:val="8FA1B3"/>
+                <w:kern w:val="0"/>
+                <w:sz w:val="21"/>
+                <w:szCs w:val="21"/>
+                <w:lang w:eastAsia="en-ZA"/>
+                <w14:ligatures w14:val="none"/>
+              </w:rPr>
+              <w:t>}</w:t>
+            </w:r>
           </w:p>
         </w:tc>
       </w:tr>
@@ -1405,6 +5477,119 @@
 <file path=word/numbering.xml><?xml version="1.0" encoding="utf-8"?>
 <w:numbering xmlns:wpc="http://schemas.microsoft.com/office/word/2010/wordprocessingCanvas" xmlns:cx="http://schemas.microsoft.com/office/drawing/2014/chartex" xmlns:cx1="http://schemas.microsoft.com/office/drawing/2015/9/8/chartex" xmlns:cx2="http://schemas.microsoft.com/office/drawing/2015/10/21/chartex" xmlns:cx3="http://schemas.microsoft.com/office/drawing/2016/5/9/chartex" xmlns:cx4="http://schemas.microsoft.com/office/drawing/2016/5/10/chartex" xmlns:cx5="http://schemas.microsoft.com/office/drawing/2016/5/11/chartex" xmlns:cx6="http://schemas.microsoft.com/office/drawing/2016/5/12/chartex" xmlns:cx7="http://schemas.microsoft.com/office/drawing/2016/5/13/chartex" xmlns:cx8="http://schemas.microsoft.com/office/drawing/2016/5/14/chartex" xmlns:mc="http://schemas.openxmlformats.org/markup-compatibility/2006" xmlns:aink="http://schemas.microsoft.com/office/drawing/2016/ink" xmlns:am3d="http://schemas.microsoft.com/office/drawing/2017/model3d" xmlns:o="urn:schemas-microsoft-com:office:office" xmlns:oel="http://schemas.microsoft.com/office/2019/extlst" xmlns:r="http://schemas.openxmlformats.org/officeDocument/2006/relationships" xmlns:m="http://schemas.openxmlformats.org/officeDocument/2006/math" xmlns:v="urn:schemas-microsoft-com:vml" xmlns:wp14="http://schemas.microsoft.com/office/word/2010/wordprocessingDrawing" xmlns:wp="http://schemas.openxmlformats.org/drawingml/2006/wordprocessingDrawing" xmlns:w10="urn:schemas-microsoft-com:office:word" xmlns:w="http://schemas.openxmlformats.org/wordprocessingml/2006/main" xmlns:w14="http://schemas.microsoft.com/office/word/2010/wordml" xmlns:w15="http://schemas.microsoft.com/office/word/2012/wordml" xmlns:w16cex="http://schemas.microsoft.com/office/word/2018/wordml/cex" xmlns:w16cid="http://schemas.microsoft.com/office/word/2016/wordml/cid" xmlns:w16="http://schemas.microsoft.com/office/word/2018/wordml" xmlns:w16du="http://schemas.microsoft.com/office/word/2023/wordml/word16du" xmlns:w16sdtdh="http://schemas.microsoft.com/office/word/2020/wordml/sdtdatahash" xmlns:w16sdtfl="http://schemas.microsoft.com/office/word/2024/wordml/sdtformatlock" xmlns:w16se="http://schemas.microsoft.com/office/word/2015/wordml/symex" xmlns:wpg="http://schemas.microsoft.com/office/word/2010/wordprocessingGroup" xmlns:wpi="http://schemas.microsoft.com/office/word/2010/wordprocessingInk" xmlns:wne="http://schemas.microsoft.com/office/word/2006/wordml" xmlns:wps="http://schemas.microsoft.com/office/word/2010/wordprocessingShape" mc:Ignorable="w14 w15 w16se w16cid w16 w16cex w16sdtdh w16sdtfl w16du wp14">
   <w:abstractNum w:abstractNumId="0" w15:restartNumberingAfterBreak="0">
+    <w:nsid w:val="02175771"/>
+    <w:multiLevelType w:val="hybridMultilevel"/>
+    <w:tmpl w:val="EEC490B8"/>
+    <w:lvl w:ilvl="0" w:tplc="1C09000F">
+      <w:start w:val="1"/>
+      <w:numFmt w:val="decimal"/>
+      <w:lvlText w:val="%1."/>
+      <w:lvlJc w:val="left"/>
+      <w:pPr>
+        <w:ind w:left="720" w:hanging="360"/>
+      </w:pPr>
+      <w:rPr>
+        <w:rFonts w:hint="default"/>
+      </w:rPr>
+    </w:lvl>
+    <w:lvl w:ilvl="1" w:tplc="FFFFFFFF" w:tentative="1">
+      <w:start w:val="1"/>
+      <w:numFmt w:val="bullet"/>
+      <w:lvlText w:val="o"/>
+      <w:lvlJc w:val="left"/>
+      <w:pPr>
+        <w:ind w:left="1440" w:hanging="360"/>
+      </w:pPr>
+      <w:rPr>
+        <w:rFonts w:ascii="Courier New" w:hAnsi="Courier New" w:cs="Courier New" w:hint="default"/>
+      </w:rPr>
+    </w:lvl>
+    <w:lvl w:ilvl="2" w:tplc="FFFFFFFF" w:tentative="1">
+      <w:start w:val="1"/>
+      <w:numFmt w:val="bullet"/>
+      <w:lvlText w:val=""/>
+      <w:lvlJc w:val="left"/>
+      <w:pPr>
+        <w:ind w:left="2160" w:hanging="360"/>
+      </w:pPr>
+      <w:rPr>
+        <w:rFonts w:ascii="Wingdings" w:hAnsi="Wingdings" w:hint="default"/>
+      </w:rPr>
+    </w:lvl>
+    <w:lvl w:ilvl="3" w:tplc="FFFFFFFF" w:tentative="1">
+      <w:start w:val="1"/>
+      <w:numFmt w:val="bullet"/>
+      <w:lvlText w:val=""/>
+      <w:lvlJc w:val="left"/>
+      <w:pPr>
+        <w:ind w:left="2880" w:hanging="360"/>
+      </w:pPr>
+      <w:rPr>
+        <w:rFonts w:ascii="Symbol" w:hAnsi="Symbol" w:hint="default"/>
+      </w:rPr>
+    </w:lvl>
+    <w:lvl w:ilvl="4" w:tplc="FFFFFFFF" w:tentative="1">
+      <w:start w:val="1"/>
+      <w:numFmt w:val="bullet"/>
+      <w:lvlText w:val="o"/>
+      <w:lvlJc w:val="left"/>
+      <w:pPr>
+        <w:ind w:left="3600" w:hanging="360"/>
+      </w:pPr>
+      <w:rPr>
+        <w:rFonts w:ascii="Courier New" w:hAnsi="Courier New" w:cs="Courier New" w:hint="default"/>
+      </w:rPr>
+    </w:lvl>
+    <w:lvl w:ilvl="5" w:tplc="FFFFFFFF" w:tentative="1">
+      <w:start w:val="1"/>
+      <w:numFmt w:val="bullet"/>
+      <w:lvlText w:val=""/>
+      <w:lvlJc w:val="left"/>
+      <w:pPr>
+        <w:ind w:left="4320" w:hanging="360"/>
+      </w:pPr>
+      <w:rPr>
+        <w:rFonts w:ascii="Wingdings" w:hAnsi="Wingdings" w:hint="default"/>
+      </w:rPr>
+    </w:lvl>
+    <w:lvl w:ilvl="6" w:tplc="FFFFFFFF" w:tentative="1">
+      <w:start w:val="1"/>
+      <w:numFmt w:val="bullet"/>
+      <w:lvlText w:val=""/>
+      <w:lvlJc w:val="left"/>
+      <w:pPr>
+        <w:ind w:left="5040" w:hanging="360"/>
+      </w:pPr>
+      <w:rPr>
+        <w:rFonts w:ascii="Symbol" w:hAnsi="Symbol" w:hint="default"/>
+      </w:rPr>
+    </w:lvl>
+    <w:lvl w:ilvl="7" w:tplc="FFFFFFFF" w:tentative="1">
+      <w:start w:val="1"/>
+      <w:numFmt w:val="bullet"/>
+      <w:lvlText w:val="o"/>
+      <w:lvlJc w:val="left"/>
+      <w:pPr>
+        <w:ind w:left="5760" w:hanging="360"/>
+      </w:pPr>
+      <w:rPr>
+        <w:rFonts w:ascii="Courier New" w:hAnsi="Courier New" w:cs="Courier New" w:hint="default"/>
+      </w:rPr>
+    </w:lvl>
+    <w:lvl w:ilvl="8" w:tplc="FFFFFFFF" w:tentative="1">
+      <w:start w:val="1"/>
+      <w:numFmt w:val="bullet"/>
+      <w:lvlText w:val=""/>
+      <w:lvlJc w:val="left"/>
+      <w:pPr>
+        <w:ind w:left="6480" w:hanging="360"/>
+      </w:pPr>
+      <w:rPr>
+        <w:rFonts w:ascii="Wingdings" w:hAnsi="Wingdings" w:hint="default"/>
+      </w:rPr>
+    </w:lvl>
+  </w:abstractNum>
+  <w:abstractNum w:abstractNumId="1" w15:restartNumberingAfterBreak="0">
     <w:nsid w:val="08640BDA"/>
     <w:multiLevelType w:val="multilevel"/>
     <w:tmpl w:val="B8728B28"/>
@@ -1490,7 +5675,120 @@
       </w:pPr>
     </w:lvl>
   </w:abstractNum>
-  <w:abstractNum w:abstractNumId="1" w15:restartNumberingAfterBreak="0">
+  <w:abstractNum w:abstractNumId="2" w15:restartNumberingAfterBreak="0">
+    <w:nsid w:val="0BD05258"/>
+    <w:multiLevelType w:val="multilevel"/>
+    <w:tmpl w:val="83863E4E"/>
+    <w:lvl w:ilvl="0">
+      <w:start w:val="1"/>
+      <w:numFmt w:val="decimal"/>
+      <w:lvlText w:val="%1."/>
+      <w:lvlJc w:val="left"/>
+      <w:pPr>
+        <w:ind w:left="510" w:hanging="510"/>
+      </w:pPr>
+      <w:rPr>
+        <w:rFonts w:hint="default"/>
+      </w:rPr>
+    </w:lvl>
+    <w:lvl w:ilvl="1">
+      <w:start w:val="1"/>
+      <w:numFmt w:val="decimal"/>
+      <w:lvlText w:val="%1.%2."/>
+      <w:lvlJc w:val="left"/>
+      <w:pPr>
+        <w:ind w:left="720" w:hanging="720"/>
+      </w:pPr>
+      <w:rPr>
+        <w:rFonts w:hint="default"/>
+      </w:rPr>
+    </w:lvl>
+    <w:lvl w:ilvl="2">
+      <w:start w:val="1"/>
+      <w:numFmt w:val="decimal"/>
+      <w:lvlText w:val="%1.%2.%3."/>
+      <w:lvlJc w:val="left"/>
+      <w:pPr>
+        <w:ind w:left="1080" w:hanging="1080"/>
+      </w:pPr>
+      <w:rPr>
+        <w:rFonts w:hint="default"/>
+      </w:rPr>
+    </w:lvl>
+    <w:lvl w:ilvl="3">
+      <w:start w:val="1"/>
+      <w:numFmt w:val="decimal"/>
+      <w:lvlText w:val="%1.%2.%3.%4."/>
+      <w:lvlJc w:val="left"/>
+      <w:pPr>
+        <w:ind w:left="1440" w:hanging="1440"/>
+      </w:pPr>
+      <w:rPr>
+        <w:rFonts w:hint="default"/>
+      </w:rPr>
+    </w:lvl>
+    <w:lvl w:ilvl="4">
+      <w:start w:val="1"/>
+      <w:numFmt w:val="decimal"/>
+      <w:lvlText w:val="%1.%2.%3.%4.%5."/>
+      <w:lvlJc w:val="left"/>
+      <w:pPr>
+        <w:ind w:left="1440" w:hanging="1440"/>
+      </w:pPr>
+      <w:rPr>
+        <w:rFonts w:hint="default"/>
+      </w:rPr>
+    </w:lvl>
+    <w:lvl w:ilvl="5">
+      <w:start w:val="1"/>
+      <w:numFmt w:val="decimal"/>
+      <w:lvlText w:val="%1.%2.%3.%4.%5.%6."/>
+      <w:lvlJc w:val="left"/>
+      <w:pPr>
+        <w:ind w:left="1800" w:hanging="1800"/>
+      </w:pPr>
+      <w:rPr>
+        <w:rFonts w:hint="default"/>
+      </w:rPr>
+    </w:lvl>
+    <w:lvl w:ilvl="6">
+      <w:start w:val="1"/>
+      <w:numFmt w:val="decimal"/>
+      <w:lvlText w:val="%1.%2.%3.%4.%5.%6.%7."/>
+      <w:lvlJc w:val="left"/>
+      <w:pPr>
+        <w:ind w:left="2160" w:hanging="2160"/>
+      </w:pPr>
+      <w:rPr>
+        <w:rFonts w:hint="default"/>
+      </w:rPr>
+    </w:lvl>
+    <w:lvl w:ilvl="7">
+      <w:start w:val="1"/>
+      <w:numFmt w:val="decimal"/>
+      <w:lvlText w:val="%1.%2.%3.%4.%5.%6.%7.%8."/>
+      <w:lvlJc w:val="left"/>
+      <w:pPr>
+        <w:ind w:left="2520" w:hanging="2520"/>
+      </w:pPr>
+      <w:rPr>
+        <w:rFonts w:hint="default"/>
+      </w:rPr>
+    </w:lvl>
+    <w:lvl w:ilvl="8">
+      <w:start w:val="1"/>
+      <w:numFmt w:val="decimal"/>
+      <w:lvlText w:val="%1.%2.%3.%4.%5.%6.%7.%8.%9."/>
+      <w:lvlJc w:val="left"/>
+      <w:pPr>
+        <w:ind w:left="2520" w:hanging="2520"/>
+      </w:pPr>
+      <w:rPr>
+        <w:rFonts w:hint="default"/>
+      </w:rPr>
+    </w:lvl>
+  </w:abstractNum>
+  <w:abstractNum w:abstractNumId="3" w15:restartNumberingAfterBreak="0">
     <w:nsid w:val="10414E6D"/>
     <w:multiLevelType w:val="multilevel"/>
     <w:tmpl w:val="E37A705A"/>
@@ -1639,7 +5937,128 @@
       </w:rPr>
     </w:lvl>
   </w:abstractNum>
-  <w:abstractNum w:abstractNumId="2" w15:restartNumberingAfterBreak="0">
+  <w:abstractNum w:abstractNumId="4" w15:restartNumberingAfterBreak="0">
+    <w:nsid w:val="195179C4"/>
+    <w:multiLevelType w:val="multilevel"/>
+    <w:tmpl w:val="EA80D76E"/>
+    <w:lvl w:ilvl="0">
+      <w:start w:val="1"/>
+      <w:numFmt w:val="decimal"/>
+      <w:lvlText w:val="%1."/>
+      <w:lvlJc w:val="left"/>
+      <w:pPr>
+        <w:ind w:left="720" w:hanging="360"/>
+      </w:pPr>
+      <w:rPr>
+        <w:rFonts w:hint="default"/>
+      </w:rPr>
+    </w:lvl>
+    <w:lvl w:ilvl="1">
+      <w:start w:val="2"/>
+      <w:numFmt w:val="decimal"/>
+      <w:isLgl/>
+      <w:lvlText w:val="%1.%2."/>
+      <w:lvlJc w:val="left"/>
+      <w:pPr>
+        <w:ind w:left="1080" w:hanging="720"/>
+      </w:pPr>
+      <w:rPr>
+        <w:rFonts w:hint="default"/>
+      </w:rPr>
+    </w:lvl>
+    <w:lvl w:ilvl="2">
+      <w:start w:val="1"/>
+      <w:numFmt w:val="decimal"/>
+      <w:isLgl/>
+      <w:lvlText w:val="%1.%2.%3."/>
+      <w:lvlJc w:val="left"/>
+      <w:pPr>
+        <w:ind w:left="1440" w:hanging="1080"/>
+      </w:pPr>
+      <w:rPr>
+        <w:rFonts w:hint="default"/>
+      </w:rPr>
+    </w:lvl>
+    <w:lvl w:ilvl="3">
+      <w:start w:val="1"/>
+      <w:numFmt w:val="decimal"/>
+      <w:isLgl/>
+      <w:lvlText w:val="%1.%2.%3.%4."/>
+      <w:lvlJc w:val="left"/>
+      <w:pPr>
+        <w:ind w:left="1800" w:hanging="1440"/>
+      </w:pPr>
+      <w:rPr>
+        <w:rFonts w:hint="default"/>
+      </w:rPr>
+    </w:lvl>
+    <w:lvl w:ilvl="4">
+      <w:start w:val="1"/>
+      <w:numFmt w:val="decimal"/>
+      <w:isLgl/>
+      <w:lvlText w:val="%1.%2.%3.%4.%5."/>
+      <w:lvlJc w:val="left"/>
+      <w:pPr>
+        <w:ind w:left="1800" w:hanging="1440"/>
+      </w:pPr>
+      <w:rPr>
+        <w:rFonts w:hint="default"/>
+      </w:rPr>
+    </w:lvl>
+    <w:lvl w:ilvl="5">
+      <w:start w:val="1"/>
+      <w:numFmt w:val="decimal"/>
+      <w:isLgl/>
+      <w:lvlText w:val="%1.%2.%3.%4.%5.%6."/>
+      <w:lvlJc w:val="left"/>
+      <w:pPr>
+        <w:ind w:left="2160" w:hanging="1800"/>
+      </w:pPr>
+      <w:rPr>
+        <w:rFonts w:hint="default"/>
+      </w:rPr>
+    </w:lvl>
+    <w:lvl w:ilvl="6">
+      <w:start w:val="1"/>
+      <w:numFmt w:val="decimal"/>
+      <w:isLgl/>
+      <w:lvlText w:val="%1.%2.%3.%4.%5.%6.%7."/>
+      <w:lvlJc w:val="left"/>
+      <w:pPr>
+        <w:ind w:left="2520" w:hanging="2160"/>
+      </w:pPr>
+      <w:rPr>
+        <w:rFonts w:hint="default"/>
+      </w:rPr>
+    </w:lvl>
+    <w:lvl w:ilvl="7">
+      <w:start w:val="1"/>
+      <w:numFmt w:val="decimal"/>
+      <w:isLgl/>
+      <w:lvlText w:val="%1.%2.%3.%4.%5.%6.%7.%8."/>
+      <w:lvlJc w:val="left"/>
+      <w:pPr>
+        <w:ind w:left="2880" w:hanging="2520"/>
+      </w:pPr>
+      <w:rPr>
+        <w:rFonts w:hint="default"/>
+      </w:rPr>
+    </w:lvl>
+    <w:lvl w:ilvl="8">
+      <w:start w:val="1"/>
+      <w:numFmt w:val="decimal"/>
+      <w:isLgl/>
+      <w:lvlText w:val="%1.%2.%3.%4.%5.%6.%7.%8.%9."/>
+      <w:lvlJc w:val="left"/>
+      <w:pPr>
+        <w:ind w:left="2880" w:hanging="2520"/>
+      </w:pPr>
+      <w:rPr>
+        <w:rFonts w:hint="default"/>
+      </w:rPr>
+    </w:lvl>
+  </w:abstractNum>
+  <w:abstractNum w:abstractNumId="5" w15:restartNumberingAfterBreak="0">
     <w:nsid w:val="1B914476"/>
     <w:multiLevelType w:val="multilevel"/>
     <w:tmpl w:val="6F0A74EC"/>
@@ -1788,7 +6207,7 @@
       </w:rPr>
     </w:lvl>
   </w:abstractNum>
-  <w:abstractNum w:abstractNumId="3" w15:restartNumberingAfterBreak="0">
+  <w:abstractNum w:abstractNumId="6" w15:restartNumberingAfterBreak="0">
     <w:nsid w:val="1BA70C77"/>
     <w:multiLevelType w:val="multilevel"/>
     <w:tmpl w:val="CD56ECEE"/>
@@ -1937,7 +6356,7 @@
       </w:rPr>
     </w:lvl>
   </w:abstractNum>
-  <w:abstractNum w:abstractNumId="4" w15:restartNumberingAfterBreak="0">
+  <w:abstractNum w:abstractNumId="7" w15:restartNumberingAfterBreak="0">
     <w:nsid w:val="21B96E55"/>
     <w:multiLevelType w:val="multilevel"/>
     <w:tmpl w:val="245A1062"/>
@@ -2086,7 +6505,7 @@
       </w:rPr>
     </w:lvl>
   </w:abstractNum>
-  <w:abstractNum w:abstractNumId="5" w15:restartNumberingAfterBreak="0">
+  <w:abstractNum w:abstractNumId="8" w15:restartNumberingAfterBreak="0">
     <w:nsid w:val="25770C88"/>
     <w:multiLevelType w:val="multilevel"/>
     <w:tmpl w:val="C3B2FA98"/>
@@ -2235,7 +6654,120 @@
       </w:rPr>
     </w:lvl>
   </w:abstractNum>
-  <w:abstractNum w:abstractNumId="6" w15:restartNumberingAfterBreak="0">
+  <w:abstractNum w:abstractNumId="9" w15:restartNumberingAfterBreak="0">
+    <w:nsid w:val="2E5C2F92"/>
+    <w:multiLevelType w:val="hybridMultilevel"/>
+    <w:tmpl w:val="5DFABEF2"/>
+    <w:lvl w:ilvl="0" w:tplc="1C090001">
+      <w:start w:val="1"/>
+      <w:numFmt w:val="bullet"/>
+      <w:lvlText w:val=""/>
+      <w:lvlJc w:val="left"/>
+      <w:pPr>
+        <w:ind w:left="9360" w:hanging="360"/>
+      </w:pPr>
+      <w:rPr>
+        <w:rFonts w:ascii="Symbol" w:hAnsi="Symbol" w:hint="default"/>
+      </w:rPr>
+    </w:lvl>
+    <w:lvl w:ilvl="1" w:tplc="1C090003" w:tentative="1">
+      <w:start w:val="1"/>
+      <w:numFmt w:val="bullet"/>
+      <w:lvlText w:val="o"/>
+      <w:lvlJc w:val="left"/>
+      <w:pPr>
+        <w:ind w:left="10080" w:hanging="360"/>
+      </w:pPr>
+      <w:rPr>
+        <w:rFonts w:ascii="Courier New" w:hAnsi="Courier New" w:cs="Courier New" w:hint="default"/>
+      </w:rPr>
+    </w:lvl>
+    <w:lvl w:ilvl="2" w:tplc="1C090005" w:tentative="1">
+      <w:start w:val="1"/>
+      <w:numFmt w:val="bullet"/>
+      <w:lvlText w:val=""/>
+      <w:lvlJc w:val="left"/>
+      <w:pPr>
+        <w:ind w:left="10800" w:hanging="360"/>
+      </w:pPr>
+      <w:rPr>
+        <w:rFonts w:ascii="Wingdings" w:hAnsi="Wingdings" w:hint="default"/>
+      </w:rPr>
+    </w:lvl>
+    <w:lvl w:ilvl="3" w:tplc="1C090001" w:tentative="1">
+      <w:start w:val="1"/>
+      <w:numFmt w:val="bullet"/>
+      <w:lvlText w:val=""/>
+      <w:lvlJc w:val="left"/>
+      <w:pPr>
+        <w:ind w:left="11520" w:hanging="360"/>
+      </w:pPr>
+      <w:rPr>
+        <w:rFonts w:ascii="Symbol" w:hAnsi="Symbol" w:hint="default"/>
+      </w:rPr>
+    </w:lvl>
+    <w:lvl w:ilvl="4" w:tplc="1C090003" w:tentative="1">
+      <w:start w:val="1"/>
+      <w:numFmt w:val="bullet"/>
+      <w:lvlText w:val="o"/>
+      <w:lvlJc w:val="left"/>
+      <w:pPr>
+        <w:ind w:left="12240" w:hanging="360"/>
+      </w:pPr>
+      <w:rPr>
+        <w:rFonts w:ascii="Courier New" w:hAnsi="Courier New" w:cs="Courier New" w:hint="default"/>
+      </w:rPr>
+    </w:lvl>
+    <w:lvl w:ilvl="5" w:tplc="1C090005" w:tentative="1">
+      <w:start w:val="1"/>
+      <w:numFmt w:val="bullet"/>
+      <w:lvlText w:val=""/>
+      <w:lvlJc w:val="left"/>
+      <w:pPr>
+        <w:ind w:left="12960" w:hanging="360"/>
+      </w:pPr>
+      <w:rPr>
+        <w:rFonts w:ascii="Wingdings" w:hAnsi="Wingdings" w:hint="default"/>
+      </w:rPr>
+    </w:lvl>
+    <w:lvl w:ilvl="6" w:tplc="1C090001" w:tentative="1">
+      <w:start w:val="1"/>
+      <w:numFmt w:val="bullet"/>
+      <w:lvlText w:val=""/>
+      <w:lvlJc w:val="left"/>
+      <w:pPr>
+        <w:ind w:left="13680" w:hanging="360"/>
+      </w:pPr>
+      <w:rPr>
+        <w:rFonts w:ascii="Symbol" w:hAnsi="Symbol" w:hint="default"/>
+      </w:rPr>
+    </w:lvl>
+    <w:lvl w:ilvl="7" w:tplc="1C090003" w:tentative="1">
+      <w:start w:val="1"/>
+      <w:numFmt w:val="bullet"/>
+      <w:lvlText w:val="o"/>
+      <w:lvlJc w:val="left"/>
+      <w:pPr>
+        <w:ind w:left="14400" w:hanging="360"/>
+      </w:pPr>
+      <w:rPr>
+        <w:rFonts w:ascii="Courier New" w:hAnsi="Courier New" w:cs="Courier New" w:hint="default"/>
+      </w:rPr>
+    </w:lvl>
+    <w:lvl w:ilvl="8" w:tplc="1C090005" w:tentative="1">
+      <w:start w:val="1"/>
+      <w:numFmt w:val="bullet"/>
+      <w:lvlText w:val=""/>
+      <w:lvlJc w:val="left"/>
+      <w:pPr>
+        <w:ind w:left="15120" w:hanging="360"/>
+      </w:pPr>
+      <w:rPr>
+        <w:rFonts w:ascii="Wingdings" w:hAnsi="Wingdings" w:hint="default"/>
+      </w:rPr>
+    </w:lvl>
+  </w:abstractNum>
+  <w:abstractNum w:abstractNumId="10" w15:restartNumberingAfterBreak="0">
     <w:nsid w:val="3328315B"/>
     <w:multiLevelType w:val="hybridMultilevel"/>
     <w:tmpl w:val="F81E3BAA"/>
@@ -2347,7 +6879,7 @@
       </w:rPr>
     </w:lvl>
   </w:abstractNum>
-  <w:abstractNum w:abstractNumId="7" w15:restartNumberingAfterBreak="0">
+  <w:abstractNum w:abstractNumId="11" w15:restartNumberingAfterBreak="0">
     <w:nsid w:val="34D051E3"/>
     <w:multiLevelType w:val="multilevel"/>
     <w:tmpl w:val="8542D630"/>
@@ -2496,7 +7028,7 @@
       </w:rPr>
     </w:lvl>
   </w:abstractNum>
-  <w:abstractNum w:abstractNumId="8" w15:restartNumberingAfterBreak="0">
+  <w:abstractNum w:abstractNumId="12" w15:restartNumberingAfterBreak="0">
     <w:nsid w:val="37736F23"/>
     <w:multiLevelType w:val="multilevel"/>
     <w:tmpl w:val="CB006B6C"/>
@@ -2645,7 +7177,120 @@
       </w:rPr>
     </w:lvl>
   </w:abstractNum>
-  <w:abstractNum w:abstractNumId="9" w15:restartNumberingAfterBreak="0">
+  <w:abstractNum w:abstractNumId="13" w15:restartNumberingAfterBreak="0">
+    <w:nsid w:val="3F9C04E1"/>
+    <w:multiLevelType w:val="hybridMultilevel"/>
+    <w:tmpl w:val="D640E7D8"/>
+    <w:lvl w:ilvl="0" w:tplc="1C090001">
+      <w:start w:val="1"/>
+      <w:numFmt w:val="bullet"/>
+      <w:lvlText w:val=""/>
+      <w:lvlJc w:val="left"/>
+      <w:pPr>
+        <w:ind w:left="720" w:hanging="360"/>
+      </w:pPr>
+      <w:rPr>
+        <w:rFonts w:ascii="Symbol" w:hAnsi="Symbol" w:hint="default"/>
+      </w:rPr>
+    </w:lvl>
+    <w:lvl w:ilvl="1" w:tplc="1C090003">
+      <w:start w:val="1"/>
+      <w:numFmt w:val="bullet"/>
+      <w:lvlText w:val="o"/>
+      <w:lvlJc w:val="left"/>
+      <w:pPr>
+        <w:ind w:left="1440" w:hanging="360"/>
+      </w:pPr>
+      <w:rPr>
+        <w:rFonts w:ascii="Courier New" w:hAnsi="Courier New" w:cs="Courier New" w:hint="default"/>
+      </w:rPr>
+    </w:lvl>
+    <w:lvl w:ilvl="2" w:tplc="1C090005" w:tentative="1">
+      <w:start w:val="1"/>
+      <w:numFmt w:val="bullet"/>
+      <w:lvlText w:val=""/>
+      <w:lvlJc w:val="left"/>
+      <w:pPr>
+        <w:ind w:left="2160" w:hanging="360"/>
+      </w:pPr>
+      <w:rPr>
+        <w:rFonts w:ascii="Wingdings" w:hAnsi="Wingdings" w:hint="default"/>
+      </w:rPr>
+    </w:lvl>
+    <w:lvl w:ilvl="3" w:tplc="1C090001" w:tentative="1">
+      <w:start w:val="1"/>
+      <w:numFmt w:val="bullet"/>
+      <w:lvlText w:val=""/>
+      <w:lvlJc w:val="left"/>
+      <w:pPr>
+        <w:ind w:left="2880" w:hanging="360"/>
+      </w:pPr>
+      <w:rPr>
+        <w:rFonts w:ascii="Symbol" w:hAnsi="Symbol" w:hint="default"/>
+      </w:rPr>
+    </w:lvl>
+    <w:lvl w:ilvl="4" w:tplc="1C090003" w:tentative="1">
+      <w:start w:val="1"/>
+      <w:numFmt w:val="bullet"/>
+      <w:lvlText w:val="o"/>
+      <w:lvlJc w:val="left"/>
+      <w:pPr>
+        <w:ind w:left="3600" w:hanging="360"/>
+      </w:pPr>
+      <w:rPr>
+        <w:rFonts w:ascii="Courier New" w:hAnsi="Courier New" w:cs="Courier New" w:hint="default"/>
+      </w:rPr>
+    </w:lvl>
+    <w:lvl w:ilvl="5" w:tplc="1C090005" w:tentative="1">
+      <w:start w:val="1"/>
+      <w:numFmt w:val="bullet"/>
+      <w:lvlText w:val=""/>
+      <w:lvlJc w:val="left"/>
+      <w:pPr>
+        <w:ind w:left="4320" w:hanging="360"/>
+      </w:pPr>
+      <w:rPr>
+        <w:rFonts w:ascii="Wingdings" w:hAnsi="Wingdings" w:hint="default"/>
+      </w:rPr>
+    </w:lvl>
+    <w:lvl w:ilvl="6" w:tplc="1C090001" w:tentative="1">
+      <w:start w:val="1"/>
+      <w:numFmt w:val="bullet"/>
+      <w:lvlText w:val=""/>
+      <w:lvlJc w:val="left"/>
+      <w:pPr>
+        <w:ind w:left="5040" w:hanging="360"/>
+      </w:pPr>
+      <w:rPr>
+        <w:rFonts w:ascii="Symbol" w:hAnsi="Symbol" w:hint="default"/>
+      </w:rPr>
+    </w:lvl>
+    <w:lvl w:ilvl="7" w:tplc="1C090003" w:tentative="1">
+      <w:start w:val="1"/>
+      <w:numFmt w:val="bullet"/>
+      <w:lvlText w:val="o"/>
+      <w:lvlJc w:val="left"/>
+      <w:pPr>
+        <w:ind w:left="5760" w:hanging="360"/>
+      </w:pPr>
+      <w:rPr>
+        <w:rFonts w:ascii="Courier New" w:hAnsi="Courier New" w:cs="Courier New" w:hint="default"/>
+      </w:rPr>
+    </w:lvl>
+    <w:lvl w:ilvl="8" w:tplc="1C090005" w:tentative="1">
+      <w:start w:val="1"/>
+      <w:numFmt w:val="bullet"/>
+      <w:lvlText w:val=""/>
+      <w:lvlJc w:val="left"/>
+      <w:pPr>
+        <w:ind w:left="6480" w:hanging="360"/>
+      </w:pPr>
+      <w:rPr>
+        <w:rFonts w:ascii="Wingdings" w:hAnsi="Wingdings" w:hint="default"/>
+      </w:rPr>
+    </w:lvl>
+  </w:abstractNum>
+  <w:abstractNum w:abstractNumId="14" w15:restartNumberingAfterBreak="0">
     <w:nsid w:val="3FC22F22"/>
     <w:multiLevelType w:val="multilevel"/>
     <w:tmpl w:val="DD4E72D6"/>
@@ -2794,7 +7439,7 @@
       </w:rPr>
     </w:lvl>
   </w:abstractNum>
-  <w:abstractNum w:abstractNumId="10" w15:restartNumberingAfterBreak="0">
+  <w:abstractNum w:abstractNumId="15" w15:restartNumberingAfterBreak="0">
     <w:nsid w:val="4E9608B9"/>
     <w:multiLevelType w:val="multilevel"/>
     <w:tmpl w:val="B8A626CC"/>
@@ -2943,7 +7588,7 @@
       </w:rPr>
     </w:lvl>
   </w:abstractNum>
-  <w:abstractNum w:abstractNumId="11" w15:restartNumberingAfterBreak="0">
+  <w:abstractNum w:abstractNumId="16" w15:restartNumberingAfterBreak="0">
     <w:nsid w:val="56D0283A"/>
     <w:multiLevelType w:val="hybridMultilevel"/>
     <w:tmpl w:val="6394A098"/>
@@ -3055,7 +7700,7 @@
       </w:rPr>
     </w:lvl>
   </w:abstractNum>
-  <w:abstractNum w:abstractNumId="12" w15:restartNumberingAfterBreak="0">
+  <w:abstractNum w:abstractNumId="17" w15:restartNumberingAfterBreak="0">
     <w:nsid w:val="5A967513"/>
     <w:multiLevelType w:val="multilevel"/>
     <w:tmpl w:val="5E5C7F06"/>
@@ -3204,7 +7849,7 @@
       </w:rPr>
     </w:lvl>
   </w:abstractNum>
-  <w:abstractNum w:abstractNumId="13" w15:restartNumberingAfterBreak="0">
+  <w:abstractNum w:abstractNumId="18" w15:restartNumberingAfterBreak="0">
     <w:nsid w:val="5C8E7A0F"/>
     <w:multiLevelType w:val="multilevel"/>
     <w:tmpl w:val="D9BED4E2"/>
@@ -3353,7 +7998,7 @@
       </w:rPr>
     </w:lvl>
   </w:abstractNum>
-  <w:abstractNum w:abstractNumId="14" w15:restartNumberingAfterBreak="0">
+  <w:abstractNum w:abstractNumId="19" w15:restartNumberingAfterBreak="0">
     <w:nsid w:val="62BD4909"/>
     <w:multiLevelType w:val="multilevel"/>
     <w:tmpl w:val="5950A3AA"/>
@@ -3502,7 +8147,233 @@
       </w:rPr>
     </w:lvl>
   </w:abstractNum>
-  <w:abstractNum w:abstractNumId="15" w15:restartNumberingAfterBreak="0">
+  <w:abstractNum w:abstractNumId="20" w15:restartNumberingAfterBreak="0">
+    <w:nsid w:val="62F654CA"/>
+    <w:multiLevelType w:val="hybridMultilevel"/>
+    <w:tmpl w:val="28EA041A"/>
+    <w:lvl w:ilvl="0" w:tplc="1C090001">
+      <w:start w:val="1"/>
+      <w:numFmt w:val="bullet"/>
+      <w:lvlText w:val=""/>
+      <w:lvlJc w:val="left"/>
+      <w:pPr>
+        <w:ind w:left="3600" w:hanging="360"/>
+      </w:pPr>
+      <w:rPr>
+        <w:rFonts w:ascii="Symbol" w:hAnsi="Symbol" w:hint="default"/>
+      </w:rPr>
+    </w:lvl>
+    <w:lvl w:ilvl="1" w:tplc="1C090003" w:tentative="1">
+      <w:start w:val="1"/>
+      <w:numFmt w:val="bullet"/>
+      <w:lvlText w:val="o"/>
+      <w:lvlJc w:val="left"/>
+      <w:pPr>
+        <w:ind w:left="4320" w:hanging="360"/>
+      </w:pPr>
+      <w:rPr>
+        <w:rFonts w:ascii="Courier New" w:hAnsi="Courier New" w:cs="Courier New" w:hint="default"/>
+      </w:rPr>
+    </w:lvl>
+    <w:lvl w:ilvl="2" w:tplc="1C090005" w:tentative="1">
+      <w:start w:val="1"/>
+      <w:numFmt w:val="bullet"/>
+      <w:lvlText w:val=""/>
+      <w:lvlJc w:val="left"/>
+      <w:pPr>
+        <w:ind w:left="5040" w:hanging="360"/>
+      </w:pPr>
+      <w:rPr>
+        <w:rFonts w:ascii="Wingdings" w:hAnsi="Wingdings" w:hint="default"/>
+      </w:rPr>
+    </w:lvl>
+    <w:lvl w:ilvl="3" w:tplc="1C090001" w:tentative="1">
+      <w:start w:val="1"/>
+      <w:numFmt w:val="bullet"/>
+      <w:lvlText w:val=""/>
+      <w:lvlJc w:val="left"/>
+      <w:pPr>
+        <w:ind w:left="5760" w:hanging="360"/>
+      </w:pPr>
+      <w:rPr>
+        <w:rFonts w:ascii="Symbol" w:hAnsi="Symbol" w:hint="default"/>
+      </w:rPr>
+    </w:lvl>
+    <w:lvl w:ilvl="4" w:tplc="1C090003" w:tentative="1">
+      <w:start w:val="1"/>
+      <w:numFmt w:val="bullet"/>
+      <w:lvlText w:val="o"/>
+      <w:lvlJc w:val="left"/>
+      <w:pPr>
+        <w:ind w:left="6480" w:hanging="360"/>
+      </w:pPr>
+      <w:rPr>
+        <w:rFonts w:ascii="Courier New" w:hAnsi="Courier New" w:cs="Courier New" w:hint="default"/>
+      </w:rPr>
+    </w:lvl>
+    <w:lvl w:ilvl="5" w:tplc="1C090005" w:tentative="1">
+      <w:start w:val="1"/>
+      <w:numFmt w:val="bullet"/>
+      <w:lvlText w:val=""/>
+      <w:lvlJc w:val="left"/>
+      <w:pPr>
+        <w:ind w:left="7200" w:hanging="360"/>
+      </w:pPr>
+      <w:rPr>
+        <w:rFonts w:ascii="Wingdings" w:hAnsi="Wingdings" w:hint="default"/>
+      </w:rPr>
+    </w:lvl>
+    <w:lvl w:ilvl="6" w:tplc="1C090001" w:tentative="1">
+      <w:start w:val="1"/>
+      <w:numFmt w:val="bullet"/>
+      <w:lvlText w:val=""/>
+      <w:lvlJc w:val="left"/>
+      <w:pPr>
+        <w:ind w:left="7920" w:hanging="360"/>
+      </w:pPr>
+      <w:rPr>
+        <w:rFonts w:ascii="Symbol" w:hAnsi="Symbol" w:hint="default"/>
+      </w:rPr>
+    </w:lvl>
+    <w:lvl w:ilvl="7" w:tplc="1C090003" w:tentative="1">
+      <w:start w:val="1"/>
+      <w:numFmt w:val="bullet"/>
+      <w:lvlText w:val="o"/>
+      <w:lvlJc w:val="left"/>
+      <w:pPr>
+        <w:ind w:left="8640" w:hanging="360"/>
+      </w:pPr>
+      <w:rPr>
+        <w:rFonts w:ascii="Courier New" w:hAnsi="Courier New" w:cs="Courier New" w:hint="default"/>
+      </w:rPr>
+    </w:lvl>
+    <w:lvl w:ilvl="8" w:tplc="1C090005" w:tentative="1">
+      <w:start w:val="1"/>
+      <w:numFmt w:val="bullet"/>
+      <w:lvlText w:val=""/>
+      <w:lvlJc w:val="left"/>
+      <w:pPr>
+        <w:ind w:left="9360" w:hanging="360"/>
+      </w:pPr>
+      <w:rPr>
+        <w:rFonts w:ascii="Wingdings" w:hAnsi="Wingdings" w:hint="default"/>
+      </w:rPr>
+    </w:lvl>
+  </w:abstractNum>
+  <w:abstractNum w:abstractNumId="21" w15:restartNumberingAfterBreak="0">
+    <w:nsid w:val="66102F14"/>
+    <w:multiLevelType w:val="hybridMultilevel"/>
+    <w:tmpl w:val="76EA5A4A"/>
+    <w:lvl w:ilvl="0" w:tplc="1C090001">
+      <w:start w:val="1"/>
+      <w:numFmt w:val="bullet"/>
+      <w:lvlText w:val=""/>
+      <w:lvlJc w:val="left"/>
+      <w:pPr>
+        <w:ind w:left="6480" w:hanging="360"/>
+      </w:pPr>
+      <w:rPr>
+        <w:rFonts w:ascii="Symbol" w:hAnsi="Symbol" w:hint="default"/>
+      </w:rPr>
+    </w:lvl>
+    <w:lvl w:ilvl="1" w:tplc="1C090003" w:tentative="1">
+      <w:start w:val="1"/>
+      <w:numFmt w:val="bullet"/>
+      <w:lvlText w:val="o"/>
+      <w:lvlJc w:val="left"/>
+      <w:pPr>
+        <w:ind w:left="7200" w:hanging="360"/>
+      </w:pPr>
+      <w:rPr>
+        <w:rFonts w:ascii="Courier New" w:hAnsi="Courier New" w:cs="Courier New" w:hint="default"/>
+      </w:rPr>
+    </w:lvl>
+    <w:lvl w:ilvl="2" w:tplc="1C090005" w:tentative="1">
+      <w:start w:val="1"/>
+      <w:numFmt w:val="bullet"/>
+      <w:lvlText w:val=""/>
+      <w:lvlJc w:val="left"/>
+      <w:pPr>
+        <w:ind w:left="7920" w:hanging="360"/>
+      </w:pPr>
+      <w:rPr>
+        <w:rFonts w:ascii="Wingdings" w:hAnsi="Wingdings" w:hint="default"/>
+      </w:rPr>
+    </w:lvl>
+    <w:lvl w:ilvl="3" w:tplc="1C090001" w:tentative="1">
+      <w:start w:val="1"/>
+      <w:numFmt w:val="bullet"/>
+      <w:lvlText w:val=""/>
+      <w:lvlJc w:val="left"/>
+      <w:pPr>
+        <w:ind w:left="8640" w:hanging="360"/>
+      </w:pPr>
+      <w:rPr>
+        <w:rFonts w:ascii="Symbol" w:hAnsi="Symbol" w:hint="default"/>
+      </w:rPr>
+    </w:lvl>
+    <w:lvl w:ilvl="4" w:tplc="1C090003" w:tentative="1">
+      <w:start w:val="1"/>
+      <w:numFmt w:val="bullet"/>
+      <w:lvlText w:val="o"/>
+      <w:lvlJc w:val="left"/>
+      <w:pPr>
+        <w:ind w:left="9360" w:hanging="360"/>
+      </w:pPr>
+      <w:rPr>
+        <w:rFonts w:ascii="Courier New" w:hAnsi="Courier New" w:cs="Courier New" w:hint="default"/>
+      </w:rPr>
+    </w:lvl>
+    <w:lvl w:ilvl="5" w:tplc="1C090005" w:tentative="1">
+      <w:start w:val="1"/>
+      <w:numFmt w:val="bullet"/>
+      <w:lvlText w:val=""/>
+      <w:lvlJc w:val="left"/>
+      <w:pPr>
+        <w:ind w:left="10080" w:hanging="360"/>
+      </w:pPr>
+      <w:rPr>
+        <w:rFonts w:ascii="Wingdings" w:hAnsi="Wingdings" w:hint="default"/>
+      </w:rPr>
+    </w:lvl>
+    <w:lvl w:ilvl="6" w:tplc="1C090001" w:tentative="1">
+      <w:start w:val="1"/>
+      <w:numFmt w:val="bullet"/>
+      <w:lvlText w:val=""/>
+      <w:lvlJc w:val="left"/>
+      <w:pPr>
+        <w:ind w:left="10800" w:hanging="360"/>
+      </w:pPr>
+      <w:rPr>
+        <w:rFonts w:ascii="Symbol" w:hAnsi="Symbol" w:hint="default"/>
+      </w:rPr>
+    </w:lvl>
+    <w:lvl w:ilvl="7" w:tplc="1C090003" w:tentative="1">
+      <w:start w:val="1"/>
+      <w:numFmt w:val="bullet"/>
+      <w:lvlText w:val="o"/>
+      <w:lvlJc w:val="left"/>
+      <w:pPr>
+        <w:ind w:left="11520" w:hanging="360"/>
+      </w:pPr>
+      <w:rPr>
+        <w:rFonts w:ascii="Courier New" w:hAnsi="Courier New" w:cs="Courier New" w:hint="default"/>
+      </w:rPr>
+    </w:lvl>
+    <w:lvl w:ilvl="8" w:tplc="1C090005" w:tentative="1">
+      <w:start w:val="1"/>
+      <w:numFmt w:val="bullet"/>
+      <w:lvlText w:val=""/>
+      <w:lvlJc w:val="left"/>
+      <w:pPr>
+        <w:ind w:left="12240" w:hanging="360"/>
+      </w:pPr>
+      <w:rPr>
+        <w:rFonts w:ascii="Wingdings" w:hAnsi="Wingdings" w:hint="default"/>
+      </w:rPr>
+    </w:lvl>
+  </w:abstractNum>
+  <w:abstractNum w:abstractNumId="22" w15:restartNumberingAfterBreak="0">
     <w:nsid w:val="69610560"/>
     <w:multiLevelType w:val="multilevel"/>
     <w:tmpl w:val="B0DEBB4E"/>
@@ -3651,7 +8522,120 @@
       </w:rPr>
     </w:lvl>
   </w:abstractNum>
-  <w:abstractNum w:abstractNumId="16" w15:restartNumberingAfterBreak="0">
+  <w:abstractNum w:abstractNumId="23" w15:restartNumberingAfterBreak="0">
+    <w:nsid w:val="6E17248D"/>
+    <w:multiLevelType w:val="hybridMultilevel"/>
+    <w:tmpl w:val="02FCFCCE"/>
+    <w:lvl w:ilvl="0" w:tplc="1C090001">
+      <w:start w:val="1"/>
+      <w:numFmt w:val="bullet"/>
+      <w:lvlText w:val=""/>
+      <w:lvlJc w:val="left"/>
+      <w:pPr>
+        <w:ind w:left="720" w:hanging="360"/>
+      </w:pPr>
+      <w:rPr>
+        <w:rFonts w:ascii="Symbol" w:hAnsi="Symbol" w:hint="default"/>
+      </w:rPr>
+    </w:lvl>
+    <w:lvl w:ilvl="1" w:tplc="1C090003">
+      <w:start w:val="1"/>
+      <w:numFmt w:val="bullet"/>
+      <w:lvlText w:val="o"/>
+      <w:lvlJc w:val="left"/>
+      <w:pPr>
+        <w:ind w:left="1440" w:hanging="360"/>
+      </w:pPr>
+      <w:rPr>
+        <w:rFonts w:ascii="Courier New" w:hAnsi="Courier New" w:cs="Courier New" w:hint="default"/>
+      </w:rPr>
+    </w:lvl>
+    <w:lvl w:ilvl="2" w:tplc="1C090005" w:tentative="1">
+      <w:start w:val="1"/>
+      <w:numFmt w:val="bullet"/>
+      <w:lvlText w:val=""/>
+      <w:lvlJc w:val="left"/>
+      <w:pPr>
+        <w:ind w:left="2160" w:hanging="360"/>
+      </w:pPr>
+      <w:rPr>
+        <w:rFonts w:ascii="Wingdings" w:hAnsi="Wingdings" w:hint="default"/>
+      </w:rPr>
+    </w:lvl>
+    <w:lvl w:ilvl="3" w:tplc="1C090001" w:tentative="1">
+      <w:start w:val="1"/>
+      <w:numFmt w:val="bullet"/>
+      <w:lvlText w:val=""/>
+      <w:lvlJc w:val="left"/>
+      <w:pPr>
+        <w:ind w:left="2880" w:hanging="360"/>
+      </w:pPr>
+      <w:rPr>
+        <w:rFonts w:ascii="Symbol" w:hAnsi="Symbol" w:hint="default"/>
+      </w:rPr>
+    </w:lvl>
+    <w:lvl w:ilvl="4" w:tplc="1C090003" w:tentative="1">
+      <w:start w:val="1"/>
+      <w:numFmt w:val="bullet"/>
+      <w:lvlText w:val="o"/>
+      <w:lvlJc w:val="left"/>
+      <w:pPr>
+        <w:ind w:left="3600" w:hanging="360"/>
+      </w:pPr>
+      <w:rPr>
+        <w:rFonts w:ascii="Courier New" w:hAnsi="Courier New" w:cs="Courier New" w:hint="default"/>
+      </w:rPr>
+    </w:lvl>
+    <w:lvl w:ilvl="5" w:tplc="1C090005" w:tentative="1">
+      <w:start w:val="1"/>
+      <w:numFmt w:val="bullet"/>
+      <w:lvlText w:val=""/>
+      <w:lvlJc w:val="left"/>
+      <w:pPr>
+        <w:ind w:left="4320" w:hanging="360"/>
+      </w:pPr>
+      <w:rPr>
+        <w:rFonts w:ascii="Wingdings" w:hAnsi="Wingdings" w:hint="default"/>
+      </w:rPr>
+    </w:lvl>
+    <w:lvl w:ilvl="6" w:tplc="1C090001" w:tentative="1">
+      <w:start w:val="1"/>
+      <w:numFmt w:val="bullet"/>
+      <w:lvlText w:val=""/>
+      <w:lvlJc w:val="left"/>
+      <w:pPr>
+        <w:ind w:left="5040" w:hanging="360"/>
+      </w:pPr>
+      <w:rPr>
+        <w:rFonts w:ascii="Symbol" w:hAnsi="Symbol" w:hint="default"/>
+      </w:rPr>
+    </w:lvl>
+    <w:lvl w:ilvl="7" w:tplc="1C090003" w:tentative="1">
+      <w:start w:val="1"/>
+      <w:numFmt w:val="bullet"/>
+      <w:lvlText w:val="o"/>
+      <w:lvlJc w:val="left"/>
+      <w:pPr>
+        <w:ind w:left="5760" w:hanging="360"/>
+      </w:pPr>
+      <w:rPr>
+        <w:rFonts w:ascii="Courier New" w:hAnsi="Courier New" w:cs="Courier New" w:hint="default"/>
+      </w:rPr>
+    </w:lvl>
+    <w:lvl w:ilvl="8" w:tplc="1C090005" w:tentative="1">
+      <w:start w:val="1"/>
+      <w:numFmt w:val="bullet"/>
+      <w:lvlText w:val=""/>
+      <w:lvlJc w:val="left"/>
+      <w:pPr>
+        <w:ind w:left="6480" w:hanging="360"/>
+      </w:pPr>
+      <w:rPr>
+        <w:rFonts w:ascii="Wingdings" w:hAnsi="Wingdings" w:hint="default"/>
+      </w:rPr>
+    </w:lvl>
+  </w:abstractNum>
+  <w:abstractNum w:abstractNumId="24" w15:restartNumberingAfterBreak="0">
     <w:nsid w:val="7654473D"/>
     <w:multiLevelType w:val="multilevel"/>
     <w:tmpl w:val="6BC29218"/>
@@ -3800,7 +8784,7 @@
       </w:rPr>
     </w:lvl>
   </w:abstractNum>
-  <w:abstractNum w:abstractNumId="17" w15:restartNumberingAfterBreak="0">
+  <w:abstractNum w:abstractNumId="25" w15:restartNumberingAfterBreak="0">
     <w:nsid w:val="768F0DBF"/>
     <w:multiLevelType w:val="multilevel"/>
     <w:tmpl w:val="FB5CBEB4"/>
@@ -3949,7 +8933,7 @@
       </w:rPr>
     </w:lvl>
   </w:abstractNum>
-  <w:abstractNum w:abstractNumId="18" w15:restartNumberingAfterBreak="0">
+  <w:abstractNum w:abstractNumId="26" w15:restartNumberingAfterBreak="0">
     <w:nsid w:val="7C8E28D9"/>
     <w:multiLevelType w:val="multilevel"/>
     <w:tmpl w:val="7CA8B7BA"/>
@@ -4098,7 +9082,7 @@
       </w:rPr>
     </w:lvl>
   </w:abstractNum>
-  <w:abstractNum w:abstractNumId="19" w15:restartNumberingAfterBreak="0">
+  <w:abstractNum w:abstractNumId="27" w15:restartNumberingAfterBreak="0">
     <w:nsid w:val="7CBB65A4"/>
     <w:multiLevelType w:val="multilevel"/>
     <w:tmpl w:val="1CFEAF44"/>
@@ -4248,64 +9232,88 @@
     </w:lvl>
   </w:abstractNum>
   <w:num w:numId="1" w16cid:durableId="687567506">
+    <w:abstractNumId w:val="1"/>
+  </w:num>
+  <w:num w:numId="2" w16cid:durableId="431511391">
+    <w:abstractNumId w:val="27"/>
+  </w:num>
+  <w:num w:numId="3" w16cid:durableId="1242638723">
+    <w:abstractNumId w:val="3"/>
+  </w:num>
+  <w:num w:numId="4" w16cid:durableId="1273897487">
+    <w:abstractNumId w:val="11"/>
+  </w:num>
+  <w:num w:numId="5" w16cid:durableId="1004164581">
+    <w:abstractNumId w:val="18"/>
+  </w:num>
+  <w:num w:numId="6" w16cid:durableId="969819598">
+    <w:abstractNumId w:val="25"/>
+  </w:num>
+  <w:num w:numId="7" w16cid:durableId="789740556">
+    <w:abstractNumId w:val="8"/>
+  </w:num>
+  <w:num w:numId="8" w16cid:durableId="1986816602">
+    <w:abstractNumId w:val="7"/>
+  </w:num>
+  <w:num w:numId="9" w16cid:durableId="1440489701">
+    <w:abstractNumId w:val="17"/>
+  </w:num>
+  <w:num w:numId="10" w16cid:durableId="196621290">
+    <w:abstractNumId w:val="6"/>
+  </w:num>
+  <w:num w:numId="11" w16cid:durableId="1918856247">
+    <w:abstractNumId w:val="15"/>
+  </w:num>
+  <w:num w:numId="12" w16cid:durableId="191261191">
+    <w:abstractNumId w:val="14"/>
+  </w:num>
+  <w:num w:numId="13" w16cid:durableId="409280213">
+    <w:abstractNumId w:val="19"/>
+  </w:num>
+  <w:num w:numId="14" w16cid:durableId="2121340738">
+    <w:abstractNumId w:val="26"/>
+  </w:num>
+  <w:num w:numId="15" w16cid:durableId="272372120">
+    <w:abstractNumId w:val="22"/>
+  </w:num>
+  <w:num w:numId="16" w16cid:durableId="136143350">
+    <w:abstractNumId w:val="5"/>
+  </w:num>
+  <w:num w:numId="17" w16cid:durableId="195889960">
+    <w:abstractNumId w:val="24"/>
+  </w:num>
+  <w:num w:numId="18" w16cid:durableId="1439062900">
+    <w:abstractNumId w:val="12"/>
+  </w:num>
+  <w:num w:numId="19" w16cid:durableId="1112434977">
+    <w:abstractNumId w:val="10"/>
+  </w:num>
+  <w:num w:numId="20" w16cid:durableId="412894251">
+    <w:abstractNumId w:val="16"/>
+  </w:num>
+  <w:num w:numId="21" w16cid:durableId="1429307023">
     <w:abstractNumId w:val="0"/>
   </w:num>
-  <w:num w:numId="2" w16cid:durableId="431511391">
-    <w:abstractNumId w:val="19"/>
+  <w:num w:numId="22" w16cid:durableId="2005741673">
+    <w:abstractNumId w:val="20"/>
   </w:num>
-  <w:num w:numId="3" w16cid:durableId="1242638723">
-    <w:abstractNumId w:val="1"/>
+  <w:num w:numId="23" w16cid:durableId="528298056">
+    <w:abstractNumId w:val="21"/>
   </w:num>
-  <w:num w:numId="4" w16cid:durableId="1273897487">
-    <w:abstractNumId w:val="7"/>
+  <w:num w:numId="24" w16cid:durableId="569268510">
+    <w:abstractNumId w:val="9"/>
   </w:num>
-  <w:num w:numId="5" w16cid:durableId="1004164581">
+  <w:num w:numId="25" w16cid:durableId="775708082">
     <w:abstractNumId w:val="13"/>
   </w:num>
-  <w:num w:numId="6" w16cid:durableId="969819598">
-    <w:abstractNumId w:val="17"/>
-  </w:num>
-  <w:num w:numId="7" w16cid:durableId="789740556">
-    <w:abstractNumId w:val="5"/>
-  </w:num>
-  <w:num w:numId="8" w16cid:durableId="1986816602">
-    <w:abstractNumId w:val="4"/>
-  </w:num>
-  <w:num w:numId="9" w16cid:durableId="1440489701">
-    <w:abstractNumId w:val="12"/>
-  </w:num>
-  <w:num w:numId="10" w16cid:durableId="196621290">
-    <w:abstractNumId w:val="3"/>
-  </w:num>
-  <w:num w:numId="11" w16cid:durableId="1918856247">
-    <w:abstractNumId w:val="10"/>
-  </w:num>
-  <w:num w:numId="12" w16cid:durableId="191261191">
-    <w:abstractNumId w:val="9"/>
-  </w:num>
-  <w:num w:numId="13" w16cid:durableId="409280213">
-    <w:abstractNumId w:val="14"/>
-  </w:num>
-  <w:num w:numId="14" w16cid:durableId="2121340738">
-    <w:abstractNumId w:val="18"/>
-  </w:num>
-  <w:num w:numId="15" w16cid:durableId="272372120">
-    <w:abstractNumId w:val="15"/>
-  </w:num>
-  <w:num w:numId="16" w16cid:durableId="136143350">
+  <w:num w:numId="26" w16cid:durableId="1380125870">
     <w:abstractNumId w:val="2"/>
   </w:num>
-  <w:num w:numId="17" w16cid:durableId="195889960">
-    <w:abstractNumId w:val="16"/>
+  <w:num w:numId="27" w16cid:durableId="991520624">
+    <w:abstractNumId w:val="23"/>
   </w:num>
-  <w:num w:numId="18" w16cid:durableId="1439062900">
-    <w:abstractNumId w:val="8"/>
-  </w:num>
-  <w:num w:numId="19" w16cid:durableId="1112434977">
-    <w:abstractNumId w:val="6"/>
-  </w:num>
-  <w:num w:numId="20" w16cid:durableId="412894251">
-    <w:abstractNumId w:val="11"/>
+  <w:num w:numId="28" w16cid:durableId="458039466">
+    <w:abstractNumId w:val="4"/>
   </w:num>
   <w:numIdMacAtCleanup w:val="18"/>
 </w:numbering>
@@ -4919,6 +9927,7 @@
   <w:style w:type="character" w:default="1" w:styleId="DefaultParagraphFont">
     <w:name w:val="Default Paragraph Font"/>
     <w:uiPriority w:val="1"/>
+    <w:semiHidden/>
     <w:unhideWhenUsed/>
   </w:style>
   <w:style w:type="table" w:default="1" w:styleId="TableNormal">
@@ -5426,6 +10435,18 @@
       <w:rFonts w:ascii="Cambria" w:hAnsi="Cambria"/>
     </w:rPr>
   </w:style>
+  <w:style w:type="character" w:styleId="FollowedHyperlink">
+    <w:name w:val="FollowedHyperlink"/>
+    <w:basedOn w:val="DefaultParagraphFont"/>
+    <w:uiPriority w:val="99"/>
+    <w:semiHidden/>
+    <w:unhideWhenUsed/>
+    <w:rsid w:val="005C419A"/>
+    <w:rPr>
+      <w:color w:val="96607D" w:themeColor="followedHyperlink"/>
+      <w:u w:val="single"/>
+    </w:rPr>
+  </w:style>
 </w:styles>
 </file>
 
